--- a/note/NOTE作成するに際して.docx
+++ b/note/NOTE作成するに際して.docx
@@ -395,96 +395,21 @@
         </w:rPr>
         <w:t>が、しかし</w:t>
       </w:r>
-      <w:r>
-        <w:rPr>
-          <w:rFonts w:hint="eastAsia"/>
-        </w:rPr>
-        <w:t>鮮やか</w:t>
-      </w:r>
-      <w:r>
-        <w:rPr>
-          <w:rFonts w:hint="eastAsia"/>
-        </w:rPr>
-        <w:t>な</w:t>
-      </w:r>
-      <w:r>
-        <w:rPr>
-          <w:rFonts w:hint="eastAsia"/>
-        </w:rPr>
-        <w:t>太陽が</w:t>
-      </w:r>
-      <w:r>
-        <w:rPr>
-          <w:rFonts w:hint="eastAsia"/>
-        </w:rPr>
-        <w:t>地平線から覗きだした</w:t>
-      </w:r>
-      <w:r>
-        <w:rPr>
-          <w:rFonts w:hint="eastAsia"/>
-        </w:rPr>
-        <w:t>瞬間、目を疑う</w:t>
-      </w:r>
-      <w:r>
-        <w:rPr>
-          <w:rFonts w:hint="eastAsia"/>
-        </w:rPr>
-        <w:t>事がおこった。なんと、動物さん</w:t>
-      </w:r>
-      <w:r>
-        <w:rPr>
-          <w:rFonts w:hint="eastAsia"/>
-        </w:rPr>
-        <w:t>たち</w:t>
-      </w:r>
-      <w:r>
-        <w:rPr>
-          <w:rFonts w:hint="eastAsia"/>
-        </w:rPr>
-        <w:t>は</w:t>
-      </w:r>
-      <w:r>
-        <w:rPr>
-          <w:rFonts w:hint="eastAsia"/>
-        </w:rPr>
-        <w:t>人だったのだ。わたしは</w:t>
-      </w:r>
-      <w:r>
-        <w:rPr>
-          <w:rFonts w:hint="eastAsia"/>
-        </w:rPr>
-        <w:t>人前で演奏できていたのだ。</w:t>
-      </w:r>
-      <w:r>
-        <w:rPr>
-          <w:rFonts w:hint="eastAsia"/>
-        </w:rPr>
-        <w:t>なんという</w:t>
-      </w:r>
-      <w:r>
-        <w:rPr>
-          <w:rFonts w:hint="eastAsia"/>
-        </w:rPr>
-        <w:t>！なんという！なんという！どうする</w:t>
-      </w:r>
-      <w:r>
-        <w:rPr>
-          <w:rFonts w:hint="eastAsia"/>
-        </w:rPr>
-        <w:t>、わたしどうする、いやどうしたん</w:t>
-      </w:r>
-      <w:r>
-        <w:rPr>
-          <w:rFonts w:hint="eastAsia"/>
-        </w:rPr>
-        <w:t>だ？</w:t>
-      </w:r>
     </w:p>
     <w:p>
       <w:pPr>
         <w:pStyle w:val="a9"/>
         <w:ind w:left="360" w:firstLineChars="100" w:firstLine="210"/>
-      </w:pPr>
+        <w:rPr>
+          <w:rFonts w:hint="eastAsia"/>
+        </w:rPr>
+      </w:pPr>
+      <w:r>
+        <w:rPr>
+          <w:rFonts w:hint="eastAsia"/>
+        </w:rPr>
+        <w:t>----------------------------------------------------------------------------------------------</w:t>
+      </w:r>
     </w:p>
     <w:p>
       <w:pPr>
@@ -495,7 +420,76 @@
         <w:rPr>
           <w:rFonts w:hint="eastAsia"/>
         </w:rPr>
-        <w:t>つづく、、、。</w:t>
+        <w:t>鮮やか</w:t>
+      </w:r>
+      <w:r>
+        <w:rPr>
+          <w:rFonts w:hint="eastAsia"/>
+        </w:rPr>
+        <w:t>な</w:t>
+      </w:r>
+      <w:r>
+        <w:rPr>
+          <w:rFonts w:hint="eastAsia"/>
+        </w:rPr>
+        <w:t>太陽が</w:t>
+      </w:r>
+      <w:r>
+        <w:rPr>
+          <w:rFonts w:hint="eastAsia"/>
+        </w:rPr>
+        <w:t>地平線から覗きだした</w:t>
+      </w:r>
+      <w:r>
+        <w:rPr>
+          <w:rFonts w:hint="eastAsia"/>
+        </w:rPr>
+        <w:t>瞬間、目を疑う</w:t>
+      </w:r>
+      <w:r>
+        <w:rPr>
+          <w:rFonts w:hint="eastAsia"/>
+        </w:rPr>
+        <w:t>事がおこった。なんと、動物さん</w:t>
+      </w:r>
+      <w:r>
+        <w:rPr>
+          <w:rFonts w:hint="eastAsia"/>
+        </w:rPr>
+        <w:t>たち</w:t>
+      </w:r>
+      <w:r>
+        <w:rPr>
+          <w:rFonts w:hint="eastAsia"/>
+        </w:rPr>
+        <w:t>は</w:t>
+      </w:r>
+      <w:r>
+        <w:rPr>
+          <w:rFonts w:hint="eastAsia"/>
+        </w:rPr>
+        <w:t>人だったのだ。わたしは</w:t>
+      </w:r>
+      <w:r>
+        <w:rPr>
+          <w:rFonts w:hint="eastAsia"/>
+        </w:rPr>
+        <w:t>人前で演奏できていたのだ。</w:t>
+      </w:r>
+      <w:r>
+        <w:rPr>
+          <w:rFonts w:hint="eastAsia"/>
+        </w:rPr>
+        <w:t>なんという</w:t>
+      </w:r>
+      <w:r>
+        <w:rPr>
+          <w:rFonts w:hint="eastAsia"/>
+        </w:rPr>
+        <w:t>！なんという！なんという！</w:t>
+      </w:r>
+      <w:r>
+        <w:t xml:space="preserve"> </w:t>
       </w:r>
     </w:p>
     <w:p>
@@ -515,15 +509,6102 @@
     <w:p>
       <w:pPr>
         <w:ind w:left="210" w:hangingChars="100" w:hanging="210"/>
-        <w:rPr>
-          <w:rFonts w:hint="eastAsia"/>
-        </w:rPr>
       </w:pPr>
       <w:r>
         <w:rPr>
           <w:rFonts w:hint="eastAsia"/>
         </w:rPr>
         <w:t xml:space="preserve">　　自分は少し強くなったのかな。考えていると、動物さんと思っていた人たちが私に声をかけてくれた。「あなたとっても心地よい音色を奏でるね」「とても素敵だったよ」「</w:t>
+      </w:r>
+    </w:p>
+    <w:p>
+      <w:pPr>
+        <w:ind w:left="210" w:hangingChars="100" w:hanging="210"/>
+      </w:pPr>
+    </w:p>
+    <w:p>
+      <w:pPr>
+        <w:ind w:left="210" w:hangingChars="100" w:hanging="210"/>
+      </w:pPr>
+      <w:r>
+        <w:rPr>
+          <w:rFonts w:hint="eastAsia"/>
+        </w:rPr>
+        <w:t>その言葉が、朝の空気よりも澄んで胸に染み込んだ。</w:t>
+      </w:r>
+      <w:r>
+        <w:t xml:space="preserve">  </w:t>
+      </w:r>
+    </w:p>
+    <w:p>
+      <w:pPr>
+        <w:ind w:left="210" w:hangingChars="100" w:hanging="210"/>
+      </w:pPr>
+      <w:r>
+        <w:rPr>
+          <w:rFonts w:hint="eastAsia"/>
+        </w:rPr>
+        <w:t>驚きと戸惑いで固まっていた私の心が、少しずつ溶けていく。</w:t>
+      </w:r>
+      <w:r>
+        <w:t xml:space="preserve">  </w:t>
+      </w:r>
+    </w:p>
+    <w:p>
+      <w:pPr>
+        <w:ind w:left="210" w:hangingChars="100" w:hanging="210"/>
+      </w:pPr>
+      <w:r>
+        <w:rPr>
+          <w:rFonts w:hint="eastAsia"/>
+        </w:rPr>
+        <w:t>あの動物さんたち――いや、人だった彼らは、まるで昔からの友人のように自然に微笑んでいた。</w:t>
+      </w:r>
+    </w:p>
+    <w:p>
+      <w:pPr>
+        <w:ind w:left="210" w:hangingChars="100" w:hanging="210"/>
+      </w:pPr>
+    </w:p>
+    <w:p>
+      <w:pPr>
+        <w:ind w:left="210" w:hangingChars="100" w:hanging="210"/>
+      </w:pPr>
+      <w:r>
+        <w:rPr>
+          <w:rFonts w:hint="eastAsia"/>
+        </w:rPr>
+        <w:t>「わ、わたし……人前で演奏してたんだね」</w:t>
+      </w:r>
+      <w:r>
+        <w:t xml:space="preserve">  </w:t>
+      </w:r>
+    </w:p>
+    <w:p>
+      <w:pPr>
+        <w:ind w:left="210" w:hangingChars="100" w:hanging="210"/>
+      </w:pPr>
+      <w:r>
+        <w:rPr>
+          <w:rFonts w:hint="eastAsia"/>
+        </w:rPr>
+        <w:t>震える声でそう言うと、ひとりが優しく笑った。</w:t>
+      </w:r>
+    </w:p>
+    <w:p>
+      <w:pPr>
+        <w:ind w:left="210" w:hangingChars="100" w:hanging="210"/>
+      </w:pPr>
+    </w:p>
+    <w:p>
+      <w:pPr>
+        <w:ind w:left="210" w:hangingChars="100" w:hanging="210"/>
+      </w:pPr>
+      <w:r>
+        <w:rPr>
+          <w:rFonts w:hint="eastAsia"/>
+        </w:rPr>
+        <w:lastRenderedPageBreak/>
+        <w:t>「うん。でもね、あなたはずっと自然だったよ。</w:t>
+      </w:r>
+      <w:r>
+        <w:t xml:space="preserve">  </w:t>
+      </w:r>
+    </w:p>
+    <w:p>
+      <w:pPr>
+        <w:ind w:left="210" w:hangingChars="100" w:hanging="210"/>
+      </w:pPr>
+      <w:r>
+        <w:rPr>
+          <w:rFonts w:hint="eastAsia"/>
+        </w:rPr>
+        <w:t xml:space="preserve">　誰かに聴かせようとしていたんじゃなくて、</w:t>
+      </w:r>
+      <w:r>
+        <w:t xml:space="preserve">  </w:t>
+      </w:r>
+    </w:p>
+    <w:p>
+      <w:pPr>
+        <w:ind w:left="210" w:hangingChars="100" w:hanging="210"/>
+      </w:pPr>
+      <w:r>
+        <w:rPr>
+          <w:rFonts w:hint="eastAsia"/>
+        </w:rPr>
+        <w:t xml:space="preserve">　“音楽そのもの”と遊んでいた。</w:t>
+      </w:r>
+      <w:r>
+        <w:t xml:space="preserve">  </w:t>
+      </w:r>
+    </w:p>
+    <w:p>
+      <w:pPr>
+        <w:ind w:left="210" w:hangingChars="100" w:hanging="210"/>
+      </w:pPr>
+      <w:r>
+        <w:rPr>
+          <w:rFonts w:hint="eastAsia"/>
+        </w:rPr>
+        <w:t xml:space="preserve">　だから僕たちも、つい惹かれてしまったんだ。」</w:t>
+      </w:r>
+    </w:p>
+    <w:p>
+      <w:pPr>
+        <w:ind w:left="210" w:hangingChars="100" w:hanging="210"/>
+      </w:pPr>
+    </w:p>
+    <w:p>
+      <w:pPr>
+        <w:ind w:left="210" w:hangingChars="100" w:hanging="210"/>
+      </w:pPr>
+      <w:r>
+        <w:rPr>
+          <w:rFonts w:hint="eastAsia"/>
+        </w:rPr>
+        <w:t>別の人が続ける。</w:t>
+      </w:r>
+      <w:r>
+        <w:t xml:space="preserve">  </w:t>
+      </w:r>
+    </w:p>
+    <w:p>
+      <w:pPr>
+        <w:ind w:left="210" w:hangingChars="100" w:hanging="210"/>
+      </w:pPr>
+      <w:r>
+        <w:rPr>
+          <w:rFonts w:hint="eastAsia"/>
+        </w:rPr>
+        <w:t>「あなたが奏でる音は、ジャンルごとに表情が変わる。</w:t>
+      </w:r>
+      <w:r>
+        <w:t xml:space="preserve">  </w:t>
+      </w:r>
+    </w:p>
+    <w:p>
+      <w:pPr>
+        <w:ind w:left="210" w:hangingChars="100" w:hanging="210"/>
+      </w:pPr>
+      <w:r>
+        <w:rPr>
+          <w:rFonts w:hint="eastAsia"/>
+        </w:rPr>
+        <w:t xml:space="preserve">　クラシックのときは凛として、ポップのときは弾むようで、</w:t>
+      </w:r>
+      <w:r>
+        <w:t xml:space="preserve">  </w:t>
+      </w:r>
+    </w:p>
+    <w:p>
+      <w:pPr>
+        <w:ind w:left="210" w:hangingChars="100" w:hanging="210"/>
+      </w:pPr>
+      <w:r>
+        <w:rPr>
+          <w:rFonts w:hint="eastAsia"/>
+        </w:rPr>
+        <w:t xml:space="preserve">　ジャズでは深く沈み、ボサノバでは風みたいに軽やかで……</w:t>
+      </w:r>
+      <w:r>
+        <w:t xml:space="preserve">  </w:t>
+      </w:r>
+    </w:p>
+    <w:p>
+      <w:pPr>
+        <w:ind w:left="210" w:hangingChars="100" w:hanging="210"/>
+      </w:pPr>
+      <w:r>
+        <w:rPr>
+          <w:rFonts w:hint="eastAsia"/>
+        </w:rPr>
+        <w:t xml:space="preserve">　演歌のときなんて、胸がぎゅっとしたよ。」</w:t>
+      </w:r>
+    </w:p>
+    <w:p>
+      <w:pPr>
+        <w:ind w:left="210" w:hangingChars="100" w:hanging="210"/>
+      </w:pPr>
+    </w:p>
+    <w:p>
+      <w:pPr>
+        <w:ind w:left="210" w:hangingChars="100" w:hanging="210"/>
+      </w:pPr>
+      <w:r>
+        <w:rPr>
+          <w:rFonts w:hint="eastAsia"/>
+        </w:rPr>
+        <w:t>まるで、さっきの“動物さんたち”の姿をそのまま言葉にしたようだった。</w:t>
+      </w:r>
+    </w:p>
+    <w:p>
+      <w:pPr>
+        <w:ind w:left="210" w:hangingChars="100" w:hanging="210"/>
+      </w:pPr>
+    </w:p>
+    <w:p>
+      <w:pPr>
+        <w:ind w:left="210" w:hangingChars="100" w:hanging="210"/>
+      </w:pPr>
+      <w:r>
+        <w:rPr>
+          <w:rFonts w:hint="eastAsia"/>
+        </w:rPr>
+        <w:t>私は思わず笑ってしまった。</w:t>
+      </w:r>
+      <w:r>
+        <w:t xml:space="preserve">  </w:t>
+      </w:r>
+    </w:p>
+    <w:p>
+      <w:pPr>
+        <w:ind w:left="210" w:hangingChars="100" w:hanging="210"/>
+      </w:pPr>
+      <w:r>
+        <w:rPr>
+          <w:rFonts w:hint="eastAsia"/>
+        </w:rPr>
+        <w:t>「そっか……あれは、わたしの心が見せた姿だったのかな。」</w:t>
+      </w:r>
+    </w:p>
+    <w:p>
+      <w:pPr>
+        <w:ind w:left="210" w:hangingChars="100" w:hanging="210"/>
+      </w:pPr>
+    </w:p>
+    <w:p>
+      <w:pPr>
+        <w:ind w:left="210" w:hangingChars="100" w:hanging="210"/>
+      </w:pPr>
+      <w:r>
+        <w:rPr>
+          <w:rFonts w:hint="eastAsia"/>
+        </w:rPr>
+        <w:t>「そうかもしれないね」</w:t>
+      </w:r>
+      <w:r>
+        <w:t xml:space="preserve">  </w:t>
+      </w:r>
+    </w:p>
+    <w:p>
+      <w:pPr>
+        <w:ind w:left="210" w:hangingChars="100" w:hanging="210"/>
+      </w:pPr>
+      <w:r>
+        <w:rPr>
+          <w:rFonts w:hint="eastAsia"/>
+        </w:rPr>
+        <w:t>「でも、どんな姿でも、あなたの音楽は本物だったよ」</w:t>
+      </w:r>
+    </w:p>
+    <w:p>
+      <w:pPr>
+        <w:ind w:left="210" w:hangingChars="100" w:hanging="210"/>
+      </w:pPr>
+    </w:p>
+    <w:p>
+      <w:pPr>
+        <w:ind w:left="210" w:hangingChars="100" w:hanging="210"/>
+      </w:pPr>
+      <w:r>
+        <w:rPr>
+          <w:rFonts w:hint="eastAsia"/>
+        </w:rPr>
+        <w:t>太陽がすっかり昇り、森の影が短くなっていく。</w:t>
+      </w:r>
+      <w:r>
+        <w:t xml:space="preserve">  </w:t>
+      </w:r>
+    </w:p>
+    <w:p>
+      <w:pPr>
+        <w:ind w:left="210" w:hangingChars="100" w:hanging="210"/>
+      </w:pPr>
+      <w:r>
+        <w:rPr>
+          <w:rFonts w:hint="eastAsia"/>
+        </w:rPr>
+        <w:t>さっきまで“怖い”と思っていた人前が、</w:t>
+      </w:r>
+      <w:r>
+        <w:t xml:space="preserve">  </w:t>
+      </w:r>
+    </w:p>
+    <w:p>
+      <w:pPr>
+        <w:ind w:left="210" w:hangingChars="100" w:hanging="210"/>
+      </w:pPr>
+      <w:r>
+        <w:rPr>
+          <w:rFonts w:hint="eastAsia"/>
+        </w:rPr>
+        <w:t>今は少しだけ、ほんの少しだけ、温かく感じられた。</w:t>
+      </w:r>
+    </w:p>
+    <w:p>
+      <w:pPr>
+        <w:ind w:left="210" w:hangingChars="100" w:hanging="210"/>
+      </w:pPr>
+    </w:p>
+    <w:p>
+      <w:pPr>
+        <w:ind w:left="210" w:hangingChars="100" w:hanging="210"/>
+      </w:pPr>
+      <w:r>
+        <w:rPr>
+          <w:rFonts w:hint="eastAsia"/>
+        </w:rPr>
+        <w:t>「ねえ、また聴かせてくれる？」</w:t>
+      </w:r>
+      <w:r>
+        <w:t xml:space="preserve">  </w:t>
+      </w:r>
+    </w:p>
+    <w:p>
+      <w:pPr>
+        <w:ind w:left="210" w:hangingChars="100" w:hanging="210"/>
+      </w:pPr>
+      <w:r>
+        <w:rPr>
+          <w:rFonts w:hint="eastAsia"/>
+        </w:rPr>
+        <w:t>「次は一緒に演奏してみたいな」</w:t>
+      </w:r>
+      <w:r>
+        <w:t xml:space="preserve">  </w:t>
+      </w:r>
+    </w:p>
+    <w:p>
+      <w:pPr>
+        <w:ind w:left="210" w:hangingChars="100" w:hanging="210"/>
+      </w:pPr>
+      <w:r>
+        <w:rPr>
+          <w:rFonts w:hint="eastAsia"/>
+        </w:rPr>
+        <w:t>「あなたの音色、もっと知りたい」</w:t>
+      </w:r>
+    </w:p>
+    <w:p>
+      <w:pPr>
+        <w:ind w:left="210" w:hangingChars="100" w:hanging="210"/>
+      </w:pPr>
+    </w:p>
+    <w:p>
+      <w:pPr>
+        <w:ind w:left="210" w:hangingChars="100" w:hanging="210"/>
+      </w:pPr>
+      <w:r>
+        <w:rPr>
+          <w:rFonts w:hint="eastAsia"/>
+        </w:rPr>
+        <w:t>胸の奥で、何かがふわりと膨らんだ。</w:t>
+      </w:r>
+      <w:r>
+        <w:t xml:space="preserve">  </w:t>
+      </w:r>
+    </w:p>
+    <w:p>
+      <w:pPr>
+        <w:ind w:left="210" w:hangingChars="100" w:hanging="210"/>
+      </w:pPr>
+      <w:r>
+        <w:rPr>
+          <w:rFonts w:hint="eastAsia"/>
+        </w:rPr>
+        <w:t>恐怖でも不安でもなく、</w:t>
+      </w:r>
+      <w:r>
+        <w:t xml:space="preserve">  </w:t>
+      </w:r>
+    </w:p>
+    <w:p>
+      <w:pPr>
+        <w:ind w:left="210" w:hangingChars="100" w:hanging="210"/>
+      </w:pPr>
+      <w:r>
+        <w:rPr>
+          <w:rFonts w:hint="eastAsia"/>
+        </w:rPr>
+        <w:t>“ああ、わたし……少し強くなれたのかもしれない”</w:t>
+      </w:r>
+      <w:r>
+        <w:t xml:space="preserve">  </w:t>
+      </w:r>
+    </w:p>
+    <w:p>
+      <w:pPr>
+        <w:ind w:left="210" w:hangingChars="100" w:hanging="210"/>
+      </w:pPr>
+      <w:r>
+        <w:rPr>
+          <w:rFonts w:hint="eastAsia"/>
+        </w:rPr>
+        <w:t>そんな静かな確信だった。</w:t>
+      </w:r>
+    </w:p>
+    <w:p>
+      <w:pPr>
+        <w:ind w:left="210" w:hangingChars="100" w:hanging="210"/>
+      </w:pPr>
+    </w:p>
+    <w:p>
+      <w:pPr>
+        <w:ind w:left="210" w:hangingChars="100" w:hanging="210"/>
+      </w:pPr>
+      <w:r>
+        <w:rPr>
+          <w:rFonts w:hint="eastAsia"/>
+        </w:rPr>
+        <w:t>私は深呼吸をして、楽器をそっと構えた。</w:t>
+      </w:r>
+    </w:p>
+    <w:p>
+      <w:pPr>
+        <w:ind w:left="210" w:hangingChars="100" w:hanging="210"/>
+      </w:pPr>
+    </w:p>
+    <w:p>
+      <w:pPr>
+        <w:ind w:left="210" w:hangingChars="100" w:hanging="210"/>
+      </w:pPr>
+      <w:r>
+        <w:rPr>
+          <w:rFonts w:hint="eastAsia"/>
+        </w:rPr>
+        <w:t>「うん。わたしでよければ……また、奏でるよ。」</w:t>
+      </w:r>
+    </w:p>
+    <w:p>
+      <w:pPr>
+        <w:ind w:left="210" w:hangingChars="100" w:hanging="210"/>
+      </w:pPr>
+    </w:p>
+    <w:p>
+      <w:pPr>
+        <w:ind w:left="210" w:hangingChars="100" w:hanging="210"/>
+      </w:pPr>
+      <w:r>
+        <w:rPr>
+          <w:rFonts w:hint="eastAsia"/>
+        </w:rPr>
+        <w:lastRenderedPageBreak/>
+        <w:t>朝の光が、まるで祝福するようにきらめいた。</w:t>
+      </w:r>
+    </w:p>
+    <w:p>
+      <w:pPr>
+        <w:ind w:left="210" w:hangingChars="100" w:hanging="210"/>
+      </w:pPr>
+    </w:p>
+    <w:p>
+      <w:pPr>
+        <w:ind w:left="210" w:hangingChars="100" w:hanging="210"/>
+      </w:pPr>
+    </w:p>
+    <w:p>
+      <w:pPr>
+        <w:ind w:left="210" w:hangingChars="100" w:hanging="210"/>
+      </w:pPr>
+      <w:r>
+        <w:t>## **第３章　— 音を分かち合う旅へ —**</w:t>
+      </w:r>
+    </w:p>
+    <w:p>
+      <w:pPr>
+        <w:ind w:left="210" w:hangingChars="100" w:hanging="210"/>
+      </w:pPr>
+    </w:p>
+    <w:p>
+      <w:pPr>
+        <w:ind w:left="210" w:hangingChars="100" w:hanging="210"/>
+      </w:pPr>
+      <w:r>
+        <w:rPr>
+          <w:rFonts w:hint="eastAsia"/>
+        </w:rPr>
+        <w:t>朝日が完全に昇りきったころ、私は静かに楽器をしまった。</w:t>
+      </w:r>
+      <w:r>
+        <w:t xml:space="preserve">  </w:t>
+      </w:r>
+    </w:p>
+    <w:p>
+      <w:pPr>
+        <w:ind w:left="210" w:hangingChars="100" w:hanging="210"/>
+      </w:pPr>
+      <w:r>
+        <w:rPr>
+          <w:rFonts w:hint="eastAsia"/>
+        </w:rPr>
+        <w:t>胸の奥には、まだ温かい余韻が残っている。</w:t>
+      </w:r>
+      <w:r>
+        <w:t xml:space="preserve">  </w:t>
+      </w:r>
+    </w:p>
+    <w:p>
+      <w:pPr>
+        <w:ind w:left="210" w:hangingChars="100" w:hanging="210"/>
+      </w:pPr>
+      <w:r>
+        <w:rPr>
+          <w:rFonts w:hint="eastAsia"/>
+        </w:rPr>
+        <w:t>あの人たち――いや、動物さんに見えていた彼らのおかげで、</w:t>
+      </w:r>
+      <w:r>
+        <w:t xml:space="preserve">  </w:t>
+      </w:r>
+    </w:p>
+    <w:p>
+      <w:pPr>
+        <w:ind w:left="210" w:hangingChars="100" w:hanging="210"/>
+      </w:pPr>
+      <w:r>
+        <w:rPr>
+          <w:rFonts w:hint="eastAsia"/>
+        </w:rPr>
+        <w:t>私は初めて“人前で演奏する自分”を受け入れられた気がした。</w:t>
+      </w:r>
+    </w:p>
+    <w:p>
+      <w:pPr>
+        <w:ind w:left="210" w:hangingChars="100" w:hanging="210"/>
+      </w:pPr>
+    </w:p>
+    <w:p>
+      <w:pPr>
+        <w:ind w:left="210" w:hangingChars="100" w:hanging="210"/>
+      </w:pPr>
+      <w:r>
+        <w:rPr>
+          <w:rFonts w:hint="eastAsia"/>
+        </w:rPr>
+        <w:t>でも、心のどこかで、もうひとつの願いが芽生えていた。</w:t>
+      </w:r>
+    </w:p>
+    <w:p>
+      <w:pPr>
+        <w:ind w:left="210" w:hangingChars="100" w:hanging="210"/>
+      </w:pPr>
+    </w:p>
+    <w:p>
+      <w:pPr>
+        <w:ind w:left="210" w:hangingChars="100" w:hanging="210"/>
+      </w:pPr>
+      <w:r>
+        <w:t>**「音楽を“ひとり”じゃなくて、“誰かと一緒に”奏でてみたい」**</w:t>
+      </w:r>
+    </w:p>
+    <w:p>
+      <w:pPr>
+        <w:ind w:left="210" w:hangingChars="100" w:hanging="210"/>
+      </w:pPr>
+    </w:p>
+    <w:p>
+      <w:pPr>
+        <w:ind w:left="210" w:hangingChars="100" w:hanging="210"/>
+      </w:pPr>
+      <w:r>
+        <w:rPr>
+          <w:rFonts w:hint="eastAsia"/>
+        </w:rPr>
+        <w:t>その想いは、朝の光よりも強く、確かなものだった。</w:t>
+      </w:r>
+    </w:p>
+    <w:p>
+      <w:pPr>
+        <w:ind w:left="210" w:hangingChars="100" w:hanging="210"/>
+      </w:pPr>
+    </w:p>
+    <w:p>
+      <w:pPr>
+        <w:ind w:left="210" w:hangingChars="100" w:hanging="210"/>
+      </w:pPr>
+      <w:r>
+        <w:rPr>
+          <w:rFonts w:hint="eastAsia"/>
+        </w:rPr>
+        <w:t>「ねえ、あなたの音楽に歌を重ねてみたい人、きっと世界のどこかにいるよ」</w:t>
+      </w:r>
+      <w:r>
+        <w:t xml:space="preserve">  </w:t>
+      </w:r>
+    </w:p>
+    <w:p>
+      <w:pPr>
+        <w:ind w:left="210" w:hangingChars="100" w:hanging="210"/>
+      </w:pPr>
+      <w:r>
+        <w:rPr>
+          <w:rFonts w:hint="eastAsia"/>
+        </w:rPr>
+        <w:t>さっきまで動物さんだった青年が、柔らかく言った。</w:t>
+      </w:r>
+    </w:p>
+    <w:p>
+      <w:pPr>
+        <w:ind w:left="210" w:hangingChars="100" w:hanging="210"/>
+      </w:pPr>
+    </w:p>
+    <w:p>
+      <w:pPr>
+        <w:ind w:left="210" w:hangingChars="100" w:hanging="210"/>
+      </w:pPr>
+      <w:r>
+        <w:rPr>
+          <w:rFonts w:hint="eastAsia"/>
+        </w:rPr>
+        <w:t>「世界……か」</w:t>
+      </w:r>
+      <w:r>
+        <w:t xml:space="preserve">  </w:t>
+      </w:r>
+    </w:p>
+    <w:p>
+      <w:pPr>
+        <w:ind w:left="210" w:hangingChars="100" w:hanging="210"/>
+      </w:pPr>
+      <w:r>
+        <w:rPr>
+          <w:rFonts w:hint="eastAsia"/>
+        </w:rPr>
+        <w:t>その言葉が、胸の奥で小さく震えた。</w:t>
+      </w:r>
+    </w:p>
+    <w:p>
+      <w:pPr>
+        <w:ind w:left="210" w:hangingChars="100" w:hanging="210"/>
+      </w:pPr>
+    </w:p>
+    <w:p>
+      <w:pPr>
+        <w:ind w:left="210" w:hangingChars="100" w:hanging="210"/>
+      </w:pPr>
+      <w:r>
+        <w:rPr>
+          <w:rFonts w:hint="eastAsia"/>
+        </w:rPr>
+        <w:t>怖い。</w:t>
+      </w:r>
+      <w:r>
+        <w:t xml:space="preserve">  </w:t>
+      </w:r>
+    </w:p>
+    <w:p>
+      <w:pPr>
+        <w:ind w:left="210" w:hangingChars="100" w:hanging="210"/>
+      </w:pPr>
+      <w:r>
+        <w:rPr>
+          <w:rFonts w:hint="eastAsia"/>
+        </w:rPr>
+        <w:t>でも、行きたい。</w:t>
+      </w:r>
+      <w:r>
+        <w:t xml:space="preserve">  </w:t>
+      </w:r>
+    </w:p>
+    <w:p>
+      <w:pPr>
+        <w:ind w:left="210" w:hangingChars="100" w:hanging="210"/>
+      </w:pPr>
+      <w:r>
+        <w:rPr>
+          <w:rFonts w:hint="eastAsia"/>
+        </w:rPr>
+        <w:t>知らない場所で、知らない誰かと音を重ねてみたい。</w:t>
+      </w:r>
+      <w:r>
+        <w:t xml:space="preserve">  </w:t>
+      </w:r>
+    </w:p>
+    <w:p>
+      <w:pPr>
+        <w:ind w:left="210" w:hangingChars="100" w:hanging="210"/>
+      </w:pPr>
+      <w:r>
+        <w:rPr>
+          <w:rFonts w:hint="eastAsia"/>
+        </w:rPr>
+        <w:t>その瞬間を想像するだけで、心がふわりと浮き上がる。</w:t>
+      </w:r>
+    </w:p>
+    <w:p>
+      <w:pPr>
+        <w:ind w:left="210" w:hangingChars="100" w:hanging="210"/>
+      </w:pPr>
+    </w:p>
+    <w:p>
+      <w:pPr>
+        <w:ind w:left="210" w:hangingChars="100" w:hanging="210"/>
+      </w:pPr>
+      <w:r>
+        <w:rPr>
+          <w:rFonts w:hint="eastAsia"/>
+        </w:rPr>
+        <w:t>「よし……探しに行こう。</w:t>
+      </w:r>
+      <w:r>
+        <w:t xml:space="preserve">  </w:t>
+      </w:r>
+    </w:p>
+    <w:p>
+      <w:pPr>
+        <w:ind w:left="210" w:hangingChars="100" w:hanging="210"/>
+      </w:pPr>
+      <w:r>
+        <w:rPr>
+          <w:rFonts w:hint="eastAsia"/>
+        </w:rPr>
+        <w:t xml:space="preserve">　わたしの音と一緒に歌ってくれる人を。」</w:t>
+      </w:r>
+    </w:p>
+    <w:p>
+      <w:pPr>
+        <w:ind w:left="210" w:hangingChars="100" w:hanging="210"/>
+      </w:pPr>
+    </w:p>
+    <w:p>
+      <w:pPr>
+        <w:ind w:left="210" w:hangingChars="100" w:hanging="210"/>
+      </w:pPr>
+      <w:r>
+        <w:rPr>
+          <w:rFonts w:hint="eastAsia"/>
+        </w:rPr>
+        <w:t>そう呟いた瞬間、風がひとすじ吹き抜けた。</w:t>
+      </w:r>
+      <w:r>
+        <w:t xml:space="preserve">  </w:t>
+      </w:r>
+    </w:p>
+    <w:p>
+      <w:pPr>
+        <w:ind w:left="210" w:hangingChars="100" w:hanging="210"/>
+      </w:pPr>
+      <w:r>
+        <w:rPr>
+          <w:rFonts w:hint="eastAsia"/>
+        </w:rPr>
+        <w:t>まるで背中を押してくれるように。</w:t>
+      </w:r>
+    </w:p>
+    <w:p>
+      <w:pPr>
+        <w:ind w:left="210" w:hangingChars="100" w:hanging="210"/>
+      </w:pPr>
+    </w:p>
+    <w:p>
+      <w:pPr>
+        <w:ind w:left="210" w:hangingChars="100" w:hanging="210"/>
+      </w:pPr>
+      <w:r>
+        <w:rPr>
+          <w:rFonts w:hint="eastAsia"/>
+        </w:rPr>
+        <w:t>私は小さなバッグに楽器を詰め、</w:t>
+      </w:r>
+      <w:r>
+        <w:t xml:space="preserve">  </w:t>
+      </w:r>
+    </w:p>
+    <w:p>
+      <w:pPr>
+        <w:ind w:left="210" w:hangingChars="100" w:hanging="210"/>
+      </w:pPr>
+      <w:r>
+        <w:rPr>
+          <w:rFonts w:hint="eastAsia"/>
+        </w:rPr>
+        <w:t>まだ見ぬ世界へ向かう準備を始めた。</w:t>
+      </w:r>
+    </w:p>
+    <w:p>
+      <w:pPr>
+        <w:ind w:left="210" w:hangingChars="100" w:hanging="210"/>
+      </w:pPr>
+    </w:p>
+    <w:p>
+      <w:pPr>
+        <w:ind w:left="210" w:hangingChars="100" w:hanging="210"/>
+      </w:pPr>
+      <w:r>
+        <w:lastRenderedPageBreak/>
+        <w:t xml:space="preserve">### ■ 最初の目的地は、海の向こうの街  </w:t>
+      </w:r>
+    </w:p>
+    <w:p>
+      <w:pPr>
+        <w:ind w:left="210" w:hangingChars="100" w:hanging="210"/>
+      </w:pPr>
+      <w:r>
+        <w:rPr>
+          <w:rFonts w:hint="eastAsia"/>
+        </w:rPr>
+        <w:t>そこには、夜になると街角に音楽が溢れ、</w:t>
+      </w:r>
+      <w:r>
+        <w:t xml:space="preserve">  </w:t>
+      </w:r>
+    </w:p>
+    <w:p>
+      <w:pPr>
+        <w:ind w:left="210" w:hangingChars="100" w:hanging="210"/>
+      </w:pPr>
+      <w:r>
+        <w:rPr>
+          <w:rFonts w:hint="eastAsia"/>
+        </w:rPr>
+        <w:t>誰もが自由に歌い、踊り、奏でるという。</w:t>
+      </w:r>
+    </w:p>
+    <w:p>
+      <w:pPr>
+        <w:ind w:left="210" w:hangingChars="100" w:hanging="210"/>
+      </w:pPr>
+    </w:p>
+    <w:p>
+      <w:pPr>
+        <w:ind w:left="210" w:hangingChars="100" w:hanging="210"/>
+      </w:pPr>
+      <w:r>
+        <w:rPr>
+          <w:rFonts w:hint="eastAsia"/>
+        </w:rPr>
+        <w:t>「きっと、あの街なら……」</w:t>
+      </w:r>
+      <w:r>
+        <w:t xml:space="preserve">  </w:t>
+      </w:r>
+    </w:p>
+    <w:p>
+      <w:pPr>
+        <w:ind w:left="210" w:hangingChars="100" w:hanging="210"/>
+      </w:pPr>
+      <w:r>
+        <w:rPr>
+          <w:rFonts w:hint="eastAsia"/>
+        </w:rPr>
+        <w:t>胸が高鳴る。</w:t>
+      </w:r>
+    </w:p>
+    <w:p>
+      <w:pPr>
+        <w:ind w:left="210" w:hangingChars="100" w:hanging="210"/>
+      </w:pPr>
+    </w:p>
+    <w:p>
+      <w:pPr>
+        <w:ind w:left="210" w:hangingChars="100" w:hanging="210"/>
+      </w:pPr>
+      <w:r>
+        <w:rPr>
+          <w:rFonts w:hint="eastAsia"/>
+        </w:rPr>
+        <w:t>旅の途中、私はいろんな音に出会う。</w:t>
+      </w:r>
+      <w:r>
+        <w:t xml:space="preserve">  </w:t>
+      </w:r>
+    </w:p>
+    <w:p>
+      <w:pPr>
+        <w:ind w:left="210" w:hangingChars="100" w:hanging="210"/>
+      </w:pPr>
+      <w:r>
+        <w:rPr>
+          <w:rFonts w:hint="eastAsia"/>
+        </w:rPr>
+        <w:t>列車のリズム、海のさざめき、異国の言葉のメロディ。</w:t>
+      </w:r>
+      <w:r>
+        <w:t xml:space="preserve">  </w:t>
+      </w:r>
+    </w:p>
+    <w:p>
+      <w:pPr>
+        <w:ind w:left="210" w:hangingChars="100" w:hanging="210"/>
+      </w:pPr>
+      <w:r>
+        <w:rPr>
+          <w:rFonts w:hint="eastAsia"/>
+        </w:rPr>
+        <w:t>そのすべてが、私の音楽に少しずつ色を足していく。</w:t>
+      </w:r>
+    </w:p>
+    <w:p>
+      <w:pPr>
+        <w:ind w:left="210" w:hangingChars="100" w:hanging="210"/>
+      </w:pPr>
+    </w:p>
+    <w:p>
+      <w:pPr>
+        <w:ind w:left="210" w:hangingChars="100" w:hanging="210"/>
+      </w:pPr>
+      <w:r>
+        <w:rPr>
+          <w:rFonts w:hint="eastAsia"/>
+        </w:rPr>
+        <w:t>そして――</w:t>
+      </w:r>
+    </w:p>
+    <w:p>
+      <w:pPr>
+        <w:ind w:left="210" w:hangingChars="100" w:hanging="210"/>
+      </w:pPr>
+    </w:p>
+    <w:p>
+      <w:pPr>
+        <w:ind w:left="210" w:hangingChars="100" w:hanging="210"/>
+      </w:pPr>
+      <w:r>
+        <w:rPr>
+          <w:rFonts w:hint="eastAsia"/>
+        </w:rPr>
+        <w:t>ある夜、港町の小さなステージで、</w:t>
+      </w:r>
+      <w:r>
+        <w:t xml:space="preserve">  </w:t>
+      </w:r>
+    </w:p>
+    <w:p>
+      <w:pPr>
+        <w:ind w:left="210" w:hangingChars="100" w:hanging="210"/>
+      </w:pPr>
+      <w:r>
+        <w:rPr>
+          <w:rFonts w:hint="eastAsia"/>
+        </w:rPr>
+        <w:t>私はひとり演奏を始めた。</w:t>
+      </w:r>
+    </w:p>
+    <w:p>
+      <w:pPr>
+        <w:ind w:left="210" w:hangingChars="100" w:hanging="210"/>
+      </w:pPr>
+    </w:p>
+    <w:p>
+      <w:pPr>
+        <w:ind w:left="210" w:hangingChars="100" w:hanging="210"/>
+      </w:pPr>
+      <w:r>
+        <w:rPr>
+          <w:rFonts w:hint="eastAsia"/>
+        </w:rPr>
+        <w:t>すると、観客の中から、</w:t>
+      </w:r>
+      <w:r>
+        <w:t xml:space="preserve">  </w:t>
+      </w:r>
+    </w:p>
+    <w:p>
+      <w:pPr>
+        <w:ind w:left="210" w:hangingChars="100" w:hanging="210"/>
+      </w:pPr>
+      <w:r>
+        <w:rPr>
+          <w:rFonts w:hint="eastAsia"/>
+        </w:rPr>
+        <w:t>ひとりの人が静かに立ち上がり、</w:t>
+      </w:r>
+      <w:r>
+        <w:t xml:space="preserve">  </w:t>
+      </w:r>
+    </w:p>
+    <w:p>
+      <w:pPr>
+        <w:ind w:left="210" w:hangingChars="100" w:hanging="210"/>
+      </w:pPr>
+      <w:r>
+        <w:rPr>
+          <w:rFonts w:hint="eastAsia"/>
+        </w:rPr>
+        <w:t>私の音にそっと声を重ねた。</w:t>
+      </w:r>
+    </w:p>
+    <w:p>
+      <w:pPr>
+        <w:ind w:left="210" w:hangingChars="100" w:hanging="210"/>
+      </w:pPr>
+    </w:p>
+    <w:p>
+      <w:pPr>
+        <w:ind w:left="210" w:hangingChars="100" w:hanging="210"/>
+      </w:pPr>
+      <w:r>
+        <w:rPr>
+          <w:rFonts w:hint="eastAsia"/>
+        </w:rPr>
+        <w:t>その声は、まるで星が落ちてくるように澄んでいて、</w:t>
+      </w:r>
+      <w:r>
+        <w:t xml:space="preserve">  </w:t>
+      </w:r>
+    </w:p>
+    <w:p>
+      <w:pPr>
+        <w:ind w:left="210" w:hangingChars="100" w:hanging="210"/>
+      </w:pPr>
+      <w:r>
+        <w:rPr>
+          <w:rFonts w:hint="eastAsia"/>
+        </w:rPr>
+        <w:t>私の音と溶け合い、ひとつの物語になっていく。</w:t>
+      </w:r>
+    </w:p>
+    <w:p>
+      <w:pPr>
+        <w:ind w:left="210" w:hangingChars="100" w:hanging="210"/>
+      </w:pPr>
+    </w:p>
+    <w:p>
+      <w:pPr>
+        <w:ind w:left="210" w:hangingChars="100" w:hanging="210"/>
+      </w:pPr>
+      <w:r>
+        <w:t>**「この人だ」**</w:t>
+      </w:r>
+    </w:p>
+    <w:p>
+      <w:pPr>
+        <w:ind w:left="210" w:hangingChars="100" w:hanging="210"/>
+      </w:pPr>
+    </w:p>
+    <w:p>
+      <w:pPr>
+        <w:ind w:left="210" w:hangingChars="100" w:hanging="210"/>
+      </w:pPr>
+      <w:r>
+        <w:rPr>
+          <w:rFonts w:hint="eastAsia"/>
+        </w:rPr>
+        <w:t>胸の奥で、確信が灯った。</w:t>
+      </w:r>
+    </w:p>
+    <w:p>
+      <w:pPr>
+        <w:ind w:left="210" w:hangingChars="100" w:hanging="210"/>
+      </w:pPr>
+    </w:p>
+    <w:p>
+      <w:pPr>
+        <w:ind w:left="210" w:hangingChars="100" w:hanging="210"/>
+      </w:pPr>
+      <w:r>
+        <w:rPr>
+          <w:rFonts w:hint="eastAsia"/>
+        </w:rPr>
+        <w:t>世界中を探す旅は、まだ始まったばかり。</w:t>
+      </w:r>
+      <w:r>
+        <w:t xml:space="preserve">  </w:t>
+      </w:r>
+    </w:p>
+    <w:p>
+      <w:pPr>
+        <w:ind w:left="210" w:hangingChars="100" w:hanging="210"/>
+      </w:pPr>
+      <w:r>
+        <w:rPr>
+          <w:rFonts w:hint="eastAsia"/>
+        </w:rPr>
+        <w:t>そうだ、これを終わりにしてはならない。新たな目標を作ろう。</w:t>
+      </w:r>
+    </w:p>
+    <w:p>
+      <w:pPr>
+        <w:ind w:left="210" w:hangingChars="100" w:hanging="210"/>
+      </w:pPr>
+    </w:p>
+    <w:p>
+      <w:pPr>
+        <w:ind w:left="210" w:hangingChars="100" w:hanging="210"/>
+      </w:pPr>
+      <w:r>
+        <w:rPr>
+          <w:rFonts w:hint="eastAsia"/>
+        </w:rPr>
+        <w:t xml:space="preserve">旅の中で感じた事があるではないか。以前の私と似た自信がない人に勇気を与えよう。私たちのこの音楽で。そう思うといてもたってもいられずに再出発した。　</w:t>
+      </w:r>
+    </w:p>
+    <w:p>
+      <w:pPr>
+        <w:ind w:left="210" w:hangingChars="100" w:hanging="210"/>
+      </w:pPr>
+    </w:p>
+    <w:p>
+      <w:pPr>
+        <w:ind w:left="210" w:hangingChars="100" w:hanging="210"/>
+      </w:pPr>
+      <w:r>
+        <w:rPr>
+          <w:rFonts w:hint="eastAsia"/>
+        </w:rPr>
+        <w:t>第</w:t>
+      </w:r>
+      <w:r>
+        <w:t>4章　ある町に入った。人や物の全てがピンク色の町だ。そしてみんな小さくてかわいい。しかし毎日水を隣町まで汲みに行かなければならない。そうこの町はピンクだからだ。</w:t>
+      </w:r>
+    </w:p>
+    <w:p>
+      <w:pPr>
+        <w:ind w:left="210" w:hangingChars="100" w:hanging="210"/>
+      </w:pPr>
+    </w:p>
+    <w:p>
+      <w:pPr>
+        <w:ind w:left="210" w:hangingChars="100" w:hanging="210"/>
+      </w:pPr>
+      <w:r>
+        <w:rPr>
+          <w:rFonts w:hint="eastAsia"/>
+        </w:rPr>
+        <w:t>私は何をしたら良いか考えた。</w:t>
+      </w:r>
+    </w:p>
+    <w:p>
+      <w:pPr>
+        <w:ind w:left="210" w:hangingChars="100" w:hanging="210"/>
+      </w:pPr>
+      <w:r>
+        <w:t>---</w:t>
+      </w:r>
+    </w:p>
+    <w:p>
+      <w:pPr>
+        <w:ind w:left="210" w:hangingChars="100" w:hanging="210"/>
+      </w:pPr>
+    </w:p>
+    <w:p>
+      <w:pPr>
+        <w:ind w:left="210" w:hangingChars="100" w:hanging="210"/>
+      </w:pPr>
+      <w:r>
+        <w:t># **第４章　— ピンクの町に降るメロディ —**</w:t>
+      </w:r>
+    </w:p>
+    <w:p>
+      <w:pPr>
+        <w:ind w:left="210" w:hangingChars="100" w:hanging="210"/>
+      </w:pPr>
+    </w:p>
+    <w:p>
+      <w:pPr>
+        <w:ind w:left="210" w:hangingChars="100" w:hanging="210"/>
+      </w:pPr>
+      <w:r>
+        <w:rPr>
+          <w:rFonts w:hint="eastAsia"/>
+        </w:rPr>
+        <w:t>旅を続けて数日。</w:t>
+      </w:r>
+      <w:r>
+        <w:t xml:space="preserve">  </w:t>
+      </w:r>
+    </w:p>
+    <w:p>
+      <w:pPr>
+        <w:ind w:left="210" w:hangingChars="100" w:hanging="210"/>
+      </w:pPr>
+      <w:r>
+        <w:rPr>
+          <w:rFonts w:hint="eastAsia"/>
+        </w:rPr>
+        <w:t>私たちは、ふわりと甘い香りが漂う不思議な町へと辿り着いた。</w:t>
+      </w:r>
+    </w:p>
+    <w:p>
+      <w:pPr>
+        <w:ind w:left="210" w:hangingChars="100" w:hanging="210"/>
+      </w:pPr>
+    </w:p>
+    <w:p>
+      <w:pPr>
+        <w:ind w:left="210" w:hangingChars="100" w:hanging="210"/>
+      </w:pPr>
+      <w:r>
+        <w:rPr>
+          <w:rFonts w:hint="eastAsia"/>
+        </w:rPr>
+        <w:t>そこは――</w:t>
+      </w:r>
+      <w:r>
+        <w:t xml:space="preserve">  </w:t>
+      </w:r>
+    </w:p>
+    <w:p>
+      <w:pPr>
+        <w:ind w:left="210" w:hangingChars="100" w:hanging="210"/>
+      </w:pPr>
+      <w:r>
+        <w:t>**すべてがピンク色の町。**</w:t>
+      </w:r>
+    </w:p>
+    <w:p>
+      <w:pPr>
+        <w:ind w:left="210" w:hangingChars="100" w:hanging="210"/>
+      </w:pPr>
+    </w:p>
+    <w:p>
+      <w:pPr>
+        <w:ind w:left="210" w:hangingChars="100" w:hanging="210"/>
+      </w:pPr>
+      <w:r>
+        <w:rPr>
+          <w:rFonts w:hint="eastAsia"/>
+        </w:rPr>
+        <w:t>家も、道も、木々の葉まで淡いピンクに染まっている。</w:t>
+      </w:r>
+      <w:r>
+        <w:t xml:space="preserve">  </w:t>
+      </w:r>
+    </w:p>
+    <w:p>
+      <w:pPr>
+        <w:ind w:left="210" w:hangingChars="100" w:hanging="210"/>
+      </w:pPr>
+      <w:r>
+        <w:rPr>
+          <w:rFonts w:hint="eastAsia"/>
+        </w:rPr>
+        <w:t>住んでいる人たちも小柄で、まるでおとぎ話から抜け出したようにかわいらしい。</w:t>
+      </w:r>
+    </w:p>
+    <w:p>
+      <w:pPr>
+        <w:ind w:left="210" w:hangingChars="100" w:hanging="210"/>
+      </w:pPr>
+    </w:p>
+    <w:p>
+      <w:pPr>
+        <w:ind w:left="210" w:hangingChars="100" w:hanging="210"/>
+      </w:pPr>
+      <w:r>
+        <w:rPr>
+          <w:rFonts w:hint="eastAsia"/>
+        </w:rPr>
+        <w:t>けれど、町の人々の表情はどこか疲れていた。</w:t>
+      </w:r>
+    </w:p>
+    <w:p>
+      <w:pPr>
+        <w:ind w:left="210" w:hangingChars="100" w:hanging="210"/>
+      </w:pPr>
+    </w:p>
+    <w:p>
+      <w:pPr>
+        <w:ind w:left="210" w:hangingChars="100" w:hanging="210"/>
+      </w:pPr>
+      <w:r>
+        <w:rPr>
+          <w:rFonts w:hint="eastAsia"/>
+        </w:rPr>
+        <w:t>「毎日、水を汲みに隣町まで行かないといけないんだ」</w:t>
+      </w:r>
+      <w:r>
+        <w:t xml:space="preserve">  </w:t>
+      </w:r>
+    </w:p>
+    <w:p>
+      <w:pPr>
+        <w:ind w:left="210" w:hangingChars="100" w:hanging="210"/>
+      </w:pPr>
+      <w:r>
+        <w:rPr>
+          <w:rFonts w:hint="eastAsia"/>
+        </w:rPr>
+        <w:t>「この町はピンクだから、水がすぐに蒸発しちゃうの」</w:t>
+      </w:r>
+      <w:r>
+        <w:t xml:space="preserve">  </w:t>
+      </w:r>
+    </w:p>
+    <w:p>
+      <w:pPr>
+        <w:ind w:left="210" w:hangingChars="100" w:hanging="210"/>
+      </w:pPr>
+      <w:r>
+        <w:rPr>
+          <w:rFonts w:hint="eastAsia"/>
+        </w:rPr>
+        <w:t>「だから、いつも喉がカラカラで……」</w:t>
+      </w:r>
+    </w:p>
+    <w:p>
+      <w:pPr>
+        <w:ind w:left="210" w:hangingChars="100" w:hanging="210"/>
+      </w:pPr>
+    </w:p>
+    <w:p>
+      <w:pPr>
+        <w:ind w:left="210" w:hangingChars="100" w:hanging="210"/>
+      </w:pPr>
+      <w:r>
+        <w:rPr>
+          <w:rFonts w:hint="eastAsia"/>
+        </w:rPr>
+        <w:t>なるほど。</w:t>
+      </w:r>
+      <w:r>
+        <w:t xml:space="preserve">  </w:t>
+      </w:r>
+    </w:p>
+    <w:p>
+      <w:pPr>
+        <w:ind w:left="210" w:hangingChars="100" w:hanging="210"/>
+      </w:pPr>
+      <w:r>
+        <w:rPr>
+          <w:rFonts w:hint="eastAsia"/>
+        </w:rPr>
+        <w:t>この町の“色”は美しいけれど、同時に“水を留められない”という弱点でもあるらしい。</w:t>
+      </w:r>
+    </w:p>
+    <w:p>
+      <w:pPr>
+        <w:ind w:left="210" w:hangingChars="100" w:hanging="210"/>
+      </w:pPr>
+    </w:p>
+    <w:p>
+      <w:pPr>
+        <w:ind w:left="210" w:hangingChars="100" w:hanging="210"/>
+      </w:pPr>
+      <w:r>
+        <w:rPr>
+          <w:rFonts w:hint="eastAsia"/>
+        </w:rPr>
+        <w:t>私は考えた。</w:t>
+      </w:r>
+      <w:r>
+        <w:t xml:space="preserve">  </w:t>
+      </w:r>
+    </w:p>
+    <w:p>
+      <w:pPr>
+        <w:ind w:left="210" w:hangingChars="100" w:hanging="210"/>
+      </w:pPr>
+      <w:r>
+        <w:t>**音楽で、この町に“水の気配”を呼び込めないだろうか。**</w:t>
+      </w:r>
+    </w:p>
+    <w:p>
+      <w:pPr>
+        <w:ind w:left="210" w:hangingChars="100" w:hanging="210"/>
+      </w:pPr>
+    </w:p>
+    <w:p>
+      <w:pPr>
+        <w:ind w:left="210" w:hangingChars="100" w:hanging="210"/>
+      </w:pPr>
+      <w:r>
+        <w:rPr>
+          <w:rFonts w:hint="eastAsia"/>
+        </w:rPr>
+        <w:t>旅の途中で気づいたことがある。</w:t>
+      </w:r>
+      <w:r>
+        <w:t xml:space="preserve">  </w:t>
+      </w:r>
+    </w:p>
+    <w:p>
+      <w:pPr>
+        <w:ind w:left="210" w:hangingChars="100" w:hanging="210"/>
+      </w:pPr>
+      <w:r>
+        <w:rPr>
+          <w:rFonts w:hint="eastAsia"/>
+        </w:rPr>
+        <w:t>音楽は、足りないものを“心の中に呼び戻す力”がある。</w:t>
+      </w:r>
+      <w:r>
+        <w:t xml:space="preserve">  </w:t>
+      </w:r>
+    </w:p>
+    <w:p>
+      <w:pPr>
+        <w:ind w:left="210" w:hangingChars="100" w:hanging="210"/>
+      </w:pPr>
+      <w:r>
+        <w:rPr>
+          <w:rFonts w:hint="eastAsia"/>
+        </w:rPr>
+        <w:t>それは、私自身が一番よく知っている。</w:t>
+      </w:r>
+    </w:p>
+    <w:p>
+      <w:pPr>
+        <w:ind w:left="210" w:hangingChars="100" w:hanging="210"/>
+      </w:pPr>
+    </w:p>
+    <w:p>
+      <w:pPr>
+        <w:ind w:left="210" w:hangingChars="100" w:hanging="210"/>
+      </w:pPr>
+      <w:r>
+        <w:rPr>
+          <w:rFonts w:hint="eastAsia"/>
+        </w:rPr>
+        <w:t>「よし……やってみよう」</w:t>
+      </w:r>
+    </w:p>
+    <w:p>
+      <w:pPr>
+        <w:ind w:left="210" w:hangingChars="100" w:hanging="210"/>
+      </w:pPr>
+    </w:p>
+    <w:p>
+      <w:pPr>
+        <w:ind w:left="210" w:hangingChars="100" w:hanging="210"/>
+      </w:pPr>
+      <w:r>
+        <w:rPr>
+          <w:rFonts w:hint="eastAsia"/>
+        </w:rPr>
+        <w:t>私は楽器を構え、歌い手の彼と目を合わせた。</w:t>
+      </w:r>
+      <w:r>
+        <w:t xml:space="preserve">  </w:t>
+      </w:r>
+    </w:p>
+    <w:p>
+      <w:pPr>
+        <w:ind w:left="210" w:hangingChars="100" w:hanging="210"/>
+      </w:pPr>
+      <w:r>
+        <w:rPr>
+          <w:rFonts w:hint="eastAsia"/>
+        </w:rPr>
+        <w:t>彼は静かに頷く。</w:t>
+      </w:r>
+    </w:p>
+    <w:p>
+      <w:pPr>
+        <w:ind w:left="210" w:hangingChars="100" w:hanging="210"/>
+      </w:pPr>
+    </w:p>
+    <w:p>
+      <w:pPr>
+        <w:ind w:left="210" w:hangingChars="100" w:hanging="210"/>
+      </w:pPr>
+      <w:r>
+        <w:lastRenderedPageBreak/>
+        <w:t>### ■ 水を呼ぶ音楽</w:t>
+      </w:r>
+    </w:p>
+    <w:p>
+      <w:pPr>
+        <w:ind w:left="210" w:hangingChars="100" w:hanging="210"/>
+      </w:pPr>
+    </w:p>
+    <w:p>
+      <w:pPr>
+        <w:ind w:left="210" w:hangingChars="100" w:hanging="210"/>
+      </w:pPr>
+      <w:r>
+        <w:rPr>
+          <w:rFonts w:hint="eastAsia"/>
+        </w:rPr>
+        <w:t>最初に奏でたのは、</w:t>
+      </w:r>
+      <w:r>
+        <w:t xml:space="preserve">  </w:t>
+      </w:r>
+    </w:p>
+    <w:p>
+      <w:pPr>
+        <w:ind w:left="210" w:hangingChars="100" w:hanging="210"/>
+      </w:pPr>
+      <w:r>
+        <w:rPr>
+          <w:rFonts w:hint="eastAsia"/>
+        </w:rPr>
+        <w:t>川のせせらぎのように優しく流れるメロディ。</w:t>
+      </w:r>
+    </w:p>
+    <w:p>
+      <w:pPr>
+        <w:ind w:left="210" w:hangingChars="100" w:hanging="210"/>
+      </w:pPr>
+    </w:p>
+    <w:p>
+      <w:pPr>
+        <w:ind w:left="210" w:hangingChars="100" w:hanging="210"/>
+      </w:pPr>
+      <w:r>
+        <w:rPr>
+          <w:rFonts w:hint="eastAsia"/>
+        </w:rPr>
+        <w:t>次に、湖の深さを思わせる低く澄んだ音。</w:t>
+      </w:r>
+    </w:p>
+    <w:p>
+      <w:pPr>
+        <w:ind w:left="210" w:hangingChars="100" w:hanging="210"/>
+      </w:pPr>
+    </w:p>
+    <w:p>
+      <w:pPr>
+        <w:ind w:left="210" w:hangingChars="100" w:hanging="210"/>
+      </w:pPr>
+      <w:r>
+        <w:rPr>
+          <w:rFonts w:hint="eastAsia"/>
+        </w:rPr>
+        <w:t>そして、雨粒が跳ねるようなリズムを重ねると、</w:t>
+      </w:r>
+      <w:r>
+        <w:t xml:space="preserve">  </w:t>
+      </w:r>
+    </w:p>
+    <w:p>
+      <w:pPr>
+        <w:ind w:left="210" w:hangingChars="100" w:hanging="210"/>
+      </w:pPr>
+      <w:r>
+        <w:rPr>
+          <w:rFonts w:hint="eastAsia"/>
+        </w:rPr>
+        <w:t>歌い手の彼が、透明な声で歌い始めた。</w:t>
+      </w:r>
+    </w:p>
+    <w:p>
+      <w:pPr>
+        <w:ind w:left="210" w:hangingChars="100" w:hanging="210"/>
+      </w:pPr>
+    </w:p>
+    <w:p>
+      <w:pPr>
+        <w:ind w:left="210" w:hangingChars="100" w:hanging="210"/>
+      </w:pPr>
+      <w:r>
+        <w:rPr>
+          <w:rFonts w:hint="eastAsia"/>
+        </w:rPr>
+        <w:t>その瞬間――</w:t>
+      </w:r>
+      <w:r>
+        <w:t xml:space="preserve">  </w:t>
+      </w:r>
+    </w:p>
+    <w:p>
+      <w:pPr>
+        <w:ind w:left="210" w:hangingChars="100" w:hanging="210"/>
+      </w:pPr>
+      <w:r>
+        <w:rPr>
+          <w:rFonts w:hint="eastAsia"/>
+        </w:rPr>
+        <w:t>ピンクの町に、風が生まれた。</w:t>
+      </w:r>
+    </w:p>
+    <w:p>
+      <w:pPr>
+        <w:ind w:left="210" w:hangingChars="100" w:hanging="210"/>
+      </w:pPr>
+    </w:p>
+    <w:p>
+      <w:pPr>
+        <w:ind w:left="210" w:hangingChars="100" w:hanging="210"/>
+      </w:pPr>
+      <w:r>
+        <w:rPr>
+          <w:rFonts w:hint="eastAsia"/>
+        </w:rPr>
+        <w:t>風はメロディを運び、</w:t>
+      </w:r>
+      <w:r>
+        <w:t xml:space="preserve">  </w:t>
+      </w:r>
+    </w:p>
+    <w:p>
+      <w:pPr>
+        <w:ind w:left="210" w:hangingChars="100" w:hanging="210"/>
+      </w:pPr>
+      <w:r>
+        <w:rPr>
+          <w:rFonts w:hint="eastAsia"/>
+        </w:rPr>
+        <w:t>家々の屋根を撫で、</w:t>
+      </w:r>
+      <w:r>
+        <w:t xml:space="preserve">  </w:t>
+      </w:r>
+    </w:p>
+    <w:p>
+      <w:pPr>
+        <w:ind w:left="210" w:hangingChars="100" w:hanging="210"/>
+      </w:pPr>
+      <w:r>
+        <w:rPr>
+          <w:rFonts w:hint="eastAsia"/>
+        </w:rPr>
+        <w:t>道をすり抜け、</w:t>
+      </w:r>
+      <w:r>
+        <w:t xml:space="preserve">  </w:t>
+      </w:r>
+    </w:p>
+    <w:p>
+      <w:pPr>
+        <w:ind w:left="210" w:hangingChars="100" w:hanging="210"/>
+      </w:pPr>
+      <w:r>
+        <w:rPr>
+          <w:rFonts w:hint="eastAsia"/>
+        </w:rPr>
+        <w:t>町の中心にある広場へと集まっていく。</w:t>
+      </w:r>
+    </w:p>
+    <w:p>
+      <w:pPr>
+        <w:ind w:left="210" w:hangingChars="100" w:hanging="210"/>
+      </w:pPr>
+    </w:p>
+    <w:p>
+      <w:pPr>
+        <w:ind w:left="210" w:hangingChars="100" w:hanging="210"/>
+      </w:pPr>
+      <w:r>
+        <w:rPr>
+          <w:rFonts w:hint="eastAsia"/>
+        </w:rPr>
+        <w:t>すると、広場の上空に</w:t>
+      </w:r>
+      <w:r>
+        <w:t xml:space="preserve">  </w:t>
+      </w:r>
+    </w:p>
+    <w:p>
+      <w:pPr>
+        <w:ind w:left="210" w:hangingChars="100" w:hanging="210"/>
+      </w:pPr>
+      <w:r>
+        <w:t>**淡い水色の光がふわりと現れた。**</w:t>
+      </w:r>
+    </w:p>
+    <w:p>
+      <w:pPr>
+        <w:ind w:left="210" w:hangingChars="100" w:hanging="210"/>
+      </w:pPr>
+    </w:p>
+    <w:p>
+      <w:pPr>
+        <w:ind w:left="210" w:hangingChars="100" w:hanging="210"/>
+      </w:pPr>
+      <w:r>
+        <w:rPr>
+          <w:rFonts w:hint="eastAsia"/>
+        </w:rPr>
+        <w:t>光はゆっくりと形を変え、</w:t>
+      </w:r>
+      <w:r>
+        <w:t xml:space="preserve">  </w:t>
+      </w:r>
+    </w:p>
+    <w:p>
+      <w:pPr>
+        <w:ind w:left="210" w:hangingChars="100" w:hanging="210"/>
+      </w:pPr>
+      <w:r>
+        <w:rPr>
+          <w:rFonts w:hint="eastAsia"/>
+        </w:rPr>
+        <w:t>やがて小さな雨雲のようになり、</w:t>
+      </w:r>
+      <w:r>
+        <w:t xml:space="preserve">  </w:t>
+      </w:r>
+    </w:p>
+    <w:p>
+      <w:pPr>
+        <w:ind w:left="210" w:hangingChars="100" w:hanging="210"/>
+      </w:pPr>
+      <w:r>
+        <w:rPr>
+          <w:rFonts w:hint="eastAsia"/>
+        </w:rPr>
+        <w:t>ぽつ、ぽつ……と</w:t>
+      </w:r>
+      <w:r>
+        <w:t xml:space="preserve">  </w:t>
+      </w:r>
+    </w:p>
+    <w:p>
+      <w:pPr>
+        <w:ind w:left="210" w:hangingChars="100" w:hanging="210"/>
+      </w:pPr>
+      <w:r>
+        <w:rPr>
+          <w:rFonts w:hint="eastAsia"/>
+        </w:rPr>
+        <w:t>透明な雫を落とし始めた。</w:t>
+      </w:r>
+    </w:p>
+    <w:p>
+      <w:pPr>
+        <w:ind w:left="210" w:hangingChars="100" w:hanging="210"/>
+      </w:pPr>
+    </w:p>
+    <w:p>
+      <w:pPr>
+        <w:ind w:left="210" w:hangingChars="100" w:hanging="210"/>
+      </w:pPr>
+      <w:r>
+        <w:rPr>
+          <w:rFonts w:hint="eastAsia"/>
+        </w:rPr>
+        <w:t>「雨だ……！」</w:t>
+      </w:r>
+      <w:r>
+        <w:t xml:space="preserve">  </w:t>
+      </w:r>
+    </w:p>
+    <w:p>
+      <w:pPr>
+        <w:ind w:left="210" w:hangingChars="100" w:hanging="210"/>
+      </w:pPr>
+      <w:r>
+        <w:rPr>
+          <w:rFonts w:hint="eastAsia"/>
+        </w:rPr>
+        <w:t>「この町で雨が降るなんて……！」</w:t>
+      </w:r>
+    </w:p>
+    <w:p>
+      <w:pPr>
+        <w:ind w:left="210" w:hangingChars="100" w:hanging="210"/>
+      </w:pPr>
+    </w:p>
+    <w:p>
+      <w:pPr>
+        <w:ind w:left="210" w:hangingChars="100" w:hanging="210"/>
+      </w:pPr>
+      <w:r>
+        <w:rPr>
+          <w:rFonts w:hint="eastAsia"/>
+        </w:rPr>
+        <w:t>町の人たちは歓声を上げ、</w:t>
+      </w:r>
+      <w:r>
+        <w:t xml:space="preserve">  </w:t>
+      </w:r>
+    </w:p>
+    <w:p>
+      <w:pPr>
+        <w:ind w:left="210" w:hangingChars="100" w:hanging="210"/>
+      </w:pPr>
+      <w:r>
+        <w:rPr>
+          <w:rFonts w:hint="eastAsia"/>
+        </w:rPr>
+        <w:t>小さな手を空に伸ばして雫を受け止めた。</w:t>
+      </w:r>
+    </w:p>
+    <w:p>
+      <w:pPr>
+        <w:ind w:left="210" w:hangingChars="100" w:hanging="210"/>
+      </w:pPr>
+    </w:p>
+    <w:p>
+      <w:pPr>
+        <w:ind w:left="210" w:hangingChars="100" w:hanging="210"/>
+      </w:pPr>
+      <w:r>
+        <w:rPr>
+          <w:rFonts w:hint="eastAsia"/>
+        </w:rPr>
+        <w:t>ピンクの地面に落ちた水滴は、</w:t>
+      </w:r>
+      <w:r>
+        <w:t xml:space="preserve">  </w:t>
+      </w:r>
+    </w:p>
+    <w:p>
+      <w:pPr>
+        <w:ind w:left="210" w:hangingChars="100" w:hanging="210"/>
+      </w:pPr>
+      <w:r>
+        <w:rPr>
+          <w:rFonts w:hint="eastAsia"/>
+        </w:rPr>
+        <w:t>まるで宝石のようにきらめいていた。</w:t>
+      </w:r>
+    </w:p>
+    <w:p>
+      <w:pPr>
+        <w:ind w:left="210" w:hangingChars="100" w:hanging="210"/>
+      </w:pPr>
+    </w:p>
+    <w:p>
+      <w:pPr>
+        <w:ind w:left="210" w:hangingChars="100" w:hanging="210"/>
+      </w:pPr>
+      <w:r>
+        <w:t>### ■ 音楽がもたらす“足りないもの”</w:t>
+      </w:r>
+    </w:p>
+    <w:p>
+      <w:pPr>
+        <w:ind w:left="210" w:hangingChars="100" w:hanging="210"/>
+      </w:pPr>
+    </w:p>
+    <w:p>
+      <w:pPr>
+        <w:ind w:left="210" w:hangingChars="100" w:hanging="210"/>
+      </w:pPr>
+      <w:r>
+        <w:rPr>
+          <w:rFonts w:hint="eastAsia"/>
+        </w:rPr>
+        <w:t>雨は長くは続かなかった。</w:t>
+      </w:r>
+      <w:r>
+        <w:t xml:space="preserve">  </w:t>
+      </w:r>
+    </w:p>
+    <w:p>
+      <w:pPr>
+        <w:ind w:left="210" w:hangingChars="100" w:hanging="210"/>
+      </w:pPr>
+      <w:r>
+        <w:rPr>
+          <w:rFonts w:hint="eastAsia"/>
+        </w:rPr>
+        <w:t>けれど、町の人たちの顔には</w:t>
+      </w:r>
+      <w:r>
+        <w:t xml:space="preserve">  </w:t>
+      </w:r>
+    </w:p>
+    <w:p>
+      <w:pPr>
+        <w:ind w:left="210" w:hangingChars="100" w:hanging="210"/>
+      </w:pPr>
+      <w:r>
+        <w:rPr>
+          <w:rFonts w:hint="eastAsia"/>
+        </w:rPr>
+        <w:t>久しぶりの潤いと笑顔が戻っていた。</w:t>
+      </w:r>
+    </w:p>
+    <w:p>
+      <w:pPr>
+        <w:ind w:left="210" w:hangingChars="100" w:hanging="210"/>
+      </w:pPr>
+    </w:p>
+    <w:p>
+      <w:pPr>
+        <w:ind w:left="210" w:hangingChars="100" w:hanging="210"/>
+      </w:pPr>
+      <w:r>
+        <w:rPr>
+          <w:rFonts w:hint="eastAsia"/>
+        </w:rPr>
+        <w:t>「あなたたちの音楽、すごいね」</w:t>
+      </w:r>
+      <w:r>
+        <w:t xml:space="preserve">  </w:t>
+      </w:r>
+    </w:p>
+    <w:p>
+      <w:pPr>
+        <w:ind w:left="210" w:hangingChars="100" w:hanging="210"/>
+      </w:pPr>
+      <w:r>
+        <w:rPr>
+          <w:rFonts w:hint="eastAsia"/>
+        </w:rPr>
+        <w:t>「水の気配が、ちゃんと感じられたよ」</w:t>
+      </w:r>
+      <w:r>
+        <w:t xml:space="preserve">  </w:t>
+      </w:r>
+    </w:p>
+    <w:p>
+      <w:pPr>
+        <w:ind w:left="210" w:hangingChars="100" w:hanging="210"/>
+      </w:pPr>
+      <w:r>
+        <w:rPr>
+          <w:rFonts w:hint="eastAsia"/>
+        </w:rPr>
+        <w:t>「また来てほしいな」</w:t>
+      </w:r>
+    </w:p>
+    <w:p>
+      <w:pPr>
+        <w:ind w:left="210" w:hangingChars="100" w:hanging="210"/>
+      </w:pPr>
+    </w:p>
+    <w:p>
+      <w:pPr>
+        <w:ind w:left="210" w:hangingChars="100" w:hanging="210"/>
+      </w:pPr>
+      <w:r>
+        <w:rPr>
+          <w:rFonts w:hint="eastAsia"/>
+        </w:rPr>
+        <w:t>私たちは微笑んで頷いた。</w:t>
+      </w:r>
+    </w:p>
+    <w:p>
+      <w:pPr>
+        <w:ind w:left="210" w:hangingChars="100" w:hanging="210"/>
+      </w:pPr>
+    </w:p>
+    <w:p>
+      <w:pPr>
+        <w:ind w:left="210" w:hangingChars="100" w:hanging="210"/>
+      </w:pPr>
+      <w:r>
+        <w:rPr>
+          <w:rFonts w:hint="eastAsia"/>
+        </w:rPr>
+        <w:t>この町に必要だったのは、</w:t>
+      </w:r>
+      <w:r>
+        <w:t xml:space="preserve">  </w:t>
+      </w:r>
+    </w:p>
+    <w:p>
+      <w:pPr>
+        <w:ind w:left="210" w:hangingChars="100" w:hanging="210"/>
+      </w:pPr>
+      <w:r>
+        <w:rPr>
+          <w:rFonts w:hint="eastAsia"/>
+        </w:rPr>
+        <w:t>“水そのもの”ではなく、</w:t>
+      </w:r>
+      <w:r>
+        <w:t xml:space="preserve">  </w:t>
+      </w:r>
+    </w:p>
+    <w:p>
+      <w:pPr>
+        <w:ind w:left="210" w:hangingChars="100" w:hanging="210"/>
+      </w:pPr>
+      <w:r>
+        <w:t>**水を思い出す心の余裕**だったのかもしれない。</w:t>
+      </w:r>
+    </w:p>
+    <w:p>
+      <w:pPr>
+        <w:ind w:left="210" w:hangingChars="100" w:hanging="210"/>
+      </w:pPr>
+    </w:p>
+    <w:p>
+      <w:pPr>
+        <w:ind w:left="210" w:hangingChars="100" w:hanging="210"/>
+      </w:pPr>
+      <w:r>
+        <w:rPr>
+          <w:rFonts w:hint="eastAsia"/>
+        </w:rPr>
+        <w:t>音楽は、それを呼び戻す手助けをしただけ。</w:t>
+      </w:r>
+    </w:p>
+    <w:p>
+      <w:pPr>
+        <w:ind w:left="210" w:hangingChars="100" w:hanging="210"/>
+      </w:pPr>
+    </w:p>
+    <w:p>
+      <w:pPr>
+        <w:ind w:left="210" w:hangingChars="100" w:hanging="210"/>
+      </w:pPr>
+      <w:r>
+        <w:rPr>
+          <w:rFonts w:hint="eastAsia"/>
+        </w:rPr>
+        <w:t>でも――</w:t>
+      </w:r>
+      <w:r>
+        <w:t xml:space="preserve">  </w:t>
+      </w:r>
+    </w:p>
+    <w:p>
+      <w:pPr>
+        <w:ind w:left="210" w:hangingChars="100" w:hanging="210"/>
+      </w:pPr>
+      <w:r>
+        <w:rPr>
+          <w:rFonts w:hint="eastAsia"/>
+        </w:rPr>
+        <w:t>それで十分だった。</w:t>
+      </w:r>
+    </w:p>
+    <w:p>
+      <w:pPr>
+        <w:ind w:left="210" w:hangingChars="100" w:hanging="210"/>
+      </w:pPr>
+    </w:p>
+    <w:p>
+      <w:pPr>
+        <w:ind w:left="210" w:hangingChars="100" w:hanging="210"/>
+      </w:pPr>
+      <w:r>
+        <w:rPr>
+          <w:rFonts w:hint="eastAsia"/>
+        </w:rPr>
+        <w:t>「次の町でも、きっと何か足りないものがあるはずだね」</w:t>
+      </w:r>
+      <w:r>
+        <w:t xml:space="preserve">  </w:t>
+      </w:r>
+    </w:p>
+    <w:p>
+      <w:pPr>
+        <w:ind w:left="210" w:hangingChars="100" w:hanging="210"/>
+      </w:pPr>
+      <w:r>
+        <w:rPr>
+          <w:rFonts w:hint="eastAsia"/>
+        </w:rPr>
+        <w:t>歌い手の彼が言う。</w:t>
+      </w:r>
+    </w:p>
+    <w:p>
+      <w:pPr>
+        <w:ind w:left="210" w:hangingChars="100" w:hanging="210"/>
+      </w:pPr>
+    </w:p>
+    <w:p>
+      <w:pPr>
+        <w:ind w:left="210" w:hangingChars="100" w:hanging="210"/>
+      </w:pPr>
+      <w:r>
+        <w:rPr>
+          <w:rFonts w:hint="eastAsia"/>
+        </w:rPr>
+        <w:t>「うん。私たちの音で、少しでも満たせたらいいな」</w:t>
+      </w:r>
+    </w:p>
+    <w:p>
+      <w:pPr>
+        <w:ind w:left="210" w:hangingChars="100" w:hanging="210"/>
+      </w:pPr>
+    </w:p>
+    <w:p>
+      <w:pPr>
+        <w:ind w:left="210" w:hangingChars="100" w:hanging="210"/>
+      </w:pPr>
+      <w:r>
+        <w:rPr>
+          <w:rFonts w:hint="eastAsia"/>
+        </w:rPr>
+        <w:t>そう言って、私たちは再び旅に出た。</w:t>
+      </w:r>
+    </w:p>
+    <w:p>
+      <w:pPr>
+        <w:ind w:left="210" w:hangingChars="100" w:hanging="210"/>
+      </w:pPr>
+    </w:p>
+    <w:p>
+      <w:pPr>
+        <w:ind w:left="210" w:hangingChars="100" w:hanging="210"/>
+      </w:pPr>
+      <w:r>
+        <w:rPr>
+          <w:rFonts w:hint="eastAsia"/>
+        </w:rPr>
+        <w:t>世界は広い。</w:t>
+      </w:r>
+      <w:r>
+        <w:t xml:space="preserve">  </w:t>
+      </w:r>
+    </w:p>
+    <w:p>
+      <w:pPr>
+        <w:ind w:left="210" w:hangingChars="100" w:hanging="210"/>
+      </w:pPr>
+      <w:r>
+        <w:rPr>
+          <w:rFonts w:hint="eastAsia"/>
+        </w:rPr>
+        <w:t>色も、音も、足りないものも、町ごとに違う。</w:t>
+      </w:r>
+      <w:r>
+        <w:t xml:space="preserve">  </w:t>
+      </w:r>
+    </w:p>
+    <w:p>
+      <w:pPr>
+        <w:ind w:left="210" w:hangingChars="100" w:hanging="210"/>
+      </w:pPr>
+      <w:r>
+        <w:rPr>
+          <w:rFonts w:hint="eastAsia"/>
+        </w:rPr>
+        <w:t>だからこそ、旅は続いていく。</w:t>
+      </w:r>
+    </w:p>
+    <w:p>
+      <w:pPr>
+        <w:ind w:left="210" w:hangingChars="100" w:hanging="210"/>
+      </w:pPr>
+      <w:r>
+        <w:t>---</w:t>
+      </w:r>
+    </w:p>
+    <w:p>
+      <w:pPr>
+        <w:ind w:left="210" w:hangingChars="100" w:hanging="210"/>
+      </w:pPr>
+    </w:p>
+    <w:p>
+      <w:pPr>
+        <w:ind w:left="210" w:hangingChars="100" w:hanging="210"/>
+      </w:pPr>
+      <w:r>
+        <w:t># **第5章　— 黄色い町の止まった時間 —**</w:t>
+      </w:r>
+    </w:p>
+    <w:p>
+      <w:pPr>
+        <w:ind w:left="210" w:hangingChars="100" w:hanging="210"/>
+      </w:pPr>
+    </w:p>
+    <w:p>
+      <w:pPr>
+        <w:ind w:left="210" w:hangingChars="100" w:hanging="210"/>
+      </w:pPr>
+      <w:r>
+        <w:rPr>
+          <w:rFonts w:hint="eastAsia"/>
+        </w:rPr>
+        <w:t>ピンクの町を後にして、私たちはさらに旅を続けた。</w:t>
+      </w:r>
+      <w:r>
+        <w:t xml:space="preserve">  </w:t>
+      </w:r>
+    </w:p>
+    <w:p>
+      <w:pPr>
+        <w:ind w:left="210" w:hangingChars="100" w:hanging="210"/>
+      </w:pPr>
+      <w:r>
+        <w:rPr>
+          <w:rFonts w:hint="eastAsia"/>
+        </w:rPr>
+        <w:t>次に辿り着いたのは、まぶしいほどに明るい――</w:t>
+      </w:r>
+      <w:r>
+        <w:t xml:space="preserve">  </w:t>
+      </w:r>
+    </w:p>
+    <w:p>
+      <w:pPr>
+        <w:ind w:left="210" w:hangingChars="100" w:hanging="210"/>
+      </w:pPr>
+      <w:r>
+        <w:lastRenderedPageBreak/>
+        <w:t>**黄色い町。**</w:t>
+      </w:r>
+    </w:p>
+    <w:p>
+      <w:pPr>
+        <w:ind w:left="210" w:hangingChars="100" w:hanging="210"/>
+      </w:pPr>
+    </w:p>
+    <w:p>
+      <w:pPr>
+        <w:ind w:left="210" w:hangingChars="100" w:hanging="210"/>
+      </w:pPr>
+      <w:r>
+        <w:rPr>
+          <w:rFonts w:hint="eastAsia"/>
+        </w:rPr>
+        <w:t>建物も、道も、木々の葉も、</w:t>
+      </w:r>
+      <w:r>
+        <w:t xml:space="preserve">  </w:t>
+      </w:r>
+    </w:p>
+    <w:p>
+      <w:pPr>
+        <w:ind w:left="210" w:hangingChars="100" w:hanging="210"/>
+      </w:pPr>
+      <w:r>
+        <w:rPr>
+          <w:rFonts w:hint="eastAsia"/>
+        </w:rPr>
+        <w:t>まるで太陽のかけらを散りばめたように輝いている。</w:t>
+      </w:r>
+      <w:r>
+        <w:t xml:space="preserve">  </w:t>
+      </w:r>
+    </w:p>
+    <w:p>
+      <w:pPr>
+        <w:ind w:left="210" w:hangingChars="100" w:hanging="210"/>
+      </w:pPr>
+      <w:r>
+        <w:rPr>
+          <w:rFonts w:hint="eastAsia"/>
+        </w:rPr>
+        <w:t>町全体が光を放っているようで、</w:t>
+      </w:r>
+      <w:r>
+        <w:t xml:space="preserve">  </w:t>
+      </w:r>
+    </w:p>
+    <w:p>
+      <w:pPr>
+        <w:ind w:left="210" w:hangingChars="100" w:hanging="210"/>
+      </w:pPr>
+      <w:r>
+        <w:rPr>
+          <w:rFonts w:hint="eastAsia"/>
+        </w:rPr>
+        <w:t>歩いているだけで心が弾む。</w:t>
+      </w:r>
+    </w:p>
+    <w:p>
+      <w:pPr>
+        <w:ind w:left="210" w:hangingChars="100" w:hanging="210"/>
+      </w:pPr>
+    </w:p>
+    <w:p>
+      <w:pPr>
+        <w:ind w:left="210" w:hangingChars="100" w:hanging="210"/>
+      </w:pPr>
+      <w:r>
+        <w:rPr>
+          <w:rFonts w:hint="eastAsia"/>
+        </w:rPr>
+        <w:t>しかし、町の人々はどこか落ち着かず、</w:t>
+      </w:r>
+      <w:r>
+        <w:t xml:space="preserve">  </w:t>
+      </w:r>
+    </w:p>
+    <w:p>
+      <w:pPr>
+        <w:ind w:left="210" w:hangingChars="100" w:hanging="210"/>
+      </w:pPr>
+      <w:r>
+        <w:rPr>
+          <w:rFonts w:hint="eastAsia"/>
+        </w:rPr>
+        <w:t>そわそわと時計を気にしていた。</w:t>
+      </w:r>
+    </w:p>
+    <w:p>
+      <w:pPr>
+        <w:ind w:left="210" w:hangingChars="100" w:hanging="210"/>
+      </w:pPr>
+    </w:p>
+    <w:p>
+      <w:pPr>
+        <w:ind w:left="210" w:hangingChars="100" w:hanging="210"/>
+      </w:pPr>
+      <w:r>
+        <w:rPr>
+          <w:rFonts w:hint="eastAsia"/>
+        </w:rPr>
+        <w:t>「どうしたんですか？」</w:t>
+      </w:r>
+      <w:r>
+        <w:t xml:space="preserve">  </w:t>
+      </w:r>
+    </w:p>
+    <w:p>
+      <w:pPr>
+        <w:ind w:left="210" w:hangingChars="100" w:hanging="210"/>
+      </w:pPr>
+      <w:r>
+        <w:rPr>
+          <w:rFonts w:hint="eastAsia"/>
+        </w:rPr>
+        <w:t>私が尋ねると、ひとりの女性が答えた。</w:t>
+      </w:r>
+    </w:p>
+    <w:p>
+      <w:pPr>
+        <w:ind w:left="210" w:hangingChars="100" w:hanging="210"/>
+      </w:pPr>
+    </w:p>
+    <w:p>
+      <w:pPr>
+        <w:ind w:left="210" w:hangingChars="100" w:hanging="210"/>
+      </w:pPr>
+      <w:r>
+        <w:rPr>
+          <w:rFonts w:hint="eastAsia"/>
+        </w:rPr>
+        <w:t>「この町はね、黄色いから“時間が早く進みすぎる”の。</w:t>
+      </w:r>
+      <w:r>
+        <w:t xml:space="preserve">  </w:t>
+      </w:r>
+    </w:p>
+    <w:p>
+      <w:pPr>
+        <w:ind w:left="210" w:hangingChars="100" w:hanging="210"/>
+      </w:pPr>
+      <w:r>
+        <w:rPr>
+          <w:rFonts w:hint="eastAsia"/>
+        </w:rPr>
+        <w:t xml:space="preserve">　朝が来たと思ったら、もう夕方。</w:t>
+      </w:r>
+      <w:r>
+        <w:t xml:space="preserve">  </w:t>
+      </w:r>
+    </w:p>
+    <w:p>
+      <w:pPr>
+        <w:ind w:left="210" w:hangingChars="100" w:hanging="210"/>
+      </w:pPr>
+      <w:r>
+        <w:rPr>
+          <w:rFonts w:hint="eastAsia"/>
+        </w:rPr>
+        <w:t xml:space="preserve">　一日があっという間に終わってしまうのよ」</w:t>
+      </w:r>
+    </w:p>
+    <w:p>
+      <w:pPr>
+        <w:ind w:left="210" w:hangingChars="100" w:hanging="210"/>
+      </w:pPr>
+    </w:p>
+    <w:p>
+      <w:pPr>
+        <w:ind w:left="210" w:hangingChars="100" w:hanging="210"/>
+      </w:pPr>
+      <w:r>
+        <w:rPr>
+          <w:rFonts w:hint="eastAsia"/>
+        </w:rPr>
+        <w:t>別の人も言う。</w:t>
+      </w:r>
+      <w:r>
+        <w:t xml:space="preserve">  </w:t>
+      </w:r>
+    </w:p>
+    <w:p>
+      <w:pPr>
+        <w:ind w:left="210" w:hangingChars="100" w:hanging="210"/>
+      </w:pPr>
+      <w:r>
+        <w:rPr>
+          <w:rFonts w:hint="eastAsia"/>
+        </w:rPr>
+        <w:t>「やりたいことがあっても、すぐに時間切れ。</w:t>
+      </w:r>
+      <w:r>
+        <w:t xml:space="preserve">  </w:t>
+      </w:r>
+    </w:p>
+    <w:p>
+      <w:pPr>
+        <w:ind w:left="210" w:hangingChars="100" w:hanging="210"/>
+      </w:pPr>
+      <w:r>
+        <w:rPr>
+          <w:rFonts w:hint="eastAsia"/>
+        </w:rPr>
+        <w:t xml:space="preserve">　気づけば何もできずに一日が終わるんだ」</w:t>
+      </w:r>
+    </w:p>
+    <w:p>
+      <w:pPr>
+        <w:ind w:left="210" w:hangingChars="100" w:hanging="210"/>
+      </w:pPr>
+    </w:p>
+    <w:p>
+      <w:pPr>
+        <w:ind w:left="210" w:hangingChars="100" w:hanging="210"/>
+      </w:pPr>
+      <w:r>
+        <w:rPr>
+          <w:rFonts w:hint="eastAsia"/>
+        </w:rPr>
+        <w:t>なるほど。</w:t>
+      </w:r>
+      <w:r>
+        <w:t xml:space="preserve">  </w:t>
+      </w:r>
+    </w:p>
+    <w:p>
+      <w:pPr>
+        <w:ind w:left="210" w:hangingChars="100" w:hanging="210"/>
+      </w:pPr>
+      <w:r>
+        <w:rPr>
+          <w:rFonts w:hint="eastAsia"/>
+        </w:rPr>
+        <w:t>黄色は“光”と“スピード”の象徴。</w:t>
+      </w:r>
+      <w:r>
+        <w:t xml:space="preserve">  </w:t>
+      </w:r>
+    </w:p>
+    <w:p>
+      <w:pPr>
+        <w:ind w:left="210" w:hangingChars="100" w:hanging="210"/>
+      </w:pPr>
+      <w:r>
+        <w:rPr>
+          <w:rFonts w:hint="eastAsia"/>
+        </w:rPr>
+        <w:t>この町は明るいけれど、</w:t>
+      </w:r>
+      <w:r>
+        <w:t xml:space="preserve">  </w:t>
+      </w:r>
+    </w:p>
+    <w:p>
+      <w:pPr>
+        <w:ind w:left="210" w:hangingChars="100" w:hanging="210"/>
+      </w:pPr>
+      <w:r>
+        <w:rPr>
+          <w:rFonts w:hint="eastAsia"/>
+        </w:rPr>
+        <w:t>その明るさが時間を急がせてしまっているのだ。</w:t>
+      </w:r>
+    </w:p>
+    <w:p>
+      <w:pPr>
+        <w:ind w:left="210" w:hangingChars="100" w:hanging="210"/>
+      </w:pPr>
+    </w:p>
+    <w:p>
+      <w:pPr>
+        <w:ind w:left="210" w:hangingChars="100" w:hanging="210"/>
+      </w:pPr>
+      <w:r>
+        <w:rPr>
+          <w:rFonts w:hint="eastAsia"/>
+        </w:rPr>
+        <w:t>私は考えた。</w:t>
+      </w:r>
+      <w:r>
+        <w:t xml:space="preserve">  </w:t>
+      </w:r>
+    </w:p>
+    <w:p>
+      <w:pPr>
+        <w:ind w:left="210" w:hangingChars="100" w:hanging="210"/>
+      </w:pPr>
+      <w:r>
+        <w:t>**この町に必要なのは、“ゆっくり流れる時間の音”。**</w:t>
+      </w:r>
+    </w:p>
+    <w:p>
+      <w:pPr>
+        <w:ind w:left="210" w:hangingChars="100" w:hanging="210"/>
+      </w:pPr>
+    </w:p>
+    <w:p>
+      <w:pPr>
+        <w:ind w:left="210" w:hangingChars="100" w:hanging="210"/>
+      </w:pPr>
+      <w:r>
+        <w:rPr>
+          <w:rFonts w:hint="eastAsia"/>
+        </w:rPr>
+        <w:t>歌い手の彼と目を合わせる。</w:t>
+      </w:r>
+      <w:r>
+        <w:t xml:space="preserve">  </w:t>
+      </w:r>
+    </w:p>
+    <w:p>
+      <w:pPr>
+        <w:ind w:left="210" w:hangingChars="100" w:hanging="210"/>
+      </w:pPr>
+      <w:r>
+        <w:rPr>
+          <w:rFonts w:hint="eastAsia"/>
+        </w:rPr>
+        <w:t>彼は静かに頷いた。</w:t>
+      </w:r>
+    </w:p>
+    <w:p>
+      <w:pPr>
+        <w:ind w:left="210" w:hangingChars="100" w:hanging="210"/>
+      </w:pPr>
+    </w:p>
+    <w:p>
+      <w:pPr>
+        <w:ind w:left="210" w:hangingChars="100" w:hanging="210"/>
+      </w:pPr>
+      <w:r>
+        <w:t>### ■ 時間をゆるめる音楽</w:t>
+      </w:r>
+    </w:p>
+    <w:p>
+      <w:pPr>
+        <w:ind w:left="210" w:hangingChars="100" w:hanging="210"/>
+      </w:pPr>
+    </w:p>
+    <w:p>
+      <w:pPr>
+        <w:ind w:left="210" w:hangingChars="100" w:hanging="210"/>
+      </w:pPr>
+      <w:r>
+        <w:rPr>
+          <w:rFonts w:hint="eastAsia"/>
+        </w:rPr>
+        <w:t>私たちは町の中心にある広場に立ち、</w:t>
+      </w:r>
+      <w:r>
+        <w:t xml:space="preserve">  </w:t>
+      </w:r>
+    </w:p>
+    <w:p>
+      <w:pPr>
+        <w:ind w:left="210" w:hangingChars="100" w:hanging="210"/>
+      </w:pPr>
+      <w:r>
+        <w:rPr>
+          <w:rFonts w:hint="eastAsia"/>
+        </w:rPr>
+        <w:t>ゆっくりとしたテンポのメロディを奏で始めた。</w:t>
+      </w:r>
+    </w:p>
+    <w:p>
+      <w:pPr>
+        <w:ind w:left="210" w:hangingChars="100" w:hanging="210"/>
+      </w:pPr>
+    </w:p>
+    <w:p>
+      <w:pPr>
+        <w:ind w:left="210" w:hangingChars="100" w:hanging="210"/>
+      </w:pPr>
+      <w:r>
+        <w:rPr>
+          <w:rFonts w:hint="eastAsia"/>
+        </w:rPr>
+        <w:t>最初は、</w:t>
+      </w:r>
+      <w:r>
+        <w:t xml:space="preserve">  </w:t>
+      </w:r>
+    </w:p>
+    <w:p>
+      <w:pPr>
+        <w:ind w:left="210" w:hangingChars="100" w:hanging="210"/>
+      </w:pPr>
+      <w:r>
+        <w:rPr>
+          <w:rFonts w:hint="eastAsia"/>
+        </w:rPr>
+        <w:t>砂時計の砂が落ちるような、静かなリズム。</w:t>
+      </w:r>
+    </w:p>
+    <w:p>
+      <w:pPr>
+        <w:ind w:left="210" w:hangingChars="100" w:hanging="210"/>
+      </w:pPr>
+    </w:p>
+    <w:p>
+      <w:pPr>
+        <w:ind w:left="210" w:hangingChars="100" w:hanging="210"/>
+      </w:pPr>
+      <w:r>
+        <w:rPr>
+          <w:rFonts w:hint="eastAsia"/>
+        </w:rPr>
+        <w:t>次に、</w:t>
+      </w:r>
+      <w:r>
+        <w:t xml:space="preserve">  </w:t>
+      </w:r>
+    </w:p>
+    <w:p>
+      <w:pPr>
+        <w:ind w:left="210" w:hangingChars="100" w:hanging="210"/>
+      </w:pPr>
+      <w:r>
+        <w:rPr>
+          <w:rFonts w:hint="eastAsia"/>
+        </w:rPr>
+        <w:t>夕暮れの風のように柔らかい音色。</w:t>
+      </w:r>
+    </w:p>
+    <w:p>
+      <w:pPr>
+        <w:ind w:left="210" w:hangingChars="100" w:hanging="210"/>
+      </w:pPr>
+    </w:p>
+    <w:p>
+      <w:pPr>
+        <w:ind w:left="210" w:hangingChars="100" w:hanging="210"/>
+      </w:pPr>
+      <w:r>
+        <w:rPr>
+          <w:rFonts w:hint="eastAsia"/>
+        </w:rPr>
+        <w:t>そして、</w:t>
+      </w:r>
+      <w:r>
+        <w:t xml:space="preserve">  </w:t>
+      </w:r>
+    </w:p>
+    <w:p>
+      <w:pPr>
+        <w:ind w:left="210" w:hangingChars="100" w:hanging="210"/>
+      </w:pPr>
+      <w:r>
+        <w:rPr>
+          <w:rFonts w:hint="eastAsia"/>
+        </w:rPr>
+        <w:t>深呼吸をするような、ゆったりとした歌声が重なる。</w:t>
+      </w:r>
+    </w:p>
+    <w:p>
+      <w:pPr>
+        <w:ind w:left="210" w:hangingChars="100" w:hanging="210"/>
+      </w:pPr>
+    </w:p>
+    <w:p>
+      <w:pPr>
+        <w:ind w:left="210" w:hangingChars="100" w:hanging="210"/>
+      </w:pPr>
+      <w:r>
+        <w:rPr>
+          <w:rFonts w:hint="eastAsia"/>
+        </w:rPr>
+        <w:t>その瞬間――</w:t>
+      </w:r>
+      <w:r>
+        <w:t xml:space="preserve">  </w:t>
+      </w:r>
+    </w:p>
+    <w:p>
+      <w:pPr>
+        <w:ind w:left="210" w:hangingChars="100" w:hanging="210"/>
+      </w:pPr>
+      <w:r>
+        <w:rPr>
+          <w:rFonts w:hint="eastAsia"/>
+        </w:rPr>
+        <w:t>黄色い町の空気がふっと緩んだ。</w:t>
+      </w:r>
+    </w:p>
+    <w:p>
+      <w:pPr>
+        <w:ind w:left="210" w:hangingChars="100" w:hanging="210"/>
+      </w:pPr>
+    </w:p>
+    <w:p>
+      <w:pPr>
+        <w:ind w:left="210" w:hangingChars="100" w:hanging="210"/>
+      </w:pPr>
+      <w:r>
+        <w:rPr>
+          <w:rFonts w:hint="eastAsia"/>
+        </w:rPr>
+        <w:t>風が止まり、</w:t>
+      </w:r>
+      <w:r>
+        <w:t xml:space="preserve">  </w:t>
+      </w:r>
+    </w:p>
+    <w:p>
+      <w:pPr>
+        <w:ind w:left="210" w:hangingChars="100" w:hanging="210"/>
+      </w:pPr>
+      <w:r>
+        <w:rPr>
+          <w:rFonts w:hint="eastAsia"/>
+        </w:rPr>
+        <w:t>人々の足取りがゆっくりになり、</w:t>
+      </w:r>
+      <w:r>
+        <w:t xml:space="preserve">  </w:t>
+      </w:r>
+    </w:p>
+    <w:p>
+      <w:pPr>
+        <w:ind w:left="210" w:hangingChars="100" w:hanging="210"/>
+      </w:pPr>
+      <w:r>
+        <w:rPr>
+          <w:rFonts w:hint="eastAsia"/>
+        </w:rPr>
+        <w:t>時計の針が、ほんの少しだけ遅く動き始めた。</w:t>
+      </w:r>
+    </w:p>
+    <w:p>
+      <w:pPr>
+        <w:ind w:left="210" w:hangingChars="100" w:hanging="210"/>
+      </w:pPr>
+    </w:p>
+    <w:p>
+      <w:pPr>
+        <w:ind w:left="210" w:hangingChars="100" w:hanging="210"/>
+      </w:pPr>
+      <w:r>
+        <w:rPr>
+          <w:rFonts w:hint="eastAsia"/>
+        </w:rPr>
+        <w:t>「なんだか……落ち着く」</w:t>
+      </w:r>
+      <w:r>
+        <w:t xml:space="preserve">  </w:t>
+      </w:r>
+    </w:p>
+    <w:p>
+      <w:pPr>
+        <w:ind w:left="210" w:hangingChars="100" w:hanging="210"/>
+      </w:pPr>
+      <w:r>
+        <w:rPr>
+          <w:rFonts w:hint="eastAsia"/>
+        </w:rPr>
+        <w:t>「こんなにゆっくりした時間、久しぶりだ」</w:t>
+      </w:r>
+      <w:r>
+        <w:t xml:space="preserve">  </w:t>
+      </w:r>
+    </w:p>
+    <w:p>
+      <w:pPr>
+        <w:ind w:left="210" w:hangingChars="100" w:hanging="210"/>
+      </w:pPr>
+      <w:r>
+        <w:rPr>
+          <w:rFonts w:hint="eastAsia"/>
+        </w:rPr>
+        <w:t>「心が軽くなるね」</w:t>
+      </w:r>
+    </w:p>
+    <w:p>
+      <w:pPr>
+        <w:ind w:left="210" w:hangingChars="100" w:hanging="210"/>
+      </w:pPr>
+    </w:p>
+    <w:p>
+      <w:pPr>
+        <w:ind w:left="210" w:hangingChars="100" w:hanging="210"/>
+      </w:pPr>
+      <w:r>
+        <w:rPr>
+          <w:rFonts w:hint="eastAsia"/>
+        </w:rPr>
+        <w:t>町の人たちの表情が、</w:t>
+      </w:r>
+      <w:r>
+        <w:t xml:space="preserve">  </w:t>
+      </w:r>
+    </w:p>
+    <w:p>
+      <w:pPr>
+        <w:ind w:left="210" w:hangingChars="100" w:hanging="210"/>
+      </w:pPr>
+      <w:r>
+        <w:rPr>
+          <w:rFonts w:hint="eastAsia"/>
+        </w:rPr>
+        <w:t>明るさの中に“穏やかさ”を取り戻していく。</w:t>
+      </w:r>
+    </w:p>
+    <w:p>
+      <w:pPr>
+        <w:ind w:left="210" w:hangingChars="100" w:hanging="210"/>
+      </w:pPr>
+    </w:p>
+    <w:p>
+      <w:pPr>
+        <w:ind w:left="210" w:hangingChars="100" w:hanging="210"/>
+      </w:pPr>
+      <w:r>
+        <w:rPr>
+          <w:rFonts w:hint="eastAsia"/>
+        </w:rPr>
+        <w:t>黄色い町に必要だったのは、</w:t>
+      </w:r>
+      <w:r>
+        <w:t xml:space="preserve">  </w:t>
+      </w:r>
+    </w:p>
+    <w:p>
+      <w:pPr>
+        <w:ind w:left="210" w:hangingChars="100" w:hanging="210"/>
+      </w:pPr>
+      <w:r>
+        <w:t>**急ぎすぎる心を休める音楽。**</w:t>
+      </w:r>
+    </w:p>
+    <w:p>
+      <w:pPr>
+        <w:ind w:left="210" w:hangingChars="100" w:hanging="210"/>
+      </w:pPr>
+    </w:p>
+    <w:p>
+      <w:pPr>
+        <w:ind w:left="210" w:hangingChars="100" w:hanging="210"/>
+      </w:pPr>
+      <w:r>
+        <w:rPr>
+          <w:rFonts w:hint="eastAsia"/>
+        </w:rPr>
+        <w:t>音楽は、</w:t>
+      </w:r>
+      <w:r>
+        <w:t xml:space="preserve">  </w:t>
+      </w:r>
+    </w:p>
+    <w:p>
+      <w:pPr>
+        <w:ind w:left="210" w:hangingChars="100" w:hanging="210"/>
+      </w:pPr>
+      <w:r>
+        <w:rPr>
+          <w:rFonts w:hint="eastAsia"/>
+        </w:rPr>
+        <w:t>この町に“ゆっくりする勇気”を思い出させた。</w:t>
+      </w:r>
+    </w:p>
+    <w:p>
+      <w:pPr>
+        <w:ind w:left="210" w:hangingChars="100" w:hanging="210"/>
+      </w:pPr>
+    </w:p>
+    <w:p>
+      <w:pPr>
+        <w:ind w:left="210" w:hangingChars="100" w:hanging="210"/>
+      </w:pPr>
+      <w:r>
+        <w:t>### ■ 旅は続く</w:t>
+      </w:r>
+    </w:p>
+    <w:p>
+      <w:pPr>
+        <w:ind w:left="210" w:hangingChars="100" w:hanging="210"/>
+      </w:pPr>
+    </w:p>
+    <w:p>
+      <w:pPr>
+        <w:ind w:left="210" w:hangingChars="100" w:hanging="210"/>
+      </w:pPr>
+      <w:r>
+        <w:rPr>
+          <w:rFonts w:hint="eastAsia"/>
+        </w:rPr>
+        <w:t>「あなたたちの音楽、すごいね」</w:t>
+      </w:r>
+      <w:r>
+        <w:t xml:space="preserve">  </w:t>
+      </w:r>
+    </w:p>
+    <w:p>
+      <w:pPr>
+        <w:ind w:left="210" w:hangingChars="100" w:hanging="210"/>
+      </w:pPr>
+      <w:r>
+        <w:rPr>
+          <w:rFonts w:hint="eastAsia"/>
+        </w:rPr>
+        <w:t>「また来てほしいな」</w:t>
+      </w:r>
+      <w:r>
+        <w:t xml:space="preserve">  </w:t>
+      </w:r>
+    </w:p>
+    <w:p>
+      <w:pPr>
+        <w:ind w:left="210" w:hangingChars="100" w:hanging="210"/>
+      </w:pPr>
+      <w:r>
+        <w:rPr>
+          <w:rFonts w:hint="eastAsia"/>
+        </w:rPr>
+        <w:t>「次はどんな町に行くの？」</w:t>
+      </w:r>
+    </w:p>
+    <w:p>
+      <w:pPr>
+        <w:ind w:left="210" w:hangingChars="100" w:hanging="210"/>
+      </w:pPr>
+    </w:p>
+    <w:p>
+      <w:pPr>
+        <w:ind w:left="210" w:hangingChars="100" w:hanging="210"/>
+      </w:pPr>
+      <w:r>
+        <w:rPr>
+          <w:rFonts w:hint="eastAsia"/>
+        </w:rPr>
+        <w:lastRenderedPageBreak/>
+        <w:t>町の人たちが笑顔で手を振る。</w:t>
+      </w:r>
+    </w:p>
+    <w:p>
+      <w:pPr>
+        <w:ind w:left="210" w:hangingChars="100" w:hanging="210"/>
+      </w:pPr>
+    </w:p>
+    <w:p>
+      <w:pPr>
+        <w:ind w:left="210" w:hangingChars="100" w:hanging="210"/>
+      </w:pPr>
+      <w:r>
+        <w:rPr>
+          <w:rFonts w:hint="eastAsia"/>
+        </w:rPr>
+        <w:t>私たちは楽器を背負い、</w:t>
+      </w:r>
+      <w:r>
+        <w:t xml:space="preserve">  </w:t>
+      </w:r>
+    </w:p>
+    <w:p>
+      <w:pPr>
+        <w:ind w:left="210" w:hangingChars="100" w:hanging="210"/>
+      </w:pPr>
+      <w:r>
+        <w:rPr>
+          <w:rFonts w:hint="eastAsia"/>
+        </w:rPr>
+        <w:t>次の町へ向かって歩き出した。</w:t>
+      </w:r>
+    </w:p>
+    <w:p>
+      <w:pPr>
+        <w:ind w:left="210" w:hangingChars="100" w:hanging="210"/>
+      </w:pPr>
+    </w:p>
+    <w:p>
+      <w:pPr>
+        <w:ind w:left="210" w:hangingChars="100" w:hanging="210"/>
+      </w:pPr>
+      <w:r>
+        <w:rPr>
+          <w:rFonts w:hint="eastAsia"/>
+        </w:rPr>
+        <w:t>世界にはまだ、</w:t>
+      </w:r>
+      <w:r>
+        <w:t xml:space="preserve">  </w:t>
+      </w:r>
+    </w:p>
+    <w:p>
+      <w:pPr>
+        <w:ind w:left="210" w:hangingChars="100" w:hanging="210"/>
+      </w:pPr>
+      <w:r>
+        <w:rPr>
+          <w:rFonts w:hint="eastAsia"/>
+        </w:rPr>
+        <w:t>色とりどりの町がある。</w:t>
+      </w:r>
+      <w:r>
+        <w:t xml:space="preserve">  </w:t>
+      </w:r>
+    </w:p>
+    <w:p>
+      <w:pPr>
+        <w:ind w:left="210" w:hangingChars="100" w:hanging="210"/>
+      </w:pPr>
+      <w:r>
+        <w:rPr>
+          <w:rFonts w:hint="eastAsia"/>
+        </w:rPr>
+        <w:t>それぞれに足りないものがあり、</w:t>
+      </w:r>
+      <w:r>
+        <w:t xml:space="preserve">  </w:t>
+      </w:r>
+    </w:p>
+    <w:p>
+      <w:pPr>
+        <w:ind w:left="210" w:hangingChars="100" w:hanging="210"/>
+      </w:pPr>
+      <w:r>
+        <w:rPr>
+          <w:rFonts w:hint="eastAsia"/>
+        </w:rPr>
+        <w:t>それぞれに必要な音がある。</w:t>
+      </w:r>
+    </w:p>
+    <w:p>
+      <w:pPr>
+        <w:ind w:left="210" w:hangingChars="100" w:hanging="210"/>
+      </w:pPr>
+    </w:p>
+    <w:p>
+      <w:pPr>
+        <w:ind w:left="210" w:hangingChars="100" w:hanging="210"/>
+      </w:pPr>
+      <w:r>
+        <w:rPr>
+          <w:rFonts w:hint="eastAsia"/>
+        </w:rPr>
+        <w:t>私たちの旅は、</w:t>
+      </w:r>
+      <w:r>
+        <w:t xml:space="preserve">  </w:t>
+      </w:r>
+    </w:p>
+    <w:p>
+      <w:pPr>
+        <w:ind w:left="210" w:hangingChars="100" w:hanging="210"/>
+      </w:pPr>
+      <w:r>
+        <w:rPr>
+          <w:rFonts w:hint="eastAsia"/>
+        </w:rPr>
+        <w:t>まだまだ続いていく。</w:t>
+      </w:r>
+    </w:p>
+    <w:p>
+      <w:pPr>
+        <w:ind w:left="210" w:hangingChars="100" w:hanging="210"/>
+      </w:pPr>
+    </w:p>
+    <w:p>
+      <w:pPr>
+        <w:ind w:left="210" w:hangingChars="100" w:hanging="210"/>
+      </w:pPr>
+      <w:r>
+        <w:t>---</w:t>
+      </w:r>
+    </w:p>
+    <w:p>
+      <w:pPr>
+        <w:ind w:left="210" w:hangingChars="100" w:hanging="210"/>
+      </w:pPr>
+    </w:p>
+    <w:p>
+      <w:pPr>
+        <w:ind w:left="210" w:hangingChars="100" w:hanging="210"/>
+      </w:pPr>
+      <w:r>
+        <w:t># **第6章　— 青い町の眠れない夜 —**</w:t>
+      </w:r>
+    </w:p>
+    <w:p>
+      <w:pPr>
+        <w:ind w:left="210" w:hangingChars="100" w:hanging="210"/>
+      </w:pPr>
+    </w:p>
+    <w:p>
+      <w:pPr>
+        <w:ind w:left="210" w:hangingChars="100" w:hanging="210"/>
+      </w:pPr>
+      <w:r>
+        <w:rPr>
+          <w:rFonts w:hint="eastAsia"/>
+        </w:rPr>
+        <w:t>黄色い町を後にして、私たちはさらに北へ向かった。</w:t>
+      </w:r>
+      <w:r>
+        <w:t xml:space="preserve">  </w:t>
+      </w:r>
+    </w:p>
+    <w:p>
+      <w:pPr>
+        <w:ind w:left="210" w:hangingChars="100" w:hanging="210"/>
+      </w:pPr>
+      <w:r>
+        <w:rPr>
+          <w:rFonts w:hint="eastAsia"/>
+        </w:rPr>
+        <w:t>道の先に、まるで海の底のように静かな光が広がっているのが見えた。</w:t>
+      </w:r>
+    </w:p>
+    <w:p>
+      <w:pPr>
+        <w:ind w:left="210" w:hangingChars="100" w:hanging="210"/>
+      </w:pPr>
+    </w:p>
+    <w:p>
+      <w:pPr>
+        <w:ind w:left="210" w:hangingChars="100" w:hanging="210"/>
+      </w:pPr>
+      <w:r>
+        <w:rPr>
+          <w:rFonts w:hint="eastAsia"/>
+        </w:rPr>
+        <w:t>そこが――</w:t>
+      </w:r>
+      <w:r>
+        <w:t xml:space="preserve">  </w:t>
+      </w:r>
+    </w:p>
+    <w:p>
+      <w:pPr>
+        <w:ind w:left="210" w:hangingChars="100" w:hanging="210"/>
+      </w:pPr>
+      <w:r>
+        <w:t>**青い町。**</w:t>
+      </w:r>
+    </w:p>
+    <w:p>
+      <w:pPr>
+        <w:ind w:left="210" w:hangingChars="100" w:hanging="210"/>
+      </w:pPr>
+    </w:p>
+    <w:p>
+      <w:pPr>
+        <w:ind w:left="210" w:hangingChars="100" w:hanging="210"/>
+      </w:pPr>
+      <w:r>
+        <w:rPr>
+          <w:rFonts w:hint="eastAsia"/>
+        </w:rPr>
+        <w:t>建物は深い藍色、</w:t>
+      </w:r>
+      <w:r>
+        <w:t xml:space="preserve">  </w:t>
+      </w:r>
+    </w:p>
+    <w:p>
+      <w:pPr>
+        <w:ind w:left="210" w:hangingChars="100" w:hanging="210"/>
+      </w:pPr>
+      <w:r>
+        <w:rPr>
+          <w:rFonts w:hint="eastAsia"/>
+        </w:rPr>
+        <w:t>道は淡い水色、</w:t>
+      </w:r>
+      <w:r>
+        <w:t xml:space="preserve">  </w:t>
+      </w:r>
+    </w:p>
+    <w:p>
+      <w:pPr>
+        <w:ind w:left="210" w:hangingChars="100" w:hanging="210"/>
+      </w:pPr>
+      <w:r>
+        <w:rPr>
+          <w:rFonts w:hint="eastAsia"/>
+        </w:rPr>
+        <w:t>空気そのものが青いフィルターを通したように澄んでいる。</w:t>
+      </w:r>
+    </w:p>
+    <w:p>
+      <w:pPr>
+        <w:ind w:left="210" w:hangingChars="100" w:hanging="210"/>
+      </w:pPr>
+    </w:p>
+    <w:p>
+      <w:pPr>
+        <w:ind w:left="210" w:hangingChars="100" w:hanging="210"/>
+      </w:pPr>
+      <w:r>
+        <w:rPr>
+          <w:rFonts w:hint="eastAsia"/>
+        </w:rPr>
+        <w:t>歩いているだけで、心が落ち着いていく。</w:t>
+      </w:r>
+      <w:r>
+        <w:t xml:space="preserve">  </w:t>
+      </w:r>
+    </w:p>
+    <w:p>
+      <w:pPr>
+        <w:ind w:left="210" w:hangingChars="100" w:hanging="210"/>
+      </w:pPr>
+      <w:r>
+        <w:rPr>
+          <w:rFonts w:hint="eastAsia"/>
+        </w:rPr>
+        <w:t>けれど、町の人々の顔には疲れが滲んでいた。</w:t>
+      </w:r>
+    </w:p>
+    <w:p>
+      <w:pPr>
+        <w:ind w:left="210" w:hangingChars="100" w:hanging="210"/>
+      </w:pPr>
+    </w:p>
+    <w:p>
+      <w:pPr>
+        <w:ind w:left="210" w:hangingChars="100" w:hanging="210"/>
+      </w:pPr>
+      <w:r>
+        <w:rPr>
+          <w:rFonts w:hint="eastAsia"/>
+        </w:rPr>
+        <w:t>「どうしたんですか？」</w:t>
+      </w:r>
+      <w:r>
+        <w:t xml:space="preserve">  </w:t>
+      </w:r>
+    </w:p>
+    <w:p>
+      <w:pPr>
+        <w:ind w:left="210" w:hangingChars="100" w:hanging="210"/>
+      </w:pPr>
+      <w:r>
+        <w:rPr>
+          <w:rFonts w:hint="eastAsia"/>
+        </w:rPr>
+        <w:t>私が尋ねると、青い服を着た老人が答えた。</w:t>
+      </w:r>
+    </w:p>
+    <w:p>
+      <w:pPr>
+        <w:ind w:left="210" w:hangingChars="100" w:hanging="210"/>
+      </w:pPr>
+    </w:p>
+    <w:p>
+      <w:pPr>
+        <w:ind w:left="210" w:hangingChars="100" w:hanging="210"/>
+      </w:pPr>
+      <w:r>
+        <w:rPr>
+          <w:rFonts w:hint="eastAsia"/>
+        </w:rPr>
+        <w:t>「この町はね、青すぎて“夜が深まりすぎる”んだよ。</w:t>
+      </w:r>
+      <w:r>
+        <w:t xml:space="preserve">  </w:t>
+      </w:r>
+    </w:p>
+    <w:p>
+      <w:pPr>
+        <w:ind w:left="210" w:hangingChars="100" w:hanging="210"/>
+      </w:pPr>
+      <w:r>
+        <w:rPr>
+          <w:rFonts w:hint="eastAsia"/>
+        </w:rPr>
+        <w:t xml:space="preserve">　眠りが重くて、朝になっても目が覚めない人が多いんだ」</w:t>
+      </w:r>
+    </w:p>
+    <w:p>
+      <w:pPr>
+        <w:ind w:left="210" w:hangingChars="100" w:hanging="210"/>
+      </w:pPr>
+    </w:p>
+    <w:p>
+      <w:pPr>
+        <w:ind w:left="210" w:hangingChars="100" w:hanging="210"/>
+      </w:pPr>
+      <w:r>
+        <w:rPr>
+          <w:rFonts w:hint="eastAsia"/>
+        </w:rPr>
+        <w:lastRenderedPageBreak/>
+        <w:t>別の人も言う。</w:t>
+      </w:r>
+      <w:r>
+        <w:t xml:space="preserve">  </w:t>
+      </w:r>
+    </w:p>
+    <w:p>
+      <w:pPr>
+        <w:ind w:left="210" w:hangingChars="100" w:hanging="210"/>
+      </w:pPr>
+      <w:r>
+        <w:rPr>
+          <w:rFonts w:hint="eastAsia"/>
+        </w:rPr>
+        <w:t>「夢の中に沈んでしまうようでね……</w:t>
+      </w:r>
+      <w:r>
+        <w:t xml:space="preserve">  </w:t>
+      </w:r>
+    </w:p>
+    <w:p>
+      <w:pPr>
+        <w:ind w:left="210" w:hangingChars="100" w:hanging="210"/>
+      </w:pPr>
+      <w:r>
+        <w:rPr>
+          <w:rFonts w:hint="eastAsia"/>
+        </w:rPr>
+        <w:t xml:space="preserve">　気づけば一日中眠ってしまうこともあるんだ」</w:t>
+      </w:r>
+    </w:p>
+    <w:p>
+      <w:pPr>
+        <w:ind w:left="210" w:hangingChars="100" w:hanging="210"/>
+      </w:pPr>
+    </w:p>
+    <w:p>
+      <w:pPr>
+        <w:ind w:left="210" w:hangingChars="100" w:hanging="210"/>
+      </w:pPr>
+      <w:r>
+        <w:rPr>
+          <w:rFonts w:hint="eastAsia"/>
+        </w:rPr>
+        <w:t>なるほど。</w:t>
+      </w:r>
+      <w:r>
+        <w:t xml:space="preserve">  </w:t>
+      </w:r>
+    </w:p>
+    <w:p>
+      <w:pPr>
+        <w:ind w:left="210" w:hangingChars="100" w:hanging="210"/>
+      </w:pPr>
+      <w:r>
+        <w:rPr>
+          <w:rFonts w:hint="eastAsia"/>
+        </w:rPr>
+        <w:t>青は“静けさ”と“深さ”の象徴。</w:t>
+      </w:r>
+      <w:r>
+        <w:t xml:space="preserve">  </w:t>
+      </w:r>
+    </w:p>
+    <w:p>
+      <w:pPr>
+        <w:ind w:left="210" w:hangingChars="100" w:hanging="210"/>
+      </w:pPr>
+      <w:r>
+        <w:rPr>
+          <w:rFonts w:hint="eastAsia"/>
+        </w:rPr>
+        <w:t>この町は落ち着いているけれど、</w:t>
+      </w:r>
+      <w:r>
+        <w:t xml:space="preserve">  </w:t>
+      </w:r>
+    </w:p>
+    <w:p>
+      <w:pPr>
+        <w:ind w:left="210" w:hangingChars="100" w:hanging="210"/>
+      </w:pPr>
+      <w:r>
+        <w:rPr>
+          <w:rFonts w:hint="eastAsia"/>
+        </w:rPr>
+        <w:t>その静けさが人々を眠りへと引き込みすぎてしまうのだ。</w:t>
+      </w:r>
+    </w:p>
+    <w:p>
+      <w:pPr>
+        <w:ind w:left="210" w:hangingChars="100" w:hanging="210"/>
+      </w:pPr>
+    </w:p>
+    <w:p>
+      <w:pPr>
+        <w:ind w:left="210" w:hangingChars="100" w:hanging="210"/>
+      </w:pPr>
+      <w:r>
+        <w:rPr>
+          <w:rFonts w:hint="eastAsia"/>
+        </w:rPr>
+        <w:t>私は考えた。</w:t>
+      </w:r>
+      <w:r>
+        <w:t xml:space="preserve">  </w:t>
+      </w:r>
+    </w:p>
+    <w:p>
+      <w:pPr>
+        <w:ind w:left="210" w:hangingChars="100" w:hanging="210"/>
+      </w:pPr>
+      <w:r>
+        <w:t xml:space="preserve">**この町に必要なのは、“目覚めの音”。  </w:t>
+      </w:r>
+    </w:p>
+    <w:p>
+      <w:pPr>
+        <w:ind w:left="210" w:hangingChars="100" w:hanging="210"/>
+      </w:pPr>
+      <w:r>
+        <w:rPr>
+          <w:rFonts w:hint="eastAsia"/>
+        </w:rPr>
+        <w:t xml:space="preserve">　朝の光のように、心をそっと起こす音楽。</w:t>
+      </w:r>
+      <w:r>
+        <w:t>**</w:t>
+      </w:r>
+    </w:p>
+    <w:p>
+      <w:pPr>
+        <w:ind w:left="210" w:hangingChars="100" w:hanging="210"/>
+      </w:pPr>
+    </w:p>
+    <w:p>
+      <w:pPr>
+        <w:ind w:left="210" w:hangingChars="100" w:hanging="210"/>
+      </w:pPr>
+      <w:r>
+        <w:rPr>
+          <w:rFonts w:hint="eastAsia"/>
+        </w:rPr>
+        <w:t>歌い手の彼と目を合わせる。</w:t>
+      </w:r>
+      <w:r>
+        <w:t xml:space="preserve">  </w:t>
+      </w:r>
+    </w:p>
+    <w:p>
+      <w:pPr>
+        <w:ind w:left="210" w:hangingChars="100" w:hanging="210"/>
+      </w:pPr>
+      <w:r>
+        <w:rPr>
+          <w:rFonts w:hint="eastAsia"/>
+        </w:rPr>
+        <w:t>彼は静かに息を吸い、頷いた。</w:t>
+      </w:r>
+    </w:p>
+    <w:p>
+      <w:pPr>
+        <w:ind w:left="210" w:hangingChars="100" w:hanging="210"/>
+      </w:pPr>
+    </w:p>
+    <w:p>
+      <w:pPr>
+        <w:ind w:left="210" w:hangingChars="100" w:hanging="210"/>
+      </w:pPr>
+      <w:r>
+        <w:t>### ■ 朝を呼ぶ音楽</w:t>
+      </w:r>
+    </w:p>
+    <w:p>
+      <w:pPr>
+        <w:ind w:left="210" w:hangingChars="100" w:hanging="210"/>
+      </w:pPr>
+    </w:p>
+    <w:p>
+      <w:pPr>
+        <w:ind w:left="210" w:hangingChars="100" w:hanging="210"/>
+      </w:pPr>
+      <w:r>
+        <w:rPr>
+          <w:rFonts w:hint="eastAsia"/>
+        </w:rPr>
+        <w:t>私たちは町の中心にある青い噴水の前に立ち、</w:t>
+      </w:r>
+      <w:r>
+        <w:t xml:space="preserve">  </w:t>
+      </w:r>
+    </w:p>
+    <w:p>
+      <w:pPr>
+        <w:ind w:left="210" w:hangingChars="100" w:hanging="210"/>
+      </w:pPr>
+      <w:r>
+        <w:rPr>
+          <w:rFonts w:hint="eastAsia"/>
+        </w:rPr>
+        <w:t>ゆっくりと演奏を始めた。</w:t>
+      </w:r>
+    </w:p>
+    <w:p>
+      <w:pPr>
+        <w:ind w:left="210" w:hangingChars="100" w:hanging="210"/>
+      </w:pPr>
+    </w:p>
+    <w:p>
+      <w:pPr>
+        <w:ind w:left="210" w:hangingChars="100" w:hanging="210"/>
+      </w:pPr>
+      <w:r>
+        <w:rPr>
+          <w:rFonts w:hint="eastAsia"/>
+        </w:rPr>
+        <w:t>最初は、</w:t>
+      </w:r>
+      <w:r>
+        <w:t xml:space="preserve">  </w:t>
+      </w:r>
+    </w:p>
+    <w:p>
+      <w:pPr>
+        <w:ind w:left="210" w:hangingChars="100" w:hanging="210"/>
+      </w:pPr>
+      <w:r>
+        <w:rPr>
+          <w:rFonts w:hint="eastAsia"/>
+        </w:rPr>
+        <w:t>夜明け前の鳥のさえずりのような、細く澄んだ音。</w:t>
+      </w:r>
+    </w:p>
+    <w:p>
+      <w:pPr>
+        <w:ind w:left="210" w:hangingChars="100" w:hanging="210"/>
+      </w:pPr>
+    </w:p>
+    <w:p>
+      <w:pPr>
+        <w:ind w:left="210" w:hangingChars="100" w:hanging="210"/>
+      </w:pPr>
+      <w:r>
+        <w:rPr>
+          <w:rFonts w:hint="eastAsia"/>
+        </w:rPr>
+        <w:t>次に、</w:t>
+      </w:r>
+      <w:r>
+        <w:t xml:space="preserve">  </w:t>
+      </w:r>
+    </w:p>
+    <w:p>
+      <w:pPr>
+        <w:ind w:left="210" w:hangingChars="100" w:hanging="210"/>
+      </w:pPr>
+      <w:r>
+        <w:rPr>
+          <w:rFonts w:hint="eastAsia"/>
+        </w:rPr>
+        <w:t>朝の光が差し込むような、柔らかく明るいメロディ。</w:t>
+      </w:r>
+    </w:p>
+    <w:p>
+      <w:pPr>
+        <w:ind w:left="210" w:hangingChars="100" w:hanging="210"/>
+      </w:pPr>
+    </w:p>
+    <w:p>
+      <w:pPr>
+        <w:ind w:left="210" w:hangingChars="100" w:hanging="210"/>
+      </w:pPr>
+      <w:r>
+        <w:rPr>
+          <w:rFonts w:hint="eastAsia"/>
+        </w:rPr>
+        <w:t>そして、</w:t>
+      </w:r>
+      <w:r>
+        <w:t xml:space="preserve">  </w:t>
+      </w:r>
+    </w:p>
+    <w:p>
+      <w:pPr>
+        <w:ind w:left="210" w:hangingChars="100" w:hanging="210"/>
+      </w:pPr>
+      <w:r>
+        <w:rPr>
+          <w:rFonts w:hint="eastAsia"/>
+        </w:rPr>
+        <w:t>歌い手の彼が、</w:t>
+      </w:r>
+      <w:r>
+        <w:t xml:space="preserve">  </w:t>
+      </w:r>
+    </w:p>
+    <w:p>
+      <w:pPr>
+        <w:ind w:left="210" w:hangingChars="100" w:hanging="210"/>
+      </w:pPr>
+      <w:r>
+        <w:rPr>
+          <w:rFonts w:hint="eastAsia"/>
+        </w:rPr>
+        <w:t>まるで太陽が昇る瞬間のように温かい声で歌い始めた。</w:t>
+      </w:r>
+    </w:p>
+    <w:p>
+      <w:pPr>
+        <w:ind w:left="210" w:hangingChars="100" w:hanging="210"/>
+      </w:pPr>
+    </w:p>
+    <w:p>
+      <w:pPr>
+        <w:ind w:left="210" w:hangingChars="100" w:hanging="210"/>
+      </w:pPr>
+      <w:r>
+        <w:rPr>
+          <w:rFonts w:hint="eastAsia"/>
+        </w:rPr>
+        <w:t>その瞬間――</w:t>
+      </w:r>
+      <w:r>
+        <w:t xml:space="preserve">  </w:t>
+      </w:r>
+    </w:p>
+    <w:p>
+      <w:pPr>
+        <w:ind w:left="210" w:hangingChars="100" w:hanging="210"/>
+      </w:pPr>
+      <w:r>
+        <w:rPr>
+          <w:rFonts w:hint="eastAsia"/>
+        </w:rPr>
+        <w:t>青い町の空気が、ほんの少しだけ明るくなった。</w:t>
+      </w:r>
+    </w:p>
+    <w:p>
+      <w:pPr>
+        <w:ind w:left="210" w:hangingChars="100" w:hanging="210"/>
+      </w:pPr>
+    </w:p>
+    <w:p>
+      <w:pPr>
+        <w:ind w:left="210" w:hangingChars="100" w:hanging="210"/>
+      </w:pPr>
+      <w:r>
+        <w:rPr>
+          <w:rFonts w:hint="eastAsia"/>
+        </w:rPr>
+        <w:t>家々の窓がひとつ、またひとつと開き、</w:t>
+      </w:r>
+      <w:r>
+        <w:t xml:space="preserve">  </w:t>
+      </w:r>
+    </w:p>
+    <w:p>
+      <w:pPr>
+        <w:ind w:left="210" w:hangingChars="100" w:hanging="210"/>
+      </w:pPr>
+      <w:r>
+        <w:rPr>
+          <w:rFonts w:hint="eastAsia"/>
+        </w:rPr>
+        <w:t>眠っていた人々がゆっくりと顔を出す。</w:t>
+      </w:r>
+    </w:p>
+    <w:p>
+      <w:pPr>
+        <w:ind w:left="210" w:hangingChars="100" w:hanging="210"/>
+      </w:pPr>
+    </w:p>
+    <w:p>
+      <w:pPr>
+        <w:ind w:left="210" w:hangingChars="100" w:hanging="210"/>
+      </w:pPr>
+      <w:r>
+        <w:rPr>
+          <w:rFonts w:hint="eastAsia"/>
+        </w:rPr>
+        <w:t>「なんだか……目が覚めてきた」</w:t>
+      </w:r>
+      <w:r>
+        <w:t xml:space="preserve">  </w:t>
+      </w:r>
+    </w:p>
+    <w:p>
+      <w:pPr>
+        <w:ind w:left="210" w:hangingChars="100" w:hanging="210"/>
+      </w:pPr>
+      <w:r>
+        <w:rPr>
+          <w:rFonts w:hint="eastAsia"/>
+        </w:rPr>
+        <w:t>「胸の奥がふわっと軽くなる」</w:t>
+      </w:r>
+      <w:r>
+        <w:t xml:space="preserve">  </w:t>
+      </w:r>
+    </w:p>
+    <w:p>
+      <w:pPr>
+        <w:ind w:left="210" w:hangingChars="100" w:hanging="210"/>
+      </w:pPr>
+      <w:r>
+        <w:rPr>
+          <w:rFonts w:hint="eastAsia"/>
+        </w:rPr>
+        <w:t>「こんな朝の気分、久しぶりだ」</w:t>
+      </w:r>
+    </w:p>
+    <w:p>
+      <w:pPr>
+        <w:ind w:left="210" w:hangingChars="100" w:hanging="210"/>
+      </w:pPr>
+    </w:p>
+    <w:p>
+      <w:pPr>
+        <w:ind w:left="210" w:hangingChars="100" w:hanging="210"/>
+      </w:pPr>
+      <w:r>
+        <w:rPr>
+          <w:rFonts w:hint="eastAsia"/>
+        </w:rPr>
+        <w:t>青い町に必要だったのは、</w:t>
+      </w:r>
+      <w:r>
+        <w:t xml:space="preserve">  </w:t>
+      </w:r>
+    </w:p>
+    <w:p>
+      <w:pPr>
+        <w:ind w:left="210" w:hangingChars="100" w:hanging="210"/>
+      </w:pPr>
+      <w:r>
+        <w:t>**沈んだ心をそっと浮かび上がらせる音楽。**</w:t>
+      </w:r>
+    </w:p>
+    <w:p>
+      <w:pPr>
+        <w:ind w:left="210" w:hangingChars="100" w:hanging="210"/>
+      </w:pPr>
+    </w:p>
+    <w:p>
+      <w:pPr>
+        <w:ind w:left="210" w:hangingChars="100" w:hanging="210"/>
+      </w:pPr>
+      <w:r>
+        <w:rPr>
+          <w:rFonts w:hint="eastAsia"/>
+        </w:rPr>
+        <w:t>音楽は、</w:t>
+      </w:r>
+      <w:r>
+        <w:t xml:space="preserve">  </w:t>
+      </w:r>
+    </w:p>
+    <w:p>
+      <w:pPr>
+        <w:ind w:left="210" w:hangingChars="100" w:hanging="210"/>
+      </w:pPr>
+      <w:r>
+        <w:rPr>
+          <w:rFonts w:hint="eastAsia"/>
+        </w:rPr>
+        <w:t>この町に“目覚める勇気”を思い出させた。</w:t>
+      </w:r>
+    </w:p>
+    <w:p>
+      <w:pPr>
+        <w:ind w:left="210" w:hangingChars="100" w:hanging="210"/>
+      </w:pPr>
+    </w:p>
+    <w:p>
+      <w:pPr>
+        <w:ind w:left="210" w:hangingChars="100" w:hanging="210"/>
+      </w:pPr>
+      <w:r>
+        <w:t>### ■ 旅はさらに深く</w:t>
+      </w:r>
+    </w:p>
+    <w:p>
+      <w:pPr>
+        <w:ind w:left="210" w:hangingChars="100" w:hanging="210"/>
+      </w:pPr>
+    </w:p>
+    <w:p>
+      <w:pPr>
+        <w:ind w:left="210" w:hangingChars="100" w:hanging="210"/>
+      </w:pPr>
+      <w:r>
+        <w:rPr>
+          <w:rFonts w:hint="eastAsia"/>
+        </w:rPr>
+        <w:t>「あなたたちの音楽、まるで朝日みたいだね」</w:t>
+      </w:r>
+      <w:r>
+        <w:t xml:space="preserve">  </w:t>
+      </w:r>
+    </w:p>
+    <w:p>
+      <w:pPr>
+        <w:ind w:left="210" w:hangingChars="100" w:hanging="210"/>
+      </w:pPr>
+      <w:r>
+        <w:rPr>
+          <w:rFonts w:hint="eastAsia"/>
+        </w:rPr>
+        <w:t>「また来てほしいよ」</w:t>
+      </w:r>
+      <w:r>
+        <w:t xml:space="preserve">  </w:t>
+      </w:r>
+    </w:p>
+    <w:p>
+      <w:pPr>
+        <w:ind w:left="210" w:hangingChars="100" w:hanging="210"/>
+      </w:pPr>
+      <w:r>
+        <w:rPr>
+          <w:rFonts w:hint="eastAsia"/>
+        </w:rPr>
+        <w:t>「次はどんな町に行くんだい？」</w:t>
+      </w:r>
+    </w:p>
+    <w:p>
+      <w:pPr>
+        <w:ind w:left="210" w:hangingChars="100" w:hanging="210"/>
+      </w:pPr>
+    </w:p>
+    <w:p>
+      <w:pPr>
+        <w:ind w:left="210" w:hangingChars="100" w:hanging="210"/>
+      </w:pPr>
+      <w:r>
+        <w:rPr>
+          <w:rFonts w:hint="eastAsia"/>
+        </w:rPr>
+        <w:t>町の人々が笑顔で手を振る。</w:t>
+      </w:r>
+    </w:p>
+    <w:p>
+      <w:pPr>
+        <w:ind w:left="210" w:hangingChars="100" w:hanging="210"/>
+      </w:pPr>
+    </w:p>
+    <w:p>
+      <w:pPr>
+        <w:ind w:left="210" w:hangingChars="100" w:hanging="210"/>
+      </w:pPr>
+      <w:r>
+        <w:rPr>
+          <w:rFonts w:hint="eastAsia"/>
+        </w:rPr>
+        <w:t>私たちは楽器を背負い、</w:t>
+      </w:r>
+      <w:r>
+        <w:t xml:space="preserve">  </w:t>
+      </w:r>
+    </w:p>
+    <w:p>
+      <w:pPr>
+        <w:ind w:left="210" w:hangingChars="100" w:hanging="210"/>
+      </w:pPr>
+      <w:r>
+        <w:rPr>
+          <w:rFonts w:hint="eastAsia"/>
+        </w:rPr>
+        <w:t>次の町へ向かって歩き出した。</w:t>
+      </w:r>
+    </w:p>
+    <w:p>
+      <w:pPr>
+        <w:ind w:left="210" w:hangingChars="100" w:hanging="210"/>
+      </w:pPr>
+    </w:p>
+    <w:p>
+      <w:pPr>
+        <w:ind w:left="210" w:hangingChars="100" w:hanging="210"/>
+      </w:pPr>
+      <w:r>
+        <w:rPr>
+          <w:rFonts w:hint="eastAsia"/>
+        </w:rPr>
+        <w:t>世界にはまだ、</w:t>
+      </w:r>
+      <w:r>
+        <w:t xml:space="preserve">  </w:t>
+      </w:r>
+    </w:p>
+    <w:p>
+      <w:pPr>
+        <w:ind w:left="210" w:hangingChars="100" w:hanging="210"/>
+      </w:pPr>
+      <w:r>
+        <w:rPr>
+          <w:rFonts w:hint="eastAsia"/>
+        </w:rPr>
+        <w:t>色とりどりの町がある。</w:t>
+      </w:r>
+      <w:r>
+        <w:t xml:space="preserve">  </w:t>
+      </w:r>
+    </w:p>
+    <w:p>
+      <w:pPr>
+        <w:ind w:left="210" w:hangingChars="100" w:hanging="210"/>
+      </w:pPr>
+      <w:r>
+        <w:rPr>
+          <w:rFonts w:hint="eastAsia"/>
+        </w:rPr>
+        <w:t>それぞれに足りないものがあり、</w:t>
+      </w:r>
+      <w:r>
+        <w:t xml:space="preserve">  </w:t>
+      </w:r>
+    </w:p>
+    <w:p>
+      <w:pPr>
+        <w:ind w:left="210" w:hangingChars="100" w:hanging="210"/>
+      </w:pPr>
+      <w:r>
+        <w:rPr>
+          <w:rFonts w:hint="eastAsia"/>
+        </w:rPr>
+        <w:t>それぞれに必要な音がある。</w:t>
+      </w:r>
+    </w:p>
+    <w:p>
+      <w:pPr>
+        <w:ind w:left="210" w:hangingChars="100" w:hanging="210"/>
+      </w:pPr>
+    </w:p>
+    <w:p>
+      <w:pPr>
+        <w:ind w:left="210" w:hangingChars="100" w:hanging="210"/>
+      </w:pPr>
+      <w:r>
+        <w:rPr>
+          <w:rFonts w:hint="eastAsia"/>
+        </w:rPr>
+        <w:t>私たちの旅は、</w:t>
+      </w:r>
+      <w:r>
+        <w:t xml:space="preserve">  </w:t>
+      </w:r>
+    </w:p>
+    <w:p>
+      <w:pPr>
+        <w:ind w:left="210" w:hangingChars="100" w:hanging="210"/>
+      </w:pPr>
+      <w:r>
+        <w:rPr>
+          <w:rFonts w:hint="eastAsia"/>
+        </w:rPr>
+        <w:t>まだまだ続いていく。</w:t>
+      </w:r>
+    </w:p>
+    <w:p>
+      <w:pPr>
+        <w:ind w:left="210" w:hangingChars="100" w:hanging="210"/>
+      </w:pPr>
+    </w:p>
+    <w:p>
+      <w:pPr>
+        <w:ind w:left="210" w:hangingChars="100" w:hanging="210"/>
+      </w:pPr>
+    </w:p>
+    <w:p>
+      <w:pPr>
+        <w:ind w:left="210" w:hangingChars="100" w:hanging="210"/>
+      </w:pPr>
+      <w:r>
+        <w:t># **第7章　— 白の町の消えていく声 —**</w:t>
+      </w:r>
+    </w:p>
+    <w:p>
+      <w:pPr>
+        <w:ind w:left="210" w:hangingChars="100" w:hanging="210"/>
+      </w:pPr>
+    </w:p>
+    <w:p>
+      <w:pPr>
+        <w:ind w:left="210" w:hangingChars="100" w:hanging="210"/>
+      </w:pPr>
+      <w:r>
+        <w:rPr>
+          <w:rFonts w:hint="eastAsia"/>
+        </w:rPr>
+        <w:t>青い町を後にして、私たちはさらに旅を続けた。</w:t>
+      </w:r>
+      <w:r>
+        <w:t xml:space="preserve">  </w:t>
+      </w:r>
+    </w:p>
+    <w:p>
+      <w:pPr>
+        <w:ind w:left="210" w:hangingChars="100" w:hanging="210"/>
+      </w:pPr>
+      <w:r>
+        <w:rPr>
+          <w:rFonts w:hint="eastAsia"/>
+        </w:rPr>
+        <w:t>山を越え、霧の道を抜けた先に――</w:t>
+      </w:r>
+      <w:r>
+        <w:t xml:space="preserve">  </w:t>
+      </w:r>
+    </w:p>
+    <w:p>
+      <w:pPr>
+        <w:ind w:left="210" w:hangingChars="100" w:hanging="210"/>
+      </w:pPr>
+      <w:r>
+        <w:rPr>
+          <w:rFonts w:hint="eastAsia"/>
+        </w:rPr>
+        <w:t>世界がふっと音を失ったような場所が広がっていた。</w:t>
+      </w:r>
+    </w:p>
+    <w:p>
+      <w:pPr>
+        <w:ind w:left="210" w:hangingChars="100" w:hanging="210"/>
+      </w:pPr>
+    </w:p>
+    <w:p>
+      <w:pPr>
+        <w:ind w:left="210" w:hangingChars="100" w:hanging="210"/>
+      </w:pPr>
+      <w:r>
+        <w:rPr>
+          <w:rFonts w:hint="eastAsia"/>
+        </w:rPr>
+        <w:t>そこが、</w:t>
+      </w:r>
+      <w:r>
+        <w:t xml:space="preserve">  </w:t>
+      </w:r>
+    </w:p>
+    <w:p>
+      <w:pPr>
+        <w:ind w:left="210" w:hangingChars="100" w:hanging="210"/>
+      </w:pPr>
+      <w:r>
+        <w:t>**白の町。**</w:t>
+      </w:r>
+    </w:p>
+    <w:p>
+      <w:pPr>
+        <w:ind w:left="210" w:hangingChars="100" w:hanging="210"/>
+      </w:pPr>
+    </w:p>
+    <w:p>
+      <w:pPr>
+        <w:ind w:left="210" w:hangingChars="100" w:hanging="210"/>
+      </w:pPr>
+      <w:r>
+        <w:rPr>
+          <w:rFonts w:hint="eastAsia"/>
+        </w:rPr>
+        <w:t>建物も、道も、空気さえも白く、</w:t>
+      </w:r>
+      <w:r>
+        <w:t xml:space="preserve">  </w:t>
+      </w:r>
+    </w:p>
+    <w:p>
+      <w:pPr>
+        <w:ind w:left="210" w:hangingChars="100" w:hanging="210"/>
+      </w:pPr>
+      <w:r>
+        <w:rPr>
+          <w:rFonts w:hint="eastAsia"/>
+        </w:rPr>
+        <w:t>まるで雪の中にいるようなのに、寒さはない。</w:t>
+      </w:r>
+      <w:r>
+        <w:t xml:space="preserve">  </w:t>
+      </w:r>
+    </w:p>
+    <w:p>
+      <w:pPr>
+        <w:ind w:left="210" w:hangingChars="100" w:hanging="210"/>
+      </w:pPr>
+      <w:r>
+        <w:rPr>
+          <w:rFonts w:hint="eastAsia"/>
+        </w:rPr>
+        <w:t>ただ、静かで、柔らかくて、</w:t>
+      </w:r>
+      <w:r>
+        <w:t xml:space="preserve">  </w:t>
+      </w:r>
+    </w:p>
+    <w:p>
+      <w:pPr>
+        <w:ind w:left="210" w:hangingChars="100" w:hanging="210"/>
+      </w:pPr>
+      <w:r>
+        <w:rPr>
+          <w:rFonts w:hint="eastAsia"/>
+        </w:rPr>
+        <w:t>心の奥まで透き通っていくような場所だった。</w:t>
+      </w:r>
+    </w:p>
+    <w:p>
+      <w:pPr>
+        <w:ind w:left="210" w:hangingChars="100" w:hanging="210"/>
+      </w:pPr>
+    </w:p>
+    <w:p>
+      <w:pPr>
+        <w:ind w:left="210" w:hangingChars="100" w:hanging="210"/>
+      </w:pPr>
+      <w:r>
+        <w:rPr>
+          <w:rFonts w:hint="eastAsia"/>
+        </w:rPr>
+        <w:t>しかし、町の人々はどこか不安そうにしていた。</w:t>
+      </w:r>
+    </w:p>
+    <w:p>
+      <w:pPr>
+        <w:ind w:left="210" w:hangingChars="100" w:hanging="210"/>
+      </w:pPr>
+    </w:p>
+    <w:p>
+      <w:pPr>
+        <w:ind w:left="210" w:hangingChars="100" w:hanging="210"/>
+      </w:pPr>
+      <w:r>
+        <w:rPr>
+          <w:rFonts w:hint="eastAsia"/>
+        </w:rPr>
+        <w:t>「どうしたんですか？」</w:t>
+      </w:r>
+      <w:r>
+        <w:t xml:space="preserve">  </w:t>
+      </w:r>
+    </w:p>
+    <w:p>
+      <w:pPr>
+        <w:ind w:left="210" w:hangingChars="100" w:hanging="210"/>
+      </w:pPr>
+      <w:r>
+        <w:rPr>
+          <w:rFonts w:hint="eastAsia"/>
+        </w:rPr>
+        <w:t>私が声をかけると、白いマントを羽織った女性が答えた。</w:t>
+      </w:r>
+    </w:p>
+    <w:p>
+      <w:pPr>
+        <w:ind w:left="210" w:hangingChars="100" w:hanging="210"/>
+      </w:pPr>
+    </w:p>
+    <w:p>
+      <w:pPr>
+        <w:ind w:left="210" w:hangingChars="100" w:hanging="210"/>
+      </w:pPr>
+      <w:r>
+        <w:rPr>
+          <w:rFonts w:hint="eastAsia"/>
+        </w:rPr>
+        <w:t>「この町はね、白すぎて“声が消えてしまう”の。</w:t>
+      </w:r>
+      <w:r>
+        <w:t xml:space="preserve">  </w:t>
+      </w:r>
+    </w:p>
+    <w:p>
+      <w:pPr>
+        <w:ind w:left="210" w:hangingChars="100" w:hanging="210"/>
+      </w:pPr>
+      <w:r>
+        <w:rPr>
+          <w:rFonts w:hint="eastAsia"/>
+        </w:rPr>
+        <w:t xml:space="preserve">　話しても、歌っても、すぐに音が吸い込まれてしまうのよ」</w:t>
+      </w:r>
+    </w:p>
+    <w:p>
+      <w:pPr>
+        <w:ind w:left="210" w:hangingChars="100" w:hanging="210"/>
+      </w:pPr>
+    </w:p>
+    <w:p>
+      <w:pPr>
+        <w:ind w:left="210" w:hangingChars="100" w:hanging="210"/>
+      </w:pPr>
+      <w:r>
+        <w:rPr>
+          <w:rFonts w:hint="eastAsia"/>
+        </w:rPr>
+        <w:t>別の人も言う。</w:t>
+      </w:r>
+      <w:r>
+        <w:t xml:space="preserve">  </w:t>
+      </w:r>
+    </w:p>
+    <w:p>
+      <w:pPr>
+        <w:ind w:left="210" w:hangingChars="100" w:hanging="210"/>
+      </w:pPr>
+      <w:r>
+        <w:rPr>
+          <w:rFonts w:hint="eastAsia"/>
+        </w:rPr>
+        <w:t>「気持ちを伝えようとしても、声が薄くなって届かないんだ。</w:t>
+      </w:r>
+      <w:r>
+        <w:t xml:space="preserve">  </w:t>
+      </w:r>
+    </w:p>
+    <w:p>
+      <w:pPr>
+        <w:ind w:left="210" w:hangingChars="100" w:hanging="210"/>
+      </w:pPr>
+      <w:r>
+        <w:rPr>
+          <w:rFonts w:hint="eastAsia"/>
+        </w:rPr>
+        <w:t xml:space="preserve">　だから、みんな心の中に言葉を閉じ込めてしまう」</w:t>
+      </w:r>
+    </w:p>
+    <w:p>
+      <w:pPr>
+        <w:ind w:left="210" w:hangingChars="100" w:hanging="210"/>
+      </w:pPr>
+    </w:p>
+    <w:p>
+      <w:pPr>
+        <w:ind w:left="210" w:hangingChars="100" w:hanging="210"/>
+      </w:pPr>
+      <w:r>
+        <w:rPr>
+          <w:rFonts w:hint="eastAsia"/>
+        </w:rPr>
+        <w:t>なるほど。</w:t>
+      </w:r>
+      <w:r>
+        <w:t xml:space="preserve">  </w:t>
+      </w:r>
+    </w:p>
+    <w:p>
+      <w:pPr>
+        <w:ind w:left="210" w:hangingChars="100" w:hanging="210"/>
+      </w:pPr>
+      <w:r>
+        <w:rPr>
+          <w:rFonts w:hint="eastAsia"/>
+        </w:rPr>
+        <w:t>白は“純粋さ”と“静けさ”の象徴。</w:t>
+      </w:r>
+      <w:r>
+        <w:t xml:space="preserve">  </w:t>
+      </w:r>
+    </w:p>
+    <w:p>
+      <w:pPr>
+        <w:ind w:left="210" w:hangingChars="100" w:hanging="210"/>
+      </w:pPr>
+      <w:r>
+        <w:rPr>
+          <w:rFonts w:hint="eastAsia"/>
+        </w:rPr>
+        <w:t>この町は美しいけれど、</w:t>
+      </w:r>
+      <w:r>
+        <w:t xml:space="preserve">  </w:t>
+      </w:r>
+    </w:p>
+    <w:p>
+      <w:pPr>
+        <w:ind w:left="210" w:hangingChars="100" w:hanging="210"/>
+      </w:pPr>
+      <w:r>
+        <w:rPr>
+          <w:rFonts w:hint="eastAsia"/>
+        </w:rPr>
+        <w:t>その静けさが人々の声を奪ってしまっているのだ。</w:t>
+      </w:r>
+    </w:p>
+    <w:p>
+      <w:pPr>
+        <w:ind w:left="210" w:hangingChars="100" w:hanging="210"/>
+      </w:pPr>
+    </w:p>
+    <w:p>
+      <w:pPr>
+        <w:ind w:left="210" w:hangingChars="100" w:hanging="210"/>
+      </w:pPr>
+      <w:r>
+        <w:rPr>
+          <w:rFonts w:hint="eastAsia"/>
+        </w:rPr>
+        <w:t>私は考えた。</w:t>
+      </w:r>
+      <w:r>
+        <w:t xml:space="preserve">  </w:t>
+      </w:r>
+    </w:p>
+    <w:p>
+      <w:pPr>
+        <w:ind w:left="210" w:hangingChars="100" w:hanging="210"/>
+      </w:pPr>
+      <w:r>
+        <w:t xml:space="preserve">**この町に必要なのは、“色を運ぶ音”。  </w:t>
+      </w:r>
+    </w:p>
+    <w:p>
+      <w:pPr>
+        <w:ind w:left="210" w:hangingChars="100" w:hanging="210"/>
+      </w:pPr>
+      <w:r>
+        <w:rPr>
+          <w:rFonts w:hint="eastAsia"/>
+        </w:rPr>
+        <w:t xml:space="preserve">　声に輪郭を与える、あたたかいメロディ。</w:t>
+      </w:r>
+      <w:r>
+        <w:t>**</w:t>
+      </w:r>
+    </w:p>
+    <w:p>
+      <w:pPr>
+        <w:ind w:left="210" w:hangingChars="100" w:hanging="210"/>
+      </w:pPr>
+    </w:p>
+    <w:p>
+      <w:pPr>
+        <w:ind w:left="210" w:hangingChars="100" w:hanging="210"/>
+      </w:pPr>
+      <w:r>
+        <w:rPr>
+          <w:rFonts w:hint="eastAsia"/>
+        </w:rPr>
+        <w:t>歌い手の彼と目を合わせる。</w:t>
+      </w:r>
+      <w:r>
+        <w:t xml:space="preserve">  </w:t>
+      </w:r>
+    </w:p>
+    <w:p>
+      <w:pPr>
+        <w:ind w:left="210" w:hangingChars="100" w:hanging="210"/>
+      </w:pPr>
+      <w:r>
+        <w:rPr>
+          <w:rFonts w:hint="eastAsia"/>
+        </w:rPr>
+        <w:t>彼は静かに息を吸い、頷いた。</w:t>
+      </w:r>
+    </w:p>
+    <w:p>
+      <w:pPr>
+        <w:ind w:left="210" w:hangingChars="100" w:hanging="210"/>
+      </w:pPr>
+    </w:p>
+    <w:p>
+      <w:pPr>
+        <w:ind w:left="210" w:hangingChars="100" w:hanging="210"/>
+      </w:pPr>
+      <w:r>
+        <w:t>### ■ 声に色を戻す音楽</w:t>
+      </w:r>
+    </w:p>
+    <w:p>
+      <w:pPr>
+        <w:ind w:left="210" w:hangingChars="100" w:hanging="210"/>
+      </w:pPr>
+    </w:p>
+    <w:p>
+      <w:pPr>
+        <w:ind w:left="210" w:hangingChars="100" w:hanging="210"/>
+      </w:pPr>
+      <w:r>
+        <w:rPr>
+          <w:rFonts w:hint="eastAsia"/>
+        </w:rPr>
+        <w:t>私たちは町の中心にある白い広場に立ち、</w:t>
+      </w:r>
+      <w:r>
+        <w:t xml:space="preserve">  </w:t>
+      </w:r>
+    </w:p>
+    <w:p>
+      <w:pPr>
+        <w:ind w:left="210" w:hangingChars="100" w:hanging="210"/>
+      </w:pPr>
+      <w:r>
+        <w:rPr>
+          <w:rFonts w:hint="eastAsia"/>
+        </w:rPr>
+        <w:lastRenderedPageBreak/>
+        <w:t>ゆっくりと演奏を始めた。</w:t>
+      </w:r>
+    </w:p>
+    <w:p>
+      <w:pPr>
+        <w:ind w:left="210" w:hangingChars="100" w:hanging="210"/>
+      </w:pPr>
+    </w:p>
+    <w:p>
+      <w:pPr>
+        <w:ind w:left="210" w:hangingChars="100" w:hanging="210"/>
+      </w:pPr>
+      <w:r>
+        <w:rPr>
+          <w:rFonts w:hint="eastAsia"/>
+        </w:rPr>
+        <w:t>最初に奏でたのは、</w:t>
+      </w:r>
+      <w:r>
+        <w:t xml:space="preserve">  </w:t>
+      </w:r>
+    </w:p>
+    <w:p>
+      <w:pPr>
+        <w:ind w:left="210" w:hangingChars="100" w:hanging="210"/>
+      </w:pPr>
+      <w:r>
+        <w:rPr>
+          <w:rFonts w:hint="eastAsia"/>
+        </w:rPr>
+        <w:t>春の花が咲くような、淡いピンクのイメージを持つ音。</w:t>
+      </w:r>
+    </w:p>
+    <w:p>
+      <w:pPr>
+        <w:ind w:left="210" w:hangingChars="100" w:hanging="210"/>
+      </w:pPr>
+    </w:p>
+    <w:p>
+      <w:pPr>
+        <w:ind w:left="210" w:hangingChars="100" w:hanging="210"/>
+      </w:pPr>
+      <w:r>
+        <w:rPr>
+          <w:rFonts w:hint="eastAsia"/>
+        </w:rPr>
+        <w:t>次に、</w:t>
+      </w:r>
+      <w:r>
+        <w:t xml:space="preserve">  </w:t>
+      </w:r>
+    </w:p>
+    <w:p>
+      <w:pPr>
+        <w:ind w:left="210" w:hangingChars="100" w:hanging="210"/>
+      </w:pPr>
+      <w:r>
+        <w:rPr>
+          <w:rFonts w:hint="eastAsia"/>
+        </w:rPr>
+        <w:t>夕暮れのオレンジのように温かいメロディ。</w:t>
+      </w:r>
+    </w:p>
+    <w:p>
+      <w:pPr>
+        <w:ind w:left="210" w:hangingChars="100" w:hanging="210"/>
+      </w:pPr>
+    </w:p>
+    <w:p>
+      <w:pPr>
+        <w:ind w:left="210" w:hangingChars="100" w:hanging="210"/>
+      </w:pPr>
+      <w:r>
+        <w:rPr>
+          <w:rFonts w:hint="eastAsia"/>
+        </w:rPr>
+        <w:t>そして、</w:t>
+      </w:r>
+      <w:r>
+        <w:t xml:space="preserve">  </w:t>
+      </w:r>
+    </w:p>
+    <w:p>
+      <w:pPr>
+        <w:ind w:left="210" w:hangingChars="100" w:hanging="210"/>
+      </w:pPr>
+      <w:r>
+        <w:rPr>
+          <w:rFonts w:hint="eastAsia"/>
+        </w:rPr>
+        <w:t>歌い手の彼が、</w:t>
+      </w:r>
+      <w:r>
+        <w:t xml:space="preserve">  </w:t>
+      </w:r>
+    </w:p>
+    <w:p>
+      <w:pPr>
+        <w:ind w:left="210" w:hangingChars="100" w:hanging="210"/>
+      </w:pPr>
+      <w:r>
+        <w:rPr>
+          <w:rFonts w:hint="eastAsia"/>
+        </w:rPr>
+        <w:t>まるで虹がかかる瞬間のように柔らかく色づく声で歌い始めた。</w:t>
+      </w:r>
+    </w:p>
+    <w:p>
+      <w:pPr>
+        <w:ind w:left="210" w:hangingChars="100" w:hanging="210"/>
+      </w:pPr>
+    </w:p>
+    <w:p>
+      <w:pPr>
+        <w:ind w:left="210" w:hangingChars="100" w:hanging="210"/>
+      </w:pPr>
+      <w:r>
+        <w:rPr>
+          <w:rFonts w:hint="eastAsia"/>
+        </w:rPr>
+        <w:t>その瞬間――</w:t>
+      </w:r>
+      <w:r>
+        <w:t xml:space="preserve">  </w:t>
+      </w:r>
+    </w:p>
+    <w:p>
+      <w:pPr>
+        <w:ind w:left="210" w:hangingChars="100" w:hanging="210"/>
+      </w:pPr>
+      <w:r>
+        <w:rPr>
+          <w:rFonts w:hint="eastAsia"/>
+        </w:rPr>
+        <w:t>白の町に、色がひとすじ流れ込んだ。</w:t>
+      </w:r>
+    </w:p>
+    <w:p>
+      <w:pPr>
+        <w:ind w:left="210" w:hangingChars="100" w:hanging="210"/>
+      </w:pPr>
+    </w:p>
+    <w:p>
+      <w:pPr>
+        <w:ind w:left="210" w:hangingChars="100" w:hanging="210"/>
+      </w:pPr>
+      <w:r>
+        <w:rPr>
+          <w:rFonts w:hint="eastAsia"/>
+        </w:rPr>
+        <w:t>人々の声が、</w:t>
+      </w:r>
+      <w:r>
+        <w:t xml:space="preserve">  </w:t>
+      </w:r>
+    </w:p>
+    <w:p>
+      <w:pPr>
+        <w:ind w:left="210" w:hangingChars="100" w:hanging="210"/>
+      </w:pPr>
+      <w:r>
+        <w:rPr>
+          <w:rFonts w:hint="eastAsia"/>
+        </w:rPr>
+        <w:t>少しずつ、少しずつ輪郭を取り戻していく。</w:t>
+      </w:r>
+    </w:p>
+    <w:p>
+      <w:pPr>
+        <w:ind w:left="210" w:hangingChars="100" w:hanging="210"/>
+      </w:pPr>
+    </w:p>
+    <w:p>
+      <w:pPr>
+        <w:ind w:left="210" w:hangingChars="100" w:hanging="210"/>
+      </w:pPr>
+      <w:r>
+        <w:rPr>
+          <w:rFonts w:hint="eastAsia"/>
+        </w:rPr>
+        <w:t>「……聞こえる」</w:t>
+      </w:r>
+      <w:r>
+        <w:t xml:space="preserve">  </w:t>
+      </w:r>
+    </w:p>
+    <w:p>
+      <w:pPr>
+        <w:ind w:left="210" w:hangingChars="100" w:hanging="210"/>
+      </w:pPr>
+      <w:r>
+        <w:rPr>
+          <w:rFonts w:hint="eastAsia"/>
+        </w:rPr>
+        <w:t>「わたしの声が……ちゃんと届いてる」</w:t>
+      </w:r>
+      <w:r>
+        <w:t xml:space="preserve">  </w:t>
+      </w:r>
+    </w:p>
+    <w:p>
+      <w:pPr>
+        <w:ind w:left="210" w:hangingChars="100" w:hanging="210"/>
+      </w:pPr>
+      <w:r>
+        <w:rPr>
+          <w:rFonts w:hint="eastAsia"/>
+        </w:rPr>
+        <w:t>「こんなに話しやすいなんて……」</w:t>
+      </w:r>
+    </w:p>
+    <w:p>
+      <w:pPr>
+        <w:ind w:left="210" w:hangingChars="100" w:hanging="210"/>
+      </w:pPr>
+    </w:p>
+    <w:p>
+      <w:pPr>
+        <w:ind w:left="210" w:hangingChars="100" w:hanging="210"/>
+      </w:pPr>
+      <w:r>
+        <w:rPr>
+          <w:rFonts w:hint="eastAsia"/>
+        </w:rPr>
+        <w:t>町の人たちは、</w:t>
+      </w:r>
+      <w:r>
+        <w:t xml:space="preserve">  </w:t>
+      </w:r>
+    </w:p>
+    <w:p>
+      <w:pPr>
+        <w:ind w:left="210" w:hangingChars="100" w:hanging="210"/>
+      </w:pPr>
+      <w:r>
+        <w:rPr>
+          <w:rFonts w:hint="eastAsia"/>
+        </w:rPr>
+        <w:t>まるで長い沈黙から解放されたように、</w:t>
+      </w:r>
+      <w:r>
+        <w:t xml:space="preserve">  </w:t>
+      </w:r>
+    </w:p>
+    <w:p>
+      <w:pPr>
+        <w:ind w:left="210" w:hangingChars="100" w:hanging="210"/>
+      </w:pPr>
+      <w:r>
+        <w:rPr>
+          <w:rFonts w:hint="eastAsia"/>
+        </w:rPr>
+        <w:t>互いに言葉を交わし始めた。</w:t>
+      </w:r>
+    </w:p>
+    <w:p>
+      <w:pPr>
+        <w:ind w:left="210" w:hangingChars="100" w:hanging="210"/>
+      </w:pPr>
+    </w:p>
+    <w:p>
+      <w:pPr>
+        <w:ind w:left="210" w:hangingChars="100" w:hanging="210"/>
+      </w:pPr>
+      <w:r>
+        <w:rPr>
+          <w:rFonts w:hint="eastAsia"/>
+        </w:rPr>
+        <w:t>白の町に必要だったのは、</w:t>
+      </w:r>
+      <w:r>
+        <w:t xml:space="preserve">  </w:t>
+      </w:r>
+    </w:p>
+    <w:p>
+      <w:pPr>
+        <w:ind w:left="210" w:hangingChars="100" w:hanging="210"/>
+      </w:pPr>
+      <w:r>
+        <w:t>**声に“色”を与える音楽。**</w:t>
+      </w:r>
+    </w:p>
+    <w:p>
+      <w:pPr>
+        <w:ind w:left="210" w:hangingChars="100" w:hanging="210"/>
+      </w:pPr>
+    </w:p>
+    <w:p>
+      <w:pPr>
+        <w:ind w:left="210" w:hangingChars="100" w:hanging="210"/>
+      </w:pPr>
+      <w:r>
+        <w:rPr>
+          <w:rFonts w:hint="eastAsia"/>
+        </w:rPr>
+        <w:t>音楽は、</w:t>
+      </w:r>
+      <w:r>
+        <w:t xml:space="preserve">  </w:t>
+      </w:r>
+    </w:p>
+    <w:p>
+      <w:pPr>
+        <w:ind w:left="210" w:hangingChars="100" w:hanging="210"/>
+      </w:pPr>
+      <w:r>
+        <w:rPr>
+          <w:rFonts w:hint="eastAsia"/>
+        </w:rPr>
+        <w:t>この町に“伝える勇気”を思い出させた。</w:t>
+      </w:r>
+    </w:p>
+    <w:p>
+      <w:pPr>
+        <w:ind w:left="210" w:hangingChars="100" w:hanging="210"/>
+      </w:pPr>
+    </w:p>
+    <w:p>
+      <w:pPr>
+        <w:ind w:left="210" w:hangingChars="100" w:hanging="210"/>
+      </w:pPr>
+      <w:r>
+        <w:t>### ■ 旅はさらに続く</w:t>
+      </w:r>
+    </w:p>
+    <w:p>
+      <w:pPr>
+        <w:ind w:left="210" w:hangingChars="100" w:hanging="210"/>
+      </w:pPr>
+    </w:p>
+    <w:p>
+      <w:pPr>
+        <w:ind w:left="210" w:hangingChars="100" w:hanging="210"/>
+      </w:pPr>
+      <w:r>
+        <w:rPr>
+          <w:rFonts w:hint="eastAsia"/>
+        </w:rPr>
+        <w:t>「あなたたちの音楽は、声に色をくれるんだね」</w:t>
+      </w:r>
+      <w:r>
+        <w:t xml:space="preserve">  </w:t>
+      </w:r>
+    </w:p>
+    <w:p>
+      <w:pPr>
+        <w:ind w:left="210" w:hangingChars="100" w:hanging="210"/>
+      </w:pPr>
+      <w:r>
+        <w:rPr>
+          <w:rFonts w:hint="eastAsia"/>
+        </w:rPr>
+        <w:t>「また来てほしいよ」</w:t>
+      </w:r>
+      <w:r>
+        <w:t xml:space="preserve">  </w:t>
+      </w:r>
+    </w:p>
+    <w:p>
+      <w:pPr>
+        <w:ind w:left="210" w:hangingChars="100" w:hanging="210"/>
+      </w:pPr>
+      <w:r>
+        <w:rPr>
+          <w:rFonts w:hint="eastAsia"/>
+        </w:rPr>
+        <w:lastRenderedPageBreak/>
+        <w:t>「次はどんな町へ行くの？」</w:t>
+      </w:r>
+    </w:p>
+    <w:p>
+      <w:pPr>
+        <w:ind w:left="210" w:hangingChars="100" w:hanging="210"/>
+      </w:pPr>
+    </w:p>
+    <w:p>
+      <w:pPr>
+        <w:ind w:left="210" w:hangingChars="100" w:hanging="210"/>
+      </w:pPr>
+      <w:r>
+        <w:rPr>
+          <w:rFonts w:hint="eastAsia"/>
+        </w:rPr>
+        <w:t>町の人々が笑顔で手を振る。</w:t>
+      </w:r>
+    </w:p>
+    <w:p>
+      <w:pPr>
+        <w:ind w:left="210" w:hangingChars="100" w:hanging="210"/>
+      </w:pPr>
+    </w:p>
+    <w:p>
+      <w:pPr>
+        <w:ind w:left="210" w:hangingChars="100" w:hanging="210"/>
+      </w:pPr>
+      <w:r>
+        <w:rPr>
+          <w:rFonts w:hint="eastAsia"/>
+        </w:rPr>
+        <w:t>私たちは楽器を背負い、</w:t>
+      </w:r>
+      <w:r>
+        <w:t xml:space="preserve">  </w:t>
+      </w:r>
+    </w:p>
+    <w:p>
+      <w:pPr>
+        <w:ind w:left="210" w:hangingChars="100" w:hanging="210"/>
+      </w:pPr>
+      <w:r>
+        <w:rPr>
+          <w:rFonts w:hint="eastAsia"/>
+        </w:rPr>
+        <w:t>次の町へ向かって歩き出した。</w:t>
+      </w:r>
+    </w:p>
+    <w:p>
+      <w:pPr>
+        <w:ind w:left="210" w:hangingChars="100" w:hanging="210"/>
+      </w:pPr>
+    </w:p>
+    <w:p>
+      <w:pPr>
+        <w:ind w:left="210" w:hangingChars="100" w:hanging="210"/>
+      </w:pPr>
+      <w:r>
+        <w:rPr>
+          <w:rFonts w:hint="eastAsia"/>
+        </w:rPr>
+        <w:t>世界にはまだ、</w:t>
+      </w:r>
+      <w:r>
+        <w:t xml:space="preserve">  </w:t>
+      </w:r>
+    </w:p>
+    <w:p>
+      <w:pPr>
+        <w:ind w:left="210" w:hangingChars="100" w:hanging="210"/>
+      </w:pPr>
+      <w:r>
+        <w:rPr>
+          <w:rFonts w:hint="eastAsia"/>
+        </w:rPr>
+        <w:t>色とりどりの町がある。</w:t>
+      </w:r>
+      <w:r>
+        <w:t xml:space="preserve">  </w:t>
+      </w:r>
+    </w:p>
+    <w:p>
+      <w:pPr>
+        <w:ind w:left="210" w:hangingChars="100" w:hanging="210"/>
+      </w:pPr>
+      <w:r>
+        <w:rPr>
+          <w:rFonts w:hint="eastAsia"/>
+        </w:rPr>
+        <w:t>それぞれに足りないものがあり、</w:t>
+      </w:r>
+      <w:r>
+        <w:t xml:space="preserve">  </w:t>
+      </w:r>
+    </w:p>
+    <w:p>
+      <w:pPr>
+        <w:ind w:left="210" w:hangingChars="100" w:hanging="210"/>
+      </w:pPr>
+      <w:r>
+        <w:rPr>
+          <w:rFonts w:hint="eastAsia"/>
+        </w:rPr>
+        <w:t>それぞれに必要な音がある。</w:t>
+      </w:r>
+    </w:p>
+    <w:p>
+      <w:pPr>
+        <w:ind w:left="210" w:hangingChars="100" w:hanging="210"/>
+      </w:pPr>
+    </w:p>
+    <w:p>
+      <w:pPr>
+        <w:ind w:left="210" w:hangingChars="100" w:hanging="210"/>
+      </w:pPr>
+      <w:r>
+        <w:rPr>
+          <w:rFonts w:hint="eastAsia"/>
+        </w:rPr>
+        <w:t>私たちの旅は、</w:t>
+      </w:r>
+      <w:r>
+        <w:t xml:space="preserve">  </w:t>
+      </w:r>
+    </w:p>
+    <w:p>
+      <w:pPr>
+        <w:ind w:left="210" w:hangingChars="100" w:hanging="210"/>
+      </w:pPr>
+      <w:r>
+        <w:rPr>
+          <w:rFonts w:hint="eastAsia"/>
+        </w:rPr>
+        <w:t>まだまだ続いていく。</w:t>
+      </w:r>
+    </w:p>
+    <w:p>
+      <w:pPr>
+        <w:ind w:left="210" w:hangingChars="100" w:hanging="210"/>
+      </w:pPr>
+    </w:p>
+    <w:p>
+      <w:pPr>
+        <w:ind w:left="210" w:hangingChars="100" w:hanging="210"/>
+      </w:pPr>
+      <w:r>
+        <w:t># **第8章　— 金色の町と音の終着点 —**</w:t>
+      </w:r>
+    </w:p>
+    <w:p>
+      <w:pPr>
+        <w:ind w:left="210" w:hangingChars="100" w:hanging="210"/>
+      </w:pPr>
+    </w:p>
+    <w:p>
+      <w:pPr>
+        <w:ind w:left="210" w:hangingChars="100" w:hanging="210"/>
+      </w:pPr>
+      <w:r>
+        <w:rPr>
+          <w:rFonts w:hint="eastAsia"/>
+        </w:rPr>
+        <w:t>白の町を後にして、私たちはさらに旅を続けた。</w:t>
+      </w:r>
+      <w:r>
+        <w:t xml:space="preserve">  </w:t>
+      </w:r>
+    </w:p>
+    <w:p>
+      <w:pPr>
+        <w:ind w:left="210" w:hangingChars="100" w:hanging="210"/>
+      </w:pPr>
+      <w:r>
+        <w:rPr>
+          <w:rFonts w:hint="eastAsia"/>
+        </w:rPr>
+        <w:t>山を越え、谷を抜け、長い道のりを歩いた先に――</w:t>
+      </w:r>
+      <w:r>
+        <w:t xml:space="preserve">  </w:t>
+      </w:r>
+    </w:p>
+    <w:p>
+      <w:pPr>
+        <w:ind w:left="210" w:hangingChars="100" w:hanging="210"/>
+      </w:pPr>
+      <w:r>
+        <w:rPr>
+          <w:rFonts w:hint="eastAsia"/>
+        </w:rPr>
+        <w:t>まるで世界そのものが輝いているような光景が広がっていた。</w:t>
+      </w:r>
+    </w:p>
+    <w:p>
+      <w:pPr>
+        <w:ind w:left="210" w:hangingChars="100" w:hanging="210"/>
+      </w:pPr>
+    </w:p>
+    <w:p>
+      <w:pPr>
+        <w:ind w:left="210" w:hangingChars="100" w:hanging="210"/>
+      </w:pPr>
+      <w:r>
+        <w:rPr>
+          <w:rFonts w:hint="eastAsia"/>
+        </w:rPr>
+        <w:t>そこが、</w:t>
+      </w:r>
+      <w:r>
+        <w:t xml:space="preserve">  </w:t>
+      </w:r>
+    </w:p>
+    <w:p>
+      <w:pPr>
+        <w:ind w:left="210" w:hangingChars="100" w:hanging="210"/>
+      </w:pPr>
+      <w:r>
+        <w:t>**金色の町。**</w:t>
+      </w:r>
+    </w:p>
+    <w:p>
+      <w:pPr>
+        <w:ind w:left="210" w:hangingChars="100" w:hanging="210"/>
+      </w:pPr>
+    </w:p>
+    <w:p>
+      <w:pPr>
+        <w:ind w:left="210" w:hangingChars="100" w:hanging="210"/>
+      </w:pPr>
+      <w:r>
+        <w:rPr>
+          <w:rFonts w:hint="eastAsia"/>
+        </w:rPr>
+        <w:t>建物は金箔のようにきらめき、</w:t>
+      </w:r>
+      <w:r>
+        <w:t xml:space="preserve">  </w:t>
+      </w:r>
+    </w:p>
+    <w:p>
+      <w:pPr>
+        <w:ind w:left="210" w:hangingChars="100" w:hanging="210"/>
+      </w:pPr>
+      <w:r>
+        <w:rPr>
+          <w:rFonts w:hint="eastAsia"/>
+        </w:rPr>
+        <w:t>道は夕陽を閉じ込めたように温かく光り、</w:t>
+      </w:r>
+      <w:r>
+        <w:t xml:space="preserve">  </w:t>
+      </w:r>
+    </w:p>
+    <w:p>
+      <w:pPr>
+        <w:ind w:left="210" w:hangingChars="100" w:hanging="210"/>
+      </w:pPr>
+      <w:r>
+        <w:rPr>
+          <w:rFonts w:hint="eastAsia"/>
+        </w:rPr>
+        <w:t>町全体が柔らかい黄金のオーラに包まれている。</w:t>
+      </w:r>
+    </w:p>
+    <w:p>
+      <w:pPr>
+        <w:ind w:left="210" w:hangingChars="100" w:hanging="210"/>
+      </w:pPr>
+    </w:p>
+    <w:p>
+      <w:pPr>
+        <w:ind w:left="210" w:hangingChars="100" w:hanging="210"/>
+      </w:pPr>
+      <w:r>
+        <w:rPr>
+          <w:rFonts w:hint="eastAsia"/>
+        </w:rPr>
+        <w:t>しかし、その美しさとは裏腹に、</w:t>
+      </w:r>
+      <w:r>
+        <w:t xml:space="preserve">  </w:t>
+      </w:r>
+    </w:p>
+    <w:p>
+      <w:pPr>
+        <w:ind w:left="210" w:hangingChars="100" w:hanging="210"/>
+      </w:pPr>
+      <w:r>
+        <w:rPr>
+          <w:rFonts w:hint="eastAsia"/>
+        </w:rPr>
+        <w:t>町の人々の表情はどこか曇っていた。</w:t>
+      </w:r>
+    </w:p>
+    <w:p>
+      <w:pPr>
+        <w:ind w:left="210" w:hangingChars="100" w:hanging="210"/>
+      </w:pPr>
+    </w:p>
+    <w:p>
+      <w:pPr>
+        <w:ind w:left="210" w:hangingChars="100" w:hanging="210"/>
+      </w:pPr>
+      <w:r>
+        <w:rPr>
+          <w:rFonts w:hint="eastAsia"/>
+        </w:rPr>
+        <w:t>「どうしたんですか？」</w:t>
+      </w:r>
+      <w:r>
+        <w:t xml:space="preserve">  </w:t>
+      </w:r>
+    </w:p>
+    <w:p>
+      <w:pPr>
+        <w:ind w:left="210" w:hangingChars="100" w:hanging="210"/>
+      </w:pPr>
+      <w:r>
+        <w:rPr>
+          <w:rFonts w:hint="eastAsia"/>
+        </w:rPr>
+        <w:t>私が尋ねると、金色の衣をまとった老人が静かに答えた。</w:t>
+      </w:r>
+    </w:p>
+    <w:p>
+      <w:pPr>
+        <w:ind w:left="210" w:hangingChars="100" w:hanging="210"/>
+      </w:pPr>
+    </w:p>
+    <w:p>
+      <w:pPr>
+        <w:ind w:left="210" w:hangingChars="100" w:hanging="210"/>
+      </w:pPr>
+      <w:r>
+        <w:rPr>
+          <w:rFonts w:hint="eastAsia"/>
+        </w:rPr>
+        <w:t>「この町はね、金色すぎて“音が重くなりすぎる”のだよ。</w:t>
+      </w:r>
+      <w:r>
+        <w:t xml:space="preserve">  </w:t>
+      </w:r>
+    </w:p>
+    <w:p>
+      <w:pPr>
+        <w:ind w:left="210" w:hangingChars="100" w:hanging="210"/>
+      </w:pPr>
+      <w:r>
+        <w:rPr>
+          <w:rFonts w:hint="eastAsia"/>
+        </w:rPr>
+        <w:t xml:space="preserve">　どんな音も、すぐに沈んでしまう。</w:t>
+      </w:r>
+      <w:r>
+        <w:t xml:space="preserve">  </w:t>
+      </w:r>
+    </w:p>
+    <w:p>
+      <w:pPr>
+        <w:ind w:left="210" w:hangingChars="100" w:hanging="210"/>
+      </w:pPr>
+      <w:r>
+        <w:rPr>
+          <w:rFonts w:hint="eastAsia"/>
+        </w:rPr>
+        <w:lastRenderedPageBreak/>
+        <w:t xml:space="preserve">　歌っても、奏でても、響きが続かないんだ」</w:t>
+      </w:r>
+    </w:p>
+    <w:p>
+      <w:pPr>
+        <w:ind w:left="210" w:hangingChars="100" w:hanging="210"/>
+      </w:pPr>
+    </w:p>
+    <w:p>
+      <w:pPr>
+        <w:ind w:left="210" w:hangingChars="100" w:hanging="210"/>
+      </w:pPr>
+      <w:r>
+        <w:rPr>
+          <w:rFonts w:hint="eastAsia"/>
+        </w:rPr>
+        <w:t>別の人も言う。</w:t>
+      </w:r>
+      <w:r>
+        <w:t xml:space="preserve">  </w:t>
+      </w:r>
+    </w:p>
+    <w:p>
+      <w:pPr>
+        <w:ind w:left="210" w:hangingChars="100" w:hanging="210"/>
+      </w:pPr>
+      <w:r>
+        <w:rPr>
+          <w:rFonts w:hint="eastAsia"/>
+        </w:rPr>
+        <w:t>「音が重いと、心も重くなる。</w:t>
+      </w:r>
+      <w:r>
+        <w:t xml:space="preserve">  </w:t>
+      </w:r>
+    </w:p>
+    <w:p>
+      <w:pPr>
+        <w:ind w:left="210" w:hangingChars="100" w:hanging="210"/>
+      </w:pPr>
+      <w:r>
+        <w:rPr>
+          <w:rFonts w:hint="eastAsia"/>
+        </w:rPr>
+        <w:t xml:space="preserve">　だから、みんな笑わなくなってしまったんだ」</w:t>
+      </w:r>
+    </w:p>
+    <w:p>
+      <w:pPr>
+        <w:ind w:left="210" w:hangingChars="100" w:hanging="210"/>
+      </w:pPr>
+    </w:p>
+    <w:p>
+      <w:pPr>
+        <w:ind w:left="210" w:hangingChars="100" w:hanging="210"/>
+      </w:pPr>
+      <w:r>
+        <w:rPr>
+          <w:rFonts w:hint="eastAsia"/>
+        </w:rPr>
+        <w:t>なるほど。</w:t>
+      </w:r>
+      <w:r>
+        <w:t xml:space="preserve">  </w:t>
+      </w:r>
+    </w:p>
+    <w:p>
+      <w:pPr>
+        <w:ind w:left="210" w:hangingChars="100" w:hanging="210"/>
+      </w:pPr>
+      <w:r>
+        <w:rPr>
+          <w:rFonts w:hint="eastAsia"/>
+        </w:rPr>
+        <w:t>金色は“豊かさ”と“重み”の象徴。</w:t>
+      </w:r>
+      <w:r>
+        <w:t xml:space="preserve">  </w:t>
+      </w:r>
+    </w:p>
+    <w:p>
+      <w:pPr>
+        <w:ind w:left="210" w:hangingChars="100" w:hanging="210"/>
+      </w:pPr>
+      <w:r>
+        <w:rPr>
+          <w:rFonts w:hint="eastAsia"/>
+        </w:rPr>
+        <w:t>この町は美しいけれど、</w:t>
+      </w:r>
+      <w:r>
+        <w:t xml:space="preserve">  </w:t>
+      </w:r>
+    </w:p>
+    <w:p>
+      <w:pPr>
+        <w:ind w:left="210" w:hangingChars="100" w:hanging="210"/>
+      </w:pPr>
+      <w:r>
+        <w:rPr>
+          <w:rFonts w:hint="eastAsia"/>
+        </w:rPr>
+        <w:t>その重厚さが音を押しつぶしてしまっているのだ。</w:t>
+      </w:r>
+    </w:p>
+    <w:p>
+      <w:pPr>
+        <w:ind w:left="210" w:hangingChars="100" w:hanging="210"/>
+      </w:pPr>
+    </w:p>
+    <w:p>
+      <w:pPr>
+        <w:ind w:left="210" w:hangingChars="100" w:hanging="210"/>
+      </w:pPr>
+      <w:r>
+        <w:rPr>
+          <w:rFonts w:hint="eastAsia"/>
+        </w:rPr>
+        <w:t>私は深く息を吸った。</w:t>
+      </w:r>
+      <w:r>
+        <w:t xml:space="preserve">  </w:t>
+      </w:r>
+    </w:p>
+    <w:p>
+      <w:pPr>
+        <w:ind w:left="210" w:hangingChars="100" w:hanging="210"/>
+      </w:pPr>
+      <w:r>
+        <w:rPr>
+          <w:rFonts w:hint="eastAsia"/>
+        </w:rPr>
+        <w:t>ここが最後の町。</w:t>
+      </w:r>
+      <w:r>
+        <w:t xml:space="preserve">  </w:t>
+      </w:r>
+    </w:p>
+    <w:p>
+      <w:pPr>
+        <w:ind w:left="210" w:hangingChars="100" w:hanging="210"/>
+      </w:pPr>
+      <w:r>
+        <w:rPr>
+          <w:rFonts w:hint="eastAsia"/>
+        </w:rPr>
+        <w:t>この旅のすべてを注ぎ込む場所。</w:t>
+      </w:r>
+    </w:p>
+    <w:p>
+      <w:pPr>
+        <w:ind w:left="210" w:hangingChars="100" w:hanging="210"/>
+      </w:pPr>
+    </w:p>
+    <w:p>
+      <w:pPr>
+        <w:ind w:left="210" w:hangingChars="100" w:hanging="210"/>
+      </w:pPr>
+      <w:r>
+        <w:t xml:space="preserve">**この町に必要なのは、“軽やかさ”と“解放”。  </w:t>
+      </w:r>
+    </w:p>
+    <w:p>
+      <w:pPr>
+        <w:ind w:left="210" w:hangingChars="100" w:hanging="210"/>
+      </w:pPr>
+      <w:r>
+        <w:rPr>
+          <w:rFonts w:hint="eastAsia"/>
+        </w:rPr>
+        <w:t xml:space="preserve">　音が自由に羽ばたくための、風のような音楽。</w:t>
+      </w:r>
+      <w:r>
+        <w:t>**</w:t>
+      </w:r>
+    </w:p>
+    <w:p>
+      <w:pPr>
+        <w:ind w:left="210" w:hangingChars="100" w:hanging="210"/>
+      </w:pPr>
+    </w:p>
+    <w:p>
+      <w:pPr>
+        <w:ind w:left="210" w:hangingChars="100" w:hanging="210"/>
+      </w:pPr>
+      <w:r>
+        <w:rPr>
+          <w:rFonts w:hint="eastAsia"/>
+        </w:rPr>
+        <w:t>歌い手の彼と目を合わせる。</w:t>
+      </w:r>
+      <w:r>
+        <w:t xml:space="preserve">  </w:t>
+      </w:r>
+    </w:p>
+    <w:p>
+      <w:pPr>
+        <w:ind w:left="210" w:hangingChars="100" w:hanging="210"/>
+      </w:pPr>
+      <w:r>
+        <w:rPr>
+          <w:rFonts w:hint="eastAsia"/>
+        </w:rPr>
+        <w:t>彼は静かに頷いた。</w:t>
+      </w:r>
+    </w:p>
+    <w:p>
+      <w:pPr>
+        <w:ind w:left="210" w:hangingChars="100" w:hanging="210"/>
+      </w:pPr>
+    </w:p>
+    <w:p>
+      <w:pPr>
+        <w:ind w:left="210" w:hangingChars="100" w:hanging="210"/>
+      </w:pPr>
+      <w:r>
+        <w:t>### ■ 音を解き放つ音楽</w:t>
+      </w:r>
+    </w:p>
+    <w:p>
+      <w:pPr>
+        <w:ind w:left="210" w:hangingChars="100" w:hanging="210"/>
+      </w:pPr>
+    </w:p>
+    <w:p>
+      <w:pPr>
+        <w:ind w:left="210" w:hangingChars="100" w:hanging="210"/>
+      </w:pPr>
+      <w:r>
+        <w:rPr>
+          <w:rFonts w:hint="eastAsia"/>
+        </w:rPr>
+        <w:t>私たちは町の中心にある金色の広場に立ち、</w:t>
+      </w:r>
+      <w:r>
+        <w:t xml:space="preserve">  </w:t>
+      </w:r>
+    </w:p>
+    <w:p>
+      <w:pPr>
+        <w:ind w:left="210" w:hangingChars="100" w:hanging="210"/>
+      </w:pPr>
+      <w:r>
+        <w:rPr>
+          <w:rFonts w:hint="eastAsia"/>
+        </w:rPr>
+        <w:t>ゆっくりと演奏を始めた。</w:t>
+      </w:r>
+    </w:p>
+    <w:p>
+      <w:pPr>
+        <w:ind w:left="210" w:hangingChars="100" w:hanging="210"/>
+      </w:pPr>
+    </w:p>
+    <w:p>
+      <w:pPr>
+        <w:ind w:left="210" w:hangingChars="100" w:hanging="210"/>
+      </w:pPr>
+      <w:r>
+        <w:rPr>
+          <w:rFonts w:hint="eastAsia"/>
+        </w:rPr>
+        <w:t>最初に奏でたのは、</w:t>
+      </w:r>
+      <w:r>
+        <w:t xml:space="preserve">  </w:t>
+      </w:r>
+    </w:p>
+    <w:p>
+      <w:pPr>
+        <w:ind w:left="210" w:hangingChars="100" w:hanging="210"/>
+      </w:pPr>
+      <w:r>
+        <w:rPr>
+          <w:rFonts w:hint="eastAsia"/>
+        </w:rPr>
+        <w:t>春風のように軽やかなメロディ。</w:t>
+      </w:r>
+    </w:p>
+    <w:p>
+      <w:pPr>
+        <w:ind w:left="210" w:hangingChars="100" w:hanging="210"/>
+      </w:pPr>
+    </w:p>
+    <w:p>
+      <w:pPr>
+        <w:ind w:left="210" w:hangingChars="100" w:hanging="210"/>
+      </w:pPr>
+      <w:r>
+        <w:rPr>
+          <w:rFonts w:hint="eastAsia"/>
+        </w:rPr>
+        <w:t>次に、</w:t>
+      </w:r>
+      <w:r>
+        <w:t xml:space="preserve">  </w:t>
+      </w:r>
+    </w:p>
+    <w:p>
+      <w:pPr>
+        <w:ind w:left="210" w:hangingChars="100" w:hanging="210"/>
+      </w:pPr>
+      <w:r>
+        <w:rPr>
+          <w:rFonts w:hint="eastAsia"/>
+        </w:rPr>
+        <w:t>空へ舞い上がる鳥の羽ばたきを思わせるリズム。</w:t>
+      </w:r>
+    </w:p>
+    <w:p>
+      <w:pPr>
+        <w:ind w:left="210" w:hangingChars="100" w:hanging="210"/>
+      </w:pPr>
+    </w:p>
+    <w:p>
+      <w:pPr>
+        <w:ind w:left="210" w:hangingChars="100" w:hanging="210"/>
+      </w:pPr>
+      <w:r>
+        <w:rPr>
+          <w:rFonts w:hint="eastAsia"/>
+        </w:rPr>
+        <w:t>そして、</w:t>
+      </w:r>
+      <w:r>
+        <w:t xml:space="preserve">  </w:t>
+      </w:r>
+    </w:p>
+    <w:p>
+      <w:pPr>
+        <w:ind w:left="210" w:hangingChars="100" w:hanging="210"/>
+      </w:pPr>
+      <w:r>
+        <w:rPr>
+          <w:rFonts w:hint="eastAsia"/>
+        </w:rPr>
+        <w:t>歌い手の彼が、</w:t>
+      </w:r>
+      <w:r>
+        <w:t xml:space="preserve">  </w:t>
+      </w:r>
+    </w:p>
+    <w:p>
+      <w:pPr>
+        <w:ind w:left="210" w:hangingChars="100" w:hanging="210"/>
+      </w:pPr>
+      <w:r>
+        <w:rPr>
+          <w:rFonts w:hint="eastAsia"/>
+        </w:rPr>
+        <w:t>まるで金色の空に風を通すような透明な声で歌い始めた。</w:t>
+      </w:r>
+    </w:p>
+    <w:p>
+      <w:pPr>
+        <w:ind w:left="210" w:hangingChars="100" w:hanging="210"/>
+      </w:pPr>
+    </w:p>
+    <w:p>
+      <w:pPr>
+        <w:ind w:left="210" w:hangingChars="100" w:hanging="210"/>
+      </w:pPr>
+      <w:r>
+        <w:rPr>
+          <w:rFonts w:hint="eastAsia"/>
+        </w:rPr>
+        <w:lastRenderedPageBreak/>
+        <w:t>その瞬間――</w:t>
+      </w:r>
+      <w:r>
+        <w:t xml:space="preserve">  </w:t>
+      </w:r>
+    </w:p>
+    <w:p>
+      <w:pPr>
+        <w:ind w:left="210" w:hangingChars="100" w:hanging="210"/>
+      </w:pPr>
+      <w:r>
+        <w:rPr>
+          <w:rFonts w:hint="eastAsia"/>
+        </w:rPr>
+        <w:t>金色の町に、風が吹いた。</w:t>
+      </w:r>
+    </w:p>
+    <w:p>
+      <w:pPr>
+        <w:ind w:left="210" w:hangingChars="100" w:hanging="210"/>
+      </w:pPr>
+    </w:p>
+    <w:p>
+      <w:pPr>
+        <w:ind w:left="210" w:hangingChars="100" w:hanging="210"/>
+      </w:pPr>
+      <w:r>
+        <w:rPr>
+          <w:rFonts w:hint="eastAsia"/>
+        </w:rPr>
+        <w:t>重く沈んでいた音が、</w:t>
+      </w:r>
+      <w:r>
+        <w:t xml:space="preserve">  </w:t>
+      </w:r>
+    </w:p>
+    <w:p>
+      <w:pPr>
+        <w:ind w:left="210" w:hangingChars="100" w:hanging="210"/>
+      </w:pPr>
+      <w:r>
+        <w:rPr>
+          <w:rFonts w:hint="eastAsia"/>
+        </w:rPr>
+        <w:t>ふわりと浮かび上がり、</w:t>
+      </w:r>
+      <w:r>
+        <w:t xml:space="preserve">  </w:t>
+      </w:r>
+    </w:p>
+    <w:p>
+      <w:pPr>
+        <w:ind w:left="210" w:hangingChars="100" w:hanging="210"/>
+      </w:pPr>
+      <w:r>
+        <w:rPr>
+          <w:rFonts w:hint="eastAsia"/>
+        </w:rPr>
+        <w:t>町の上空へと舞い上がっていく。</w:t>
+      </w:r>
+    </w:p>
+    <w:p>
+      <w:pPr>
+        <w:ind w:left="210" w:hangingChars="100" w:hanging="210"/>
+      </w:pPr>
+    </w:p>
+    <w:p>
+      <w:pPr>
+        <w:ind w:left="210" w:hangingChars="100" w:hanging="210"/>
+      </w:pPr>
+      <w:r>
+        <w:rPr>
+          <w:rFonts w:hint="eastAsia"/>
+        </w:rPr>
+        <w:t>「音が……飛んでいく」</w:t>
+      </w:r>
+      <w:r>
+        <w:t xml:space="preserve">  </w:t>
+      </w:r>
+    </w:p>
+    <w:p>
+      <w:pPr>
+        <w:ind w:left="210" w:hangingChars="100" w:hanging="210"/>
+      </w:pPr>
+      <w:r>
+        <w:rPr>
+          <w:rFonts w:hint="eastAsia"/>
+        </w:rPr>
+        <w:t>「こんなに軽い音、久しぶりだ」</w:t>
+      </w:r>
+      <w:r>
+        <w:t xml:space="preserve">  </w:t>
+      </w:r>
+    </w:p>
+    <w:p>
+      <w:pPr>
+        <w:ind w:left="210" w:hangingChars="100" w:hanging="210"/>
+      </w:pPr>
+      <w:r>
+        <w:rPr>
+          <w:rFonts w:hint="eastAsia"/>
+        </w:rPr>
+        <w:t>「心が、自由になっていく……！」</w:t>
+      </w:r>
+    </w:p>
+    <w:p>
+      <w:pPr>
+        <w:ind w:left="210" w:hangingChars="100" w:hanging="210"/>
+      </w:pPr>
+    </w:p>
+    <w:p>
+      <w:pPr>
+        <w:ind w:left="210" w:hangingChars="100" w:hanging="210"/>
+      </w:pPr>
+      <w:r>
+        <w:rPr>
+          <w:rFonts w:hint="eastAsia"/>
+        </w:rPr>
+        <w:t>町の人々の表情が、</w:t>
+      </w:r>
+      <w:r>
+        <w:t xml:space="preserve">  </w:t>
+      </w:r>
+    </w:p>
+    <w:p>
+      <w:pPr>
+        <w:ind w:left="210" w:hangingChars="100" w:hanging="210"/>
+      </w:pPr>
+      <w:r>
+        <w:rPr>
+          <w:rFonts w:hint="eastAsia"/>
+        </w:rPr>
+        <w:t>金色の光の中でゆっくりとほころんでいく。</w:t>
+      </w:r>
+    </w:p>
+    <w:p>
+      <w:pPr>
+        <w:ind w:left="210" w:hangingChars="100" w:hanging="210"/>
+      </w:pPr>
+    </w:p>
+    <w:p>
+      <w:pPr>
+        <w:ind w:left="210" w:hangingChars="100" w:hanging="210"/>
+      </w:pPr>
+      <w:r>
+        <w:rPr>
+          <w:rFonts w:hint="eastAsia"/>
+        </w:rPr>
+        <w:t>金色の町に必要だったのは、</w:t>
+      </w:r>
+      <w:r>
+        <w:t xml:space="preserve">  </w:t>
+      </w:r>
+    </w:p>
+    <w:p>
+      <w:pPr>
+        <w:ind w:left="210" w:hangingChars="100" w:hanging="210"/>
+      </w:pPr>
+      <w:r>
+        <w:t>**重さを手放す音楽。**</w:t>
+      </w:r>
+    </w:p>
+    <w:p>
+      <w:pPr>
+        <w:ind w:left="210" w:hangingChars="100" w:hanging="210"/>
+      </w:pPr>
+    </w:p>
+    <w:p>
+      <w:pPr>
+        <w:ind w:left="210" w:hangingChars="100" w:hanging="210"/>
+      </w:pPr>
+      <w:r>
+        <w:rPr>
+          <w:rFonts w:hint="eastAsia"/>
+        </w:rPr>
+        <w:t>音楽は、</w:t>
+      </w:r>
+      <w:r>
+        <w:t xml:space="preserve">  </w:t>
+      </w:r>
+    </w:p>
+    <w:p>
+      <w:pPr>
+        <w:ind w:left="210" w:hangingChars="100" w:hanging="210"/>
+      </w:pPr>
+      <w:r>
+        <w:rPr>
+          <w:rFonts w:hint="eastAsia"/>
+        </w:rPr>
+        <w:t>この町に“自由になる勇気”を思い出させた。</w:t>
+      </w:r>
+    </w:p>
+    <w:p>
+      <w:pPr>
+        <w:ind w:left="210" w:hangingChars="100" w:hanging="210"/>
+      </w:pPr>
+    </w:p>
+    <w:p>
+      <w:pPr>
+        <w:ind w:left="210" w:hangingChars="100" w:hanging="210"/>
+      </w:pPr>
+      <w:r>
+        <w:t>### ■ 旅の終わり、そして始まり</w:t>
+      </w:r>
+    </w:p>
+    <w:p>
+      <w:pPr>
+        <w:ind w:left="210" w:hangingChars="100" w:hanging="210"/>
+      </w:pPr>
+    </w:p>
+    <w:p>
+      <w:pPr>
+        <w:ind w:left="210" w:hangingChars="100" w:hanging="210"/>
+      </w:pPr>
+      <w:r>
+        <w:rPr>
+          <w:rFonts w:hint="eastAsia"/>
+        </w:rPr>
+        <w:t>演奏が終わると、</w:t>
+      </w:r>
+      <w:r>
+        <w:t xml:space="preserve">  </w:t>
+      </w:r>
+    </w:p>
+    <w:p>
+      <w:pPr>
+        <w:ind w:left="210" w:hangingChars="100" w:hanging="210"/>
+      </w:pPr>
+      <w:r>
+        <w:rPr>
+          <w:rFonts w:hint="eastAsia"/>
+        </w:rPr>
+        <w:t>町の人々が静かに、しかし確かな笑顔で私たちに近づいてきた。</w:t>
+      </w:r>
+    </w:p>
+    <w:p>
+      <w:pPr>
+        <w:ind w:left="210" w:hangingChars="100" w:hanging="210"/>
+      </w:pPr>
+    </w:p>
+    <w:p>
+      <w:pPr>
+        <w:ind w:left="210" w:hangingChars="100" w:hanging="210"/>
+      </w:pPr>
+      <w:r>
+        <w:rPr>
+          <w:rFonts w:hint="eastAsia"/>
+        </w:rPr>
+        <w:t>「あなたたちの音楽は、世界を軽くしてくれる」</w:t>
+      </w:r>
+      <w:r>
+        <w:t xml:space="preserve">  </w:t>
+      </w:r>
+    </w:p>
+    <w:p>
+      <w:pPr>
+        <w:ind w:left="210" w:hangingChars="100" w:hanging="210"/>
+      </w:pPr>
+      <w:r>
+        <w:rPr>
+          <w:rFonts w:hint="eastAsia"/>
+        </w:rPr>
+        <w:t>「ありがとう」</w:t>
+      </w:r>
+      <w:r>
+        <w:t xml:space="preserve">  </w:t>
+      </w:r>
+    </w:p>
+    <w:p>
+      <w:pPr>
+        <w:ind w:left="210" w:hangingChars="100" w:hanging="210"/>
+      </w:pPr>
+      <w:r>
+        <w:rPr>
+          <w:rFonts w:hint="eastAsia"/>
+        </w:rPr>
+        <w:t>「どうか、この旅を忘れないで」</w:t>
+      </w:r>
+    </w:p>
+    <w:p>
+      <w:pPr>
+        <w:ind w:left="210" w:hangingChars="100" w:hanging="210"/>
+      </w:pPr>
+    </w:p>
+    <w:p>
+      <w:pPr>
+        <w:ind w:left="210" w:hangingChars="100" w:hanging="210"/>
+      </w:pPr>
+      <w:r>
+        <w:rPr>
+          <w:rFonts w:hint="eastAsia"/>
+        </w:rPr>
+        <w:t>私は胸の奥が熱くなるのを感じた。</w:t>
+      </w:r>
+    </w:p>
+    <w:p>
+      <w:pPr>
+        <w:ind w:left="210" w:hangingChars="100" w:hanging="210"/>
+      </w:pPr>
+    </w:p>
+    <w:p>
+      <w:pPr>
+        <w:ind w:left="210" w:hangingChars="100" w:hanging="210"/>
+      </w:pPr>
+      <w:r>
+        <w:rPr>
+          <w:rFonts w:hint="eastAsia"/>
+        </w:rPr>
+        <w:t>この旅で出会った町々。</w:t>
+      </w:r>
+      <w:r>
+        <w:t xml:space="preserve">  </w:t>
+      </w:r>
+    </w:p>
+    <w:p>
+      <w:pPr>
+        <w:ind w:left="210" w:hangingChars="100" w:hanging="210"/>
+      </w:pPr>
+      <w:r>
+        <w:rPr>
+          <w:rFonts w:hint="eastAsia"/>
+        </w:rPr>
+        <w:t>ピンク、黄色、青、白、そして金色。</w:t>
+      </w:r>
+      <w:r>
+        <w:t xml:space="preserve">  </w:t>
+      </w:r>
+    </w:p>
+    <w:p>
+      <w:pPr>
+        <w:ind w:left="210" w:hangingChars="100" w:hanging="210"/>
+      </w:pPr>
+      <w:r>
+        <w:rPr>
+          <w:rFonts w:hint="eastAsia"/>
+        </w:rPr>
+        <w:t>それぞれが足りないものを抱え、</w:t>
+      </w:r>
+      <w:r>
+        <w:t xml:space="preserve">  </w:t>
+      </w:r>
+    </w:p>
+    <w:p>
+      <w:pPr>
+        <w:ind w:left="210" w:hangingChars="100" w:hanging="210"/>
+      </w:pPr>
+      <w:r>
+        <w:rPr>
+          <w:rFonts w:hint="eastAsia"/>
+        </w:rPr>
+        <w:t>それぞれが音楽で満たされていった。</w:t>
+      </w:r>
+    </w:p>
+    <w:p>
+      <w:pPr>
+        <w:ind w:left="210" w:hangingChars="100" w:hanging="210"/>
+      </w:pPr>
+    </w:p>
+    <w:p>
+      <w:pPr>
+        <w:ind w:left="210" w:hangingChars="100" w:hanging="210"/>
+      </w:pPr>
+      <w:r>
+        <w:rPr>
+          <w:rFonts w:hint="eastAsia"/>
+        </w:rPr>
+        <w:lastRenderedPageBreak/>
+        <w:t>そして気づいた。</w:t>
+      </w:r>
+    </w:p>
+    <w:p>
+      <w:pPr>
+        <w:ind w:left="210" w:hangingChars="100" w:hanging="210"/>
+      </w:pPr>
+    </w:p>
+    <w:p>
+      <w:pPr>
+        <w:ind w:left="210" w:hangingChars="100" w:hanging="210"/>
+      </w:pPr>
+      <w:r>
+        <w:t xml:space="preserve">**足りないものを満たしていたのは、  </w:t>
+      </w:r>
+    </w:p>
+    <w:p>
+      <w:pPr>
+        <w:ind w:left="210" w:hangingChars="100" w:hanging="210"/>
+      </w:pPr>
+      <w:r>
+        <w:rPr>
+          <w:rFonts w:hint="eastAsia"/>
+        </w:rPr>
+        <w:t xml:space="preserve">　音楽だけじゃない。</w:t>
+      </w:r>
+      <w:r>
+        <w:t xml:space="preserve">  </w:t>
+      </w:r>
+    </w:p>
+    <w:p>
+      <w:pPr>
+        <w:ind w:left="210" w:hangingChars="100" w:hanging="210"/>
+      </w:pPr>
+      <w:r>
+        <w:rPr>
+          <w:rFonts w:hint="eastAsia"/>
+        </w:rPr>
+        <w:t xml:space="preserve">　“わたし自身”もまた、満たされていたのだ。</w:t>
+      </w:r>
+      <w:r>
+        <w:t>**</w:t>
+      </w:r>
+    </w:p>
+    <w:p>
+      <w:pPr>
+        <w:ind w:left="210" w:hangingChars="100" w:hanging="210"/>
+      </w:pPr>
+    </w:p>
+    <w:p>
+      <w:pPr>
+        <w:ind w:left="210" w:hangingChars="100" w:hanging="210"/>
+      </w:pPr>
+      <w:r>
+        <w:rPr>
+          <w:rFonts w:hint="eastAsia"/>
+        </w:rPr>
+        <w:t>かつて、人前で演奏することが怖かった私。</w:t>
+      </w:r>
+      <w:r>
+        <w:t xml:space="preserve">  </w:t>
+      </w:r>
+    </w:p>
+    <w:p>
+      <w:pPr>
+        <w:ind w:left="210" w:hangingChars="100" w:hanging="210"/>
+      </w:pPr>
+      <w:r>
+        <w:rPr>
+          <w:rFonts w:hint="eastAsia"/>
+        </w:rPr>
+        <w:t>でも今は――</w:t>
+      </w:r>
+      <w:r>
+        <w:t xml:space="preserve">  </w:t>
+      </w:r>
+    </w:p>
+    <w:p>
+      <w:pPr>
+        <w:ind w:left="210" w:hangingChars="100" w:hanging="210"/>
+      </w:pPr>
+      <w:r>
+        <w:rPr>
+          <w:rFonts w:hint="eastAsia"/>
+        </w:rPr>
+        <w:t>世界のどこにいても、誰が相手でも、</w:t>
+      </w:r>
+      <w:r>
+        <w:t xml:space="preserve">  </w:t>
+      </w:r>
+    </w:p>
+    <w:p>
+      <w:pPr>
+        <w:ind w:left="210" w:hangingChars="100" w:hanging="210"/>
+      </w:pPr>
+      <w:r>
+        <w:rPr>
+          <w:rFonts w:hint="eastAsia"/>
+        </w:rPr>
+        <w:t>音楽を奏でることができる。</w:t>
+      </w:r>
+    </w:p>
+    <w:p>
+      <w:pPr>
+        <w:ind w:left="210" w:hangingChars="100" w:hanging="210"/>
+      </w:pPr>
+    </w:p>
+    <w:p>
+      <w:pPr>
+        <w:ind w:left="210" w:hangingChars="100" w:hanging="210"/>
+      </w:pPr>
+      <w:r>
+        <w:rPr>
+          <w:rFonts w:hint="eastAsia"/>
+        </w:rPr>
+        <w:t>歌い手の彼が、そっと言った。</w:t>
+      </w:r>
+    </w:p>
+    <w:p>
+      <w:pPr>
+        <w:ind w:left="210" w:hangingChars="100" w:hanging="210"/>
+      </w:pPr>
+    </w:p>
+    <w:p>
+      <w:pPr>
+        <w:ind w:left="210" w:hangingChars="100" w:hanging="210"/>
+      </w:pPr>
+      <w:r>
+        <w:rPr>
+          <w:rFonts w:hint="eastAsia"/>
+        </w:rPr>
+        <w:t>「旅は終わったけれど、音楽は終わらないよ。</w:t>
+      </w:r>
+      <w:r>
+        <w:t xml:space="preserve">  </w:t>
+      </w:r>
+    </w:p>
+    <w:p>
+      <w:pPr>
+        <w:ind w:left="210" w:hangingChars="100" w:hanging="210"/>
+      </w:pPr>
+      <w:r>
+        <w:rPr>
+          <w:rFonts w:hint="eastAsia"/>
+        </w:rPr>
+        <w:t xml:space="preserve">　これからは、あなた自身の物語を奏でていけばいい」</w:t>
+      </w:r>
+    </w:p>
+    <w:p>
+      <w:pPr>
+        <w:ind w:left="210" w:hangingChars="100" w:hanging="210"/>
+      </w:pPr>
+    </w:p>
+    <w:p>
+      <w:pPr>
+        <w:ind w:left="210" w:hangingChars="100" w:hanging="210"/>
+      </w:pPr>
+      <w:r>
+        <w:rPr>
+          <w:rFonts w:hint="eastAsia"/>
+        </w:rPr>
+        <w:t>私は笑った。</w:t>
+      </w:r>
+      <w:r>
+        <w:t xml:space="preserve">  </w:t>
+      </w:r>
+    </w:p>
+    <w:p>
+      <w:pPr>
+        <w:ind w:left="210" w:hangingChars="100" w:hanging="210"/>
+      </w:pPr>
+      <w:r>
+        <w:rPr>
+          <w:rFonts w:hint="eastAsia"/>
+        </w:rPr>
+        <w:t>心の底から、軽く、自由に。</w:t>
+      </w:r>
+    </w:p>
+    <w:p>
+      <w:pPr>
+        <w:ind w:left="210" w:hangingChars="100" w:hanging="210"/>
+      </w:pPr>
+    </w:p>
+    <w:p>
+      <w:pPr>
+        <w:ind w:left="210" w:hangingChars="100" w:hanging="210"/>
+      </w:pPr>
+      <w:r>
+        <w:rPr>
+          <w:rFonts w:hint="eastAsia"/>
+        </w:rPr>
+        <w:t>「うん。</w:t>
+      </w:r>
+      <w:r>
+        <w:t xml:space="preserve">  </w:t>
+      </w:r>
+    </w:p>
+    <w:p>
+      <w:pPr>
+        <w:ind w:left="210" w:hangingChars="100" w:hanging="210"/>
+      </w:pPr>
+      <w:r>
+        <w:rPr>
+          <w:rFonts w:hint="eastAsia"/>
+        </w:rPr>
+        <w:t xml:space="preserve">　これからは、わたしの音で、</w:t>
+      </w:r>
+      <w:r>
+        <w:t xml:space="preserve">  </w:t>
+      </w:r>
+    </w:p>
+    <w:p>
+      <w:pPr>
+        <w:ind w:left="210" w:hangingChars="100" w:hanging="210"/>
+      </w:pPr>
+      <w:r>
+        <w:rPr>
+          <w:rFonts w:hint="eastAsia"/>
+        </w:rPr>
+        <w:t xml:space="preserve">　世界をもっと優しくしていくよ。」</w:t>
+      </w:r>
+    </w:p>
+    <w:p>
+      <w:pPr>
+        <w:ind w:left="210" w:hangingChars="100" w:hanging="210"/>
+      </w:pPr>
+    </w:p>
+    <w:p>
+      <w:pPr>
+        <w:ind w:left="210" w:hangingChars="100" w:hanging="210"/>
+      </w:pPr>
+      <w:r>
+        <w:rPr>
+          <w:rFonts w:hint="eastAsia"/>
+        </w:rPr>
+        <w:t>金色の風が吹き抜け、</w:t>
+      </w:r>
+      <w:r>
+        <w:t xml:space="preserve">  </w:t>
+      </w:r>
+    </w:p>
+    <w:p>
+      <w:pPr>
+        <w:ind w:left="210" w:hangingChars="100" w:hanging="210"/>
+        <w:rPr>
+          <w:rFonts w:hint="eastAsia"/>
+        </w:rPr>
+      </w:pPr>
+      <w:r>
+        <w:rPr>
+          <w:rFonts w:hint="eastAsia"/>
+        </w:rPr>
+        <w:t>私たちの旅は静かに幕を閉じた。</w:t>
       </w:r>
     </w:p>
     <w:sectPr>
